--- a/rediseno_2026/4.5 Itinerarios formateados y corregidos/CPA-101 Contabilidad Básica.docx
+++ b/rediseno_2026/4.5 Itinerarios formateados y corregidos/CPA-101 Contabilidad Básica.docx
@@ -85,8 +85,10 @@
         </w:tblBorders>
         <w:tblLayout w:type="fixed"/>
         <w:tblCellMar>
-          <w:left w:w="10" w:type="dxa"/>
-          <w:right w:w="10" w:type="dxa"/>
+          <w:top w:w="40" w:type="dxa"/>
+          <w:left w:w="90" w:type="dxa"/>
+          <w:bottom w:w="40" w:type="dxa"/>
+          <w:right w:w="90" w:type="dxa"/>
         </w:tblCellMar>
         <w:tblLook w:val="04A0" w:firstRow="1" w:lastRow="0" w:firstColumn="1" w:lastColumn="0" w:noHBand="0" w:noVBand="1"/>
       </w:tblPr>
@@ -120,12 +122,6 @@
               <w:right w:val="single" w:sz="6" w:space="0" w:color="1F3864"/>
             </w:tcBorders>
             <w:shd w:val="clear" w:color="auto" w:fill="4472C4"/>
-            <w:tcMar>
-              <w:top w:w="50" w:type="dxa"/>
-              <w:left w:w="90" w:type="dxa"/>
-              <w:bottom w:w="50" w:type="dxa"/>
-              <w:right w:w="90" w:type="dxa"/>
-            </w:tcMar>
             <w:vAlign w:val="center"/>
           </w:tcPr>
           <w:p>
@@ -166,12 +162,6 @@
               <w:right w:val="single" w:sz="6" w:space="0" w:color="1F3864"/>
             </w:tcBorders>
             <w:shd w:val="clear" w:color="auto" w:fill="4472C4"/>
-            <w:tcMar>
-              <w:top w:w="50" w:type="dxa"/>
-              <w:left w:w="90" w:type="dxa"/>
-              <w:bottom w:w="50" w:type="dxa"/>
-              <w:right w:w="90" w:type="dxa"/>
-            </w:tcMar>
             <w:vAlign w:val="center"/>
           </w:tcPr>
           <w:p>
@@ -212,12 +202,6 @@
               <w:right w:val="single" w:sz="6" w:space="0" w:color="1F3864"/>
             </w:tcBorders>
             <w:shd w:val="clear" w:color="auto" w:fill="4472C4"/>
-            <w:tcMar>
-              <w:top w:w="50" w:type="dxa"/>
-              <w:left w:w="90" w:type="dxa"/>
-              <w:bottom w:w="50" w:type="dxa"/>
-              <w:right w:w="90" w:type="dxa"/>
-            </w:tcMar>
             <w:vAlign w:val="center"/>
           </w:tcPr>
           <w:p>
@@ -258,12 +242,6 @@
               <w:right w:val="single" w:sz="6" w:space="0" w:color="1F3864"/>
             </w:tcBorders>
             <w:shd w:val="clear" w:color="auto" w:fill="4472C4"/>
-            <w:tcMar>
-              <w:top w:w="50" w:type="dxa"/>
-              <w:left w:w="90" w:type="dxa"/>
-              <w:bottom w:w="50" w:type="dxa"/>
-              <w:right w:w="90" w:type="dxa"/>
-            </w:tcMar>
             <w:vAlign w:val="center"/>
           </w:tcPr>
           <w:p>
@@ -306,12 +284,6 @@
               <w:right w:val="single" w:sz="6" w:space="0" w:color="1F3864"/>
             </w:tcBorders>
             <w:shd w:val="clear" w:color="auto" w:fill="4472C4"/>
-            <w:tcMar>
-              <w:top w:w="50" w:type="dxa"/>
-              <w:left w:w="90" w:type="dxa"/>
-              <w:bottom w:w="50" w:type="dxa"/>
-              <w:right w:w="90" w:type="dxa"/>
-            </w:tcMar>
             <w:vAlign w:val="center"/>
           </w:tcPr>
           <w:p>
@@ -352,12 +324,6 @@
               <w:right w:val="single" w:sz="6" w:space="0" w:color="1F3864"/>
             </w:tcBorders>
             <w:shd w:val="clear" w:color="auto" w:fill="4472C4"/>
-            <w:tcMar>
-              <w:top w:w="50" w:type="dxa"/>
-              <w:left w:w="90" w:type="dxa"/>
-              <w:bottom w:w="50" w:type="dxa"/>
-              <w:right w:w="90" w:type="dxa"/>
-            </w:tcMar>
             <w:vAlign w:val="center"/>
           </w:tcPr>
           <w:p>
@@ -398,12 +364,6 @@
               <w:right w:val="single" w:sz="6" w:space="0" w:color="1F3864"/>
             </w:tcBorders>
             <w:shd w:val="clear" w:color="auto" w:fill="4472C4"/>
-            <w:tcMar>
-              <w:top w:w="50" w:type="dxa"/>
-              <w:left w:w="90" w:type="dxa"/>
-              <w:bottom w:w="50" w:type="dxa"/>
-              <w:right w:w="90" w:type="dxa"/>
-            </w:tcMar>
             <w:vAlign w:val="center"/>
           </w:tcPr>
           <w:p>
@@ -444,12 +404,6 @@
               <w:right w:val="single" w:sz="6" w:space="0" w:color="1F3864"/>
             </w:tcBorders>
             <w:shd w:val="clear" w:color="auto" w:fill="4472C4"/>
-            <w:tcMar>
-              <w:top w:w="50" w:type="dxa"/>
-              <w:left w:w="90" w:type="dxa"/>
-              <w:bottom w:w="50" w:type="dxa"/>
-              <w:right w:w="90" w:type="dxa"/>
-            </w:tcMar>
             <w:vAlign w:val="center"/>
           </w:tcPr>
           <w:p>
@@ -492,12 +446,6 @@
               <w:right w:val="single" w:sz="6" w:space="0" w:color="1F3864"/>
             </w:tcBorders>
             <w:shd w:val="clear" w:color="auto" w:fill="4472C4"/>
-            <w:tcMar>
-              <w:top w:w="50" w:type="dxa"/>
-              <w:left w:w="90" w:type="dxa"/>
-              <w:bottom w:w="50" w:type="dxa"/>
-              <w:right w:w="90" w:type="dxa"/>
-            </w:tcMar>
             <w:vAlign w:val="center"/>
           </w:tcPr>
           <w:p>
@@ -538,12 +486,6 @@
               <w:right w:val="single" w:sz="6" w:space="0" w:color="1F3864"/>
             </w:tcBorders>
             <w:shd w:val="clear" w:color="auto" w:fill="4472C4"/>
-            <w:tcMar>
-              <w:top w:w="50" w:type="dxa"/>
-              <w:left w:w="90" w:type="dxa"/>
-              <w:bottom w:w="50" w:type="dxa"/>
-              <w:right w:w="90" w:type="dxa"/>
-            </w:tcMar>
             <w:vAlign w:val="center"/>
           </w:tcPr>
           <w:p>
@@ -585,12 +527,6 @@
               <w:right w:val="single" w:sz="6" w:space="0" w:color="1F3864"/>
             </w:tcBorders>
             <w:shd w:val="clear" w:color="auto" w:fill="4472C4"/>
-            <w:tcMar>
-              <w:top w:w="50" w:type="dxa"/>
-              <w:left w:w="90" w:type="dxa"/>
-              <w:bottom w:w="50" w:type="dxa"/>
-              <w:right w:w="90" w:type="dxa"/>
-            </w:tcMar>
             <w:vAlign w:val="center"/>
           </w:tcPr>
           <w:p>
@@ -630,12 +566,6 @@
               <w:right w:val="single" w:sz="6" w:space="0" w:color="1F3864"/>
             </w:tcBorders>
             <w:shd w:val="clear" w:color="auto" w:fill="4472C4"/>
-            <w:tcMar>
-              <w:top w:w="50" w:type="dxa"/>
-              <w:left w:w="90" w:type="dxa"/>
-              <w:bottom w:w="50" w:type="dxa"/>
-              <w:right w:w="90" w:type="dxa"/>
-            </w:tcMar>
             <w:vAlign w:val="center"/>
           </w:tcPr>
           <w:p>
@@ -675,12 +605,6 @@
               <w:right w:val="single" w:sz="6" w:space="0" w:color="1F3864"/>
             </w:tcBorders>
             <w:shd w:val="clear" w:color="auto" w:fill="4472C4"/>
-            <w:tcMar>
-              <w:top w:w="50" w:type="dxa"/>
-              <w:left w:w="90" w:type="dxa"/>
-              <w:bottom w:w="50" w:type="dxa"/>
-              <w:right w:w="90" w:type="dxa"/>
-            </w:tcMar>
             <w:vAlign w:val="center"/>
           </w:tcPr>
           <w:p>
@@ -720,12 +644,6 @@
               <w:right w:val="single" w:sz="6" w:space="0" w:color="1F3864"/>
             </w:tcBorders>
             <w:shd w:val="clear" w:color="auto" w:fill="4472C4"/>
-            <w:tcMar>
-              <w:top w:w="50" w:type="dxa"/>
-              <w:left w:w="90" w:type="dxa"/>
-              <w:bottom w:w="50" w:type="dxa"/>
-              <w:right w:w="90" w:type="dxa"/>
-            </w:tcMar>
             <w:vAlign w:val="center"/>
           </w:tcPr>
           <w:p>
@@ -765,12 +683,6 @@
               <w:right w:val="single" w:sz="6" w:space="0" w:color="1F3864"/>
             </w:tcBorders>
             <w:shd w:val="clear" w:color="auto" w:fill="4472C4"/>
-            <w:tcMar>
-              <w:top w:w="50" w:type="dxa"/>
-              <w:left w:w="90" w:type="dxa"/>
-              <w:bottom w:w="50" w:type="dxa"/>
-              <w:right w:w="90" w:type="dxa"/>
-            </w:tcMar>
             <w:vAlign w:val="center"/>
           </w:tcPr>
           <w:p>
@@ -810,12 +722,6 @@
               <w:right w:val="single" w:sz="6" w:space="0" w:color="1F3864"/>
             </w:tcBorders>
             <w:shd w:val="clear" w:color="auto" w:fill="4472C4"/>
-            <w:tcMar>
-              <w:top w:w="50" w:type="dxa"/>
-              <w:left w:w="90" w:type="dxa"/>
-              <w:bottom w:w="50" w:type="dxa"/>
-              <w:right w:w="90" w:type="dxa"/>
-            </w:tcMar>
             <w:vAlign w:val="center"/>
           </w:tcPr>
           <w:p>
@@ -856,12 +762,6 @@
               <w:right w:val="single" w:sz="6" w:space="0" w:color="1F3864"/>
             </w:tcBorders>
             <w:shd w:val="clear" w:color="auto" w:fill="D9E2F3"/>
-            <w:tcMar>
-              <w:top w:w="50" w:type="dxa"/>
-              <w:left w:w="90" w:type="dxa"/>
-              <w:bottom w:w="50" w:type="dxa"/>
-              <w:right w:w="90" w:type="dxa"/>
-            </w:tcMar>
             <w:vAlign w:val="center"/>
           </w:tcPr>
           <w:p>
@@ -896,12 +796,6 @@
               <w:right w:val="single" w:sz="6" w:space="0" w:color="1F3864"/>
             </w:tcBorders>
             <w:shd w:val="clear" w:color="auto" w:fill="D9E2F3"/>
-            <w:tcMar>
-              <w:top w:w="50" w:type="dxa"/>
-              <w:left w:w="90" w:type="dxa"/>
-              <w:bottom w:w="50" w:type="dxa"/>
-              <w:right w:w="90" w:type="dxa"/>
-            </w:tcMar>
             <w:vAlign w:val="center"/>
           </w:tcPr>
           <w:p>
@@ -935,12 +829,6 @@
               <w:right w:val="single" w:sz="6" w:space="0" w:color="1F3864"/>
             </w:tcBorders>
             <w:shd w:val="clear" w:color="auto" w:fill="D9E2F3"/>
-            <w:tcMar>
-              <w:top w:w="50" w:type="dxa"/>
-              <w:left w:w="90" w:type="dxa"/>
-              <w:bottom w:w="50" w:type="dxa"/>
-              <w:right w:w="90" w:type="dxa"/>
-            </w:tcMar>
             <w:vAlign w:val="center"/>
           </w:tcPr>
           <w:p>
@@ -974,12 +862,6 @@
               <w:right w:val="single" w:sz="6" w:space="0" w:color="1F3864"/>
             </w:tcBorders>
             <w:shd w:val="clear" w:color="auto" w:fill="D9E2F3"/>
-            <w:tcMar>
-              <w:top w:w="50" w:type="dxa"/>
-              <w:left w:w="90" w:type="dxa"/>
-              <w:bottom w:w="50" w:type="dxa"/>
-              <w:right w:w="90" w:type="dxa"/>
-            </w:tcMar>
             <w:vAlign w:val="center"/>
           </w:tcPr>
           <w:p>
@@ -1013,12 +895,6 @@
               <w:right w:val="single" w:sz="6" w:space="0" w:color="1F3864"/>
             </w:tcBorders>
             <w:shd w:val="clear" w:color="auto" w:fill="D9E2F3"/>
-            <w:tcMar>
-              <w:top w:w="50" w:type="dxa"/>
-              <w:left w:w="90" w:type="dxa"/>
-              <w:bottom w:w="50" w:type="dxa"/>
-              <w:right w:w="90" w:type="dxa"/>
-            </w:tcMar>
             <w:vAlign w:val="center"/>
           </w:tcPr>
           <w:p>
@@ -1052,12 +928,6 @@
               <w:right w:val="single" w:sz="6" w:space="0" w:color="1F3864"/>
             </w:tcBorders>
             <w:shd w:val="clear" w:color="auto" w:fill="D9E2F3"/>
-            <w:tcMar>
-              <w:top w:w="50" w:type="dxa"/>
-              <w:left w:w="90" w:type="dxa"/>
-              <w:bottom w:w="50" w:type="dxa"/>
-              <w:right w:w="90" w:type="dxa"/>
-            </w:tcMar>
             <w:vAlign w:val="center"/>
           </w:tcPr>
           <w:p>
@@ -1091,12 +961,6 @@
               <w:right w:val="single" w:sz="6" w:space="0" w:color="1F3864"/>
             </w:tcBorders>
             <w:shd w:val="clear" w:color="auto" w:fill="D9E2F3"/>
-            <w:tcMar>
-              <w:top w:w="50" w:type="dxa"/>
-              <w:left w:w="90" w:type="dxa"/>
-              <w:bottom w:w="50" w:type="dxa"/>
-              <w:right w:w="90" w:type="dxa"/>
-            </w:tcMar>
             <w:vAlign w:val="center"/>
           </w:tcPr>
           <w:p>
@@ -1156,12 +1020,6 @@
               <w:right w:val="single" w:sz="6" w:space="0" w:color="1F3864"/>
             </w:tcBorders>
             <w:shd w:val="clear" w:color="auto" w:fill="4472C4"/>
-            <w:tcMar>
-              <w:top w:w="50" w:type="dxa"/>
-              <w:left w:w="90" w:type="dxa"/>
-              <w:bottom w:w="50" w:type="dxa"/>
-              <w:right w:w="90" w:type="dxa"/>
-            </w:tcMar>
             <w:vAlign w:val="center"/>
           </w:tcPr>
           <w:p>
@@ -1217,12 +1075,6 @@
               <w:right w:val="single" w:sz="6" w:space="0" w:color="1F3864"/>
             </w:tcBorders>
             <w:shd w:val="clear" w:color="auto" w:fill="D9E2F3"/>
-            <w:tcMar>
-              <w:top w:w="50" w:type="dxa"/>
-              <w:left w:w="90" w:type="dxa"/>
-              <w:bottom w:w="50" w:type="dxa"/>
-              <w:right w:w="90" w:type="dxa"/>
-            </w:tcMar>
             <w:vAlign w:val="center"/>
           </w:tcPr>
           <w:p>
@@ -1323,12 +1175,6 @@
               <w:right w:val="single" w:sz="6" w:space="0" w:color="1F3864"/>
             </w:tcBorders>
             <w:shd w:val="clear" w:color="auto" w:fill="D9E2F3"/>
-            <w:tcMar>
-              <w:top w:w="50" w:type="dxa"/>
-              <w:left w:w="90" w:type="dxa"/>
-              <w:bottom w:w="50" w:type="dxa"/>
-              <w:right w:w="90" w:type="dxa"/>
-            </w:tcMar>
             <w:vAlign w:val="center"/>
           </w:tcPr>
           <w:p>
@@ -1393,12 +1239,6 @@
               <w:right w:val="single" w:sz="6" w:space="0" w:color="1F3864"/>
             </w:tcBorders>
             <w:shd w:val="clear" w:color="auto" w:fill="4472C4"/>
-            <w:tcMar>
-              <w:top w:w="50" w:type="dxa"/>
-              <w:left w:w="90" w:type="dxa"/>
-              <w:bottom w:w="50" w:type="dxa"/>
-              <w:right w:w="90" w:type="dxa"/>
-            </w:tcMar>
             <w:vAlign w:val="center"/>
           </w:tcPr>
           <w:p>
@@ -1439,12 +1279,6 @@
               <w:right w:val="single" w:sz="6" w:space="0" w:color="1F3864"/>
             </w:tcBorders>
             <w:shd w:val="clear" w:color="auto" w:fill="4472C4"/>
-            <w:tcMar>
-              <w:top w:w="50" w:type="dxa"/>
-              <w:left w:w="90" w:type="dxa"/>
-              <w:bottom w:w="50" w:type="dxa"/>
-              <w:right w:w="90" w:type="dxa"/>
-            </w:tcMar>
             <w:vAlign w:val="center"/>
           </w:tcPr>
           <w:p>
@@ -1485,12 +1319,6 @@
               <w:right w:val="single" w:sz="6" w:space="0" w:color="1F3864"/>
             </w:tcBorders>
             <w:shd w:val="clear" w:color="auto" w:fill="4472C4"/>
-            <w:tcMar>
-              <w:top w:w="50" w:type="dxa"/>
-              <w:left w:w="90" w:type="dxa"/>
-              <w:bottom w:w="50" w:type="dxa"/>
-              <w:right w:w="90" w:type="dxa"/>
-            </w:tcMar>
             <w:vAlign w:val="center"/>
           </w:tcPr>
           <w:p>
@@ -1535,12 +1363,6 @@
               <w:right w:val="single" w:sz="6" w:space="0" w:color="1F3864"/>
             </w:tcBorders>
             <w:shd w:val="clear" w:color="auto" w:fill="D9E2F3"/>
-            <w:tcMar>
-              <w:top w:w="50" w:type="dxa"/>
-              <w:left w:w="90" w:type="dxa"/>
-              <w:bottom w:w="50" w:type="dxa"/>
-              <w:right w:w="90" w:type="dxa"/>
-            </w:tcMar>
           </w:tcPr>
           <w:p>
             <w:pPr>
@@ -1573,12 +1395,6 @@
               <w:right w:val="single" w:sz="6" w:space="0" w:color="1F3864"/>
             </w:tcBorders>
             <w:shd w:val="clear" w:color="auto" w:fill="D9E2F3"/>
-            <w:tcMar>
-              <w:top w:w="50" w:type="dxa"/>
-              <w:left w:w="90" w:type="dxa"/>
-              <w:bottom w:w="50" w:type="dxa"/>
-              <w:right w:w="90" w:type="dxa"/>
-            </w:tcMar>
             <w:vAlign w:val="center"/>
           </w:tcPr>
           <w:p>
@@ -1635,12 +1451,6 @@
               <w:right w:val="single" w:sz="6" w:space="0" w:color="1F3864"/>
             </w:tcBorders>
             <w:shd w:val="clear" w:color="auto" w:fill="D9E2F3"/>
-            <w:tcMar>
-              <w:top w:w="50" w:type="dxa"/>
-              <w:left w:w="90" w:type="dxa"/>
-              <w:bottom w:w="50" w:type="dxa"/>
-              <w:right w:w="90" w:type="dxa"/>
-            </w:tcMar>
           </w:tcPr>
           <w:p>
             <w:pPr>
@@ -1710,12 +1520,6 @@
               <w:right w:val="single" w:sz="6" w:space="0" w:color="1F3864"/>
             </w:tcBorders>
             <w:shd w:val="clear" w:color="auto" w:fill="D9E2F3"/>
-            <w:tcMar>
-              <w:top w:w="50" w:type="dxa"/>
-              <w:left w:w="90" w:type="dxa"/>
-              <w:bottom w:w="50" w:type="dxa"/>
-              <w:right w:w="90" w:type="dxa"/>
-            </w:tcMar>
             <w:vAlign w:val="center"/>
           </w:tcPr>
           <w:p>
@@ -1748,12 +1552,6 @@
               <w:right w:val="single" w:sz="6" w:space="0" w:color="1F3864"/>
             </w:tcBorders>
             <w:shd w:val="clear" w:color="auto" w:fill="D9E2F3"/>
-            <w:tcMar>
-              <w:top w:w="50" w:type="dxa"/>
-              <w:left w:w="90" w:type="dxa"/>
-              <w:bottom w:w="50" w:type="dxa"/>
-              <w:right w:w="90" w:type="dxa"/>
-            </w:tcMar>
           </w:tcPr>
           <w:p>
             <w:pPr>
@@ -1800,12 +1598,6 @@
               <w:right w:val="single" w:sz="6" w:space="0" w:color="1F3864"/>
             </w:tcBorders>
             <w:shd w:val="clear" w:color="auto" w:fill="D9E2F3"/>
-            <w:tcMar>
-              <w:top w:w="50" w:type="dxa"/>
-              <w:left w:w="90" w:type="dxa"/>
-              <w:bottom w:w="50" w:type="dxa"/>
-              <w:right w:w="90" w:type="dxa"/>
-            </w:tcMar>
           </w:tcPr>
           <w:p>
             <w:pPr>
@@ -1869,12 +1661,6 @@
               <w:right w:val="single" w:sz="6" w:space="0" w:color="1F3864"/>
             </w:tcBorders>
             <w:shd w:val="clear" w:color="auto" w:fill="D9E2F3"/>
-            <w:tcMar>
-              <w:top w:w="50" w:type="dxa"/>
-              <w:left w:w="90" w:type="dxa"/>
-              <w:bottom w:w="50" w:type="dxa"/>
-              <w:right w:w="90" w:type="dxa"/>
-            </w:tcMar>
           </w:tcPr>
           <w:p>
             <w:pPr>
@@ -1923,12 +1709,6 @@
               <w:right w:val="single" w:sz="6" w:space="0" w:color="1F3864"/>
             </w:tcBorders>
             <w:shd w:val="clear" w:color="auto" w:fill="D9E2F3"/>
-            <w:tcMar>
-              <w:top w:w="50" w:type="dxa"/>
-              <w:left w:w="90" w:type="dxa"/>
-              <w:bottom w:w="50" w:type="dxa"/>
-              <w:right w:w="90" w:type="dxa"/>
-            </w:tcMar>
           </w:tcPr>
           <w:p>
             <w:pPr>
@@ -2013,12 +1793,6 @@
               <w:right w:val="single" w:sz="6" w:space="0" w:color="1F3864"/>
             </w:tcBorders>
             <w:shd w:val="clear" w:color="auto" w:fill="D9E2F3"/>
-            <w:tcMar>
-              <w:top w:w="50" w:type="dxa"/>
-              <w:left w:w="90" w:type="dxa"/>
-              <w:bottom w:w="50" w:type="dxa"/>
-              <w:right w:w="90" w:type="dxa"/>
-            </w:tcMar>
           </w:tcPr>
           <w:p>
             <w:pPr>
@@ -2051,12 +1825,6 @@
               <w:right w:val="single" w:sz="6" w:space="0" w:color="1F3864"/>
             </w:tcBorders>
             <w:shd w:val="clear" w:color="auto" w:fill="D9E2F3"/>
-            <w:tcMar>
-              <w:top w:w="50" w:type="dxa"/>
-              <w:left w:w="90" w:type="dxa"/>
-              <w:bottom w:w="50" w:type="dxa"/>
-              <w:right w:w="90" w:type="dxa"/>
-            </w:tcMar>
           </w:tcPr>
           <w:p>
             <w:pPr>
@@ -2129,12 +1897,6 @@
               <w:right w:val="single" w:sz="6" w:space="0" w:color="1F3864"/>
             </w:tcBorders>
             <w:shd w:val="clear" w:color="auto" w:fill="4472C4"/>
-            <w:tcMar>
-              <w:top w:w="50" w:type="dxa"/>
-              <w:left w:w="90" w:type="dxa"/>
-              <w:bottom w:w="50" w:type="dxa"/>
-              <w:right w:w="90" w:type="dxa"/>
-            </w:tcMar>
             <w:vAlign w:val="center"/>
           </w:tcPr>
           <w:p>
@@ -2177,12 +1939,6 @@
               <w:right w:val="single" w:sz="6" w:space="0" w:color="1F3864"/>
             </w:tcBorders>
             <w:shd w:val="clear" w:color="auto" w:fill="4472C4"/>
-            <w:tcMar>
-              <w:top w:w="50" w:type="dxa"/>
-              <w:left w:w="90" w:type="dxa"/>
-              <w:bottom w:w="50" w:type="dxa"/>
-              <w:right w:w="90" w:type="dxa"/>
-            </w:tcMar>
             <w:vAlign w:val="center"/>
           </w:tcPr>
           <w:p>
@@ -2222,12 +1978,6 @@
               <w:right w:val="single" w:sz="6" w:space="0" w:color="1F3864"/>
             </w:tcBorders>
             <w:shd w:val="clear" w:color="auto" w:fill="D9E2F3"/>
-            <w:tcMar>
-              <w:top w:w="50" w:type="dxa"/>
-              <w:left w:w="90" w:type="dxa"/>
-              <w:bottom w:w="50" w:type="dxa"/>
-              <w:right w:w="90" w:type="dxa"/>
-            </w:tcMar>
             <w:vAlign w:val="center"/>
           </w:tcPr>
           <w:p>
@@ -2286,12 +2036,6 @@
               <w:right w:val="single" w:sz="6" w:space="0" w:color="1F3864"/>
             </w:tcBorders>
             <w:shd w:val="clear" w:color="auto" w:fill="4472C4"/>
-            <w:tcMar>
-              <w:top w:w="50" w:type="dxa"/>
-              <w:left w:w="90" w:type="dxa"/>
-              <w:bottom w:w="50" w:type="dxa"/>
-              <w:right w:w="90" w:type="dxa"/>
-            </w:tcMar>
             <w:vAlign w:val="center"/>
           </w:tcPr>
           <w:p>
@@ -2333,12 +2077,6 @@
               <w:right w:val="single" w:sz="6" w:space="0" w:color="1F3864"/>
             </w:tcBorders>
             <w:shd w:val="clear" w:color="auto" w:fill="D9E2F3"/>
-            <w:tcMar>
-              <w:top w:w="50" w:type="dxa"/>
-              <w:left w:w="90" w:type="dxa"/>
-              <w:bottom w:w="50" w:type="dxa"/>
-              <w:right w:w="90" w:type="dxa"/>
-            </w:tcMar>
             <w:vAlign w:val="center"/>
           </w:tcPr>
           <w:p>
@@ -2411,12 +2149,6 @@
               <w:right w:val="single" w:sz="6" w:space="0" w:color="1F3864"/>
             </w:tcBorders>
             <w:shd w:val="clear" w:color="auto" w:fill="D9E2F3"/>
-            <w:tcMar>
-              <w:top w:w="50" w:type="dxa"/>
-              <w:left w:w="90" w:type="dxa"/>
-              <w:bottom w:w="50" w:type="dxa"/>
-              <w:right w:w="90" w:type="dxa"/>
-            </w:tcMar>
             <w:vAlign w:val="center"/>
           </w:tcPr>
           <w:p>
@@ -2792,12 +2524,6 @@
               <w:right w:val="single" w:sz="6" w:space="0" w:color="1F3864"/>
             </w:tcBorders>
             <w:shd w:val="clear" w:color="auto" w:fill="D9E2F3"/>
-            <w:tcMar>
-              <w:top w:w="50" w:type="dxa"/>
-              <w:left w:w="90" w:type="dxa"/>
-              <w:bottom w:w="50" w:type="dxa"/>
-              <w:right w:w="90" w:type="dxa"/>
-            </w:tcMar>
             <w:vAlign w:val="center"/>
           </w:tcPr>
           <w:p>
@@ -2872,12 +2598,6 @@
               <w:right w:val="single" w:sz="6" w:space="0" w:color="1F3864"/>
             </w:tcBorders>
             <w:shd w:val="clear" w:color="auto" w:fill="D9E2F3"/>
-            <w:tcMar>
-              <w:top w:w="50" w:type="dxa"/>
-              <w:left w:w="90" w:type="dxa"/>
-              <w:bottom w:w="50" w:type="dxa"/>
-              <w:right w:w="90" w:type="dxa"/>
-            </w:tcMar>
             <w:vAlign w:val="center"/>
           </w:tcPr>
           <w:p>
@@ -2966,12 +2686,6 @@
               <w:right w:val="single" w:sz="6" w:space="0" w:color="1F3864"/>
             </w:tcBorders>
             <w:shd w:val="clear" w:color="auto" w:fill="4472C4"/>
-            <w:tcMar>
-              <w:top w:w="50" w:type="dxa"/>
-              <w:left w:w="90" w:type="dxa"/>
-              <w:bottom w:w="50" w:type="dxa"/>
-              <w:right w:w="90" w:type="dxa"/>
-            </w:tcMar>
             <w:vAlign w:val="center"/>
           </w:tcPr>
           <w:p>
@@ -3012,12 +2726,6 @@
               <w:right w:val="single" w:sz="6" w:space="0" w:color="1F3864"/>
             </w:tcBorders>
             <w:shd w:val="clear" w:color="auto" w:fill="4472C4"/>
-            <w:tcMar>
-              <w:top w:w="50" w:type="dxa"/>
-              <w:left w:w="90" w:type="dxa"/>
-              <w:bottom w:w="50" w:type="dxa"/>
-              <w:right w:w="90" w:type="dxa"/>
-            </w:tcMar>
             <w:vAlign w:val="center"/>
           </w:tcPr>
           <w:p>
@@ -3058,12 +2766,6 @@
               <w:right w:val="single" w:sz="6" w:space="0" w:color="1F3864"/>
             </w:tcBorders>
             <w:shd w:val="clear" w:color="auto" w:fill="4472C4"/>
-            <w:tcMar>
-              <w:top w:w="50" w:type="dxa"/>
-              <w:left w:w="90" w:type="dxa"/>
-              <w:bottom w:w="50" w:type="dxa"/>
-              <w:right w:w="90" w:type="dxa"/>
-            </w:tcMar>
             <w:vAlign w:val="center"/>
           </w:tcPr>
           <w:p>
@@ -3108,12 +2810,6 @@
               <w:right w:val="single" w:sz="6" w:space="0" w:color="1F3864"/>
             </w:tcBorders>
             <w:shd w:val="clear" w:color="auto" w:fill="D9E2F3"/>
-            <w:tcMar>
-              <w:top w:w="50" w:type="dxa"/>
-              <w:left w:w="90" w:type="dxa"/>
-              <w:bottom w:w="50" w:type="dxa"/>
-              <w:right w:w="90" w:type="dxa"/>
-            </w:tcMar>
           </w:tcPr>
           <w:p>
             <w:pPr>
@@ -3186,12 +2882,6 @@
               <w:right w:val="single" w:sz="6" w:space="0" w:color="1F3864"/>
             </w:tcBorders>
             <w:shd w:val="clear" w:color="auto" w:fill="D9E2F3"/>
-            <w:tcMar>
-              <w:top w:w="50" w:type="dxa"/>
-              <w:left w:w="90" w:type="dxa"/>
-              <w:bottom w:w="50" w:type="dxa"/>
-              <w:right w:w="90" w:type="dxa"/>
-            </w:tcMar>
             <w:vAlign w:val="center"/>
           </w:tcPr>
           <w:p>
@@ -3281,12 +2971,6 @@
               <w:right w:val="single" w:sz="6" w:space="0" w:color="1F3864"/>
             </w:tcBorders>
             <w:shd w:val="clear" w:color="auto" w:fill="D9E2F3"/>
-            <w:tcMar>
-              <w:top w:w="50" w:type="dxa"/>
-              <w:left w:w="90" w:type="dxa"/>
-              <w:bottom w:w="50" w:type="dxa"/>
-              <w:right w:w="90" w:type="dxa"/>
-            </w:tcMar>
             <w:vAlign w:val="center"/>
           </w:tcPr>
           <w:p>
@@ -3365,12 +3049,6 @@
               <w:right w:val="single" w:sz="6" w:space="0" w:color="1F3864"/>
             </w:tcBorders>
             <w:shd w:val="clear" w:color="auto" w:fill="D9E2F3"/>
-            <w:tcMar>
-              <w:top w:w="50" w:type="dxa"/>
-              <w:left w:w="90" w:type="dxa"/>
-              <w:bottom w:w="50" w:type="dxa"/>
-              <w:right w:w="90" w:type="dxa"/>
-            </w:tcMar>
           </w:tcPr>
           <w:p>
             <w:pPr>
@@ -3411,12 +3089,6 @@
               <w:right w:val="single" w:sz="6" w:space="0" w:color="1F3864"/>
             </w:tcBorders>
             <w:shd w:val="clear" w:color="auto" w:fill="D9E2F3"/>
-            <w:tcMar>
-              <w:top w:w="50" w:type="dxa"/>
-              <w:left w:w="90" w:type="dxa"/>
-              <w:bottom w:w="50" w:type="dxa"/>
-              <w:right w:w="90" w:type="dxa"/>
-            </w:tcMar>
             <w:vAlign w:val="center"/>
           </w:tcPr>
           <w:p>
@@ -3464,12 +3136,6 @@
               <w:right w:val="single" w:sz="6" w:space="0" w:color="1F3864"/>
             </w:tcBorders>
             <w:shd w:val="clear" w:color="auto" w:fill="D9E2F3"/>
-            <w:tcMar>
-              <w:top w:w="50" w:type="dxa"/>
-              <w:left w:w="90" w:type="dxa"/>
-              <w:bottom w:w="50" w:type="dxa"/>
-              <w:right w:w="90" w:type="dxa"/>
-            </w:tcMar>
             <w:vAlign w:val="center"/>
           </w:tcPr>
           <w:p>
@@ -3503,12 +3169,6 @@
               <w:right w:val="single" w:sz="6" w:space="0" w:color="1F3864"/>
             </w:tcBorders>
             <w:shd w:val="clear" w:color="auto" w:fill="D9E2F3"/>
-            <w:tcMar>
-              <w:top w:w="50" w:type="dxa"/>
-              <w:left w:w="90" w:type="dxa"/>
-              <w:bottom w:w="50" w:type="dxa"/>
-              <w:right w:w="90" w:type="dxa"/>
-            </w:tcMar>
           </w:tcPr>
           <w:p>
             <w:pPr>
@@ -3541,12 +3201,6 @@
               <w:right w:val="single" w:sz="6" w:space="0" w:color="1F3864"/>
             </w:tcBorders>
             <w:shd w:val="clear" w:color="auto" w:fill="D9E2F3"/>
-            <w:tcMar>
-              <w:top w:w="50" w:type="dxa"/>
-              <w:left w:w="90" w:type="dxa"/>
-              <w:bottom w:w="50" w:type="dxa"/>
-              <w:right w:w="90" w:type="dxa"/>
-            </w:tcMar>
             <w:vAlign w:val="center"/>
           </w:tcPr>
           <w:p>
@@ -3642,12 +3296,6 @@
               <w:right w:val="single" w:sz="6" w:space="0" w:color="1F3864"/>
             </w:tcBorders>
             <w:shd w:val="clear" w:color="auto" w:fill="D9E2F3"/>
-            <w:tcMar>
-              <w:top w:w="50" w:type="dxa"/>
-              <w:left w:w="90" w:type="dxa"/>
-              <w:bottom w:w="50" w:type="dxa"/>
-              <w:right w:w="90" w:type="dxa"/>
-            </w:tcMar>
           </w:tcPr>
           <w:p>
             <w:pPr>
@@ -3712,12 +3360,6 @@
               <w:right w:val="single" w:sz="6" w:space="0" w:color="1F3864"/>
             </w:tcBorders>
             <w:shd w:val="clear" w:color="auto" w:fill="D9E2F3"/>
-            <w:tcMar>
-              <w:top w:w="50" w:type="dxa"/>
-              <w:left w:w="90" w:type="dxa"/>
-              <w:bottom w:w="50" w:type="dxa"/>
-              <w:right w:w="90" w:type="dxa"/>
-            </w:tcMar>
           </w:tcPr>
           <w:p>
             <w:pPr>
@@ -3770,12 +3412,6 @@
               <w:right w:val="single" w:sz="6" w:space="0" w:color="1F3864"/>
             </w:tcBorders>
             <w:shd w:val="clear" w:color="auto" w:fill="4472C4"/>
-            <w:tcMar>
-              <w:top w:w="50" w:type="dxa"/>
-              <w:left w:w="90" w:type="dxa"/>
-              <w:bottom w:w="50" w:type="dxa"/>
-              <w:right w:w="90" w:type="dxa"/>
-            </w:tcMar>
             <w:vAlign w:val="center"/>
           </w:tcPr>
           <w:p>
@@ -3818,12 +3454,6 @@
               <w:right w:val="single" w:sz="6" w:space="0" w:color="1F3864"/>
             </w:tcBorders>
             <w:shd w:val="clear" w:color="auto" w:fill="4472C4"/>
-            <w:tcMar>
-              <w:top w:w="50" w:type="dxa"/>
-              <w:left w:w="90" w:type="dxa"/>
-              <w:bottom w:w="50" w:type="dxa"/>
-              <w:right w:w="90" w:type="dxa"/>
-            </w:tcMar>
             <w:vAlign w:val="center"/>
           </w:tcPr>
           <w:p>
@@ -3863,12 +3493,6 @@
               <w:right w:val="single" w:sz="6" w:space="0" w:color="1F3864"/>
             </w:tcBorders>
             <w:shd w:val="clear" w:color="auto" w:fill="D9E2F3"/>
-            <w:tcMar>
-              <w:top w:w="50" w:type="dxa"/>
-              <w:left w:w="90" w:type="dxa"/>
-              <w:bottom w:w="50" w:type="dxa"/>
-              <w:right w:w="90" w:type="dxa"/>
-            </w:tcMar>
             <w:vAlign w:val="center"/>
           </w:tcPr>
           <w:p>
@@ -3927,12 +3551,6 @@
               <w:right w:val="single" w:sz="6" w:space="0" w:color="1F3864"/>
             </w:tcBorders>
             <w:shd w:val="clear" w:color="auto" w:fill="4472C4"/>
-            <w:tcMar>
-              <w:top w:w="50" w:type="dxa"/>
-              <w:left w:w="90" w:type="dxa"/>
-              <w:bottom w:w="50" w:type="dxa"/>
-              <w:right w:w="90" w:type="dxa"/>
-            </w:tcMar>
             <w:vAlign w:val="center"/>
           </w:tcPr>
           <w:p>
@@ -3974,12 +3592,6 @@
               <w:right w:val="single" w:sz="6" w:space="0" w:color="1F3864"/>
             </w:tcBorders>
             <w:shd w:val="clear" w:color="auto" w:fill="D9E2F3"/>
-            <w:tcMar>
-              <w:top w:w="50" w:type="dxa"/>
-              <w:left w:w="90" w:type="dxa"/>
-              <w:bottom w:w="50" w:type="dxa"/>
-              <w:right w:w="90" w:type="dxa"/>
-            </w:tcMar>
             <w:vAlign w:val="center"/>
           </w:tcPr>
           <w:p>
@@ -4030,12 +3642,6 @@
               <w:right w:val="single" w:sz="6" w:space="0" w:color="1F3864"/>
             </w:tcBorders>
             <w:shd w:val="clear" w:color="auto" w:fill="D9E2F3"/>
-            <w:tcMar>
-              <w:top w:w="50" w:type="dxa"/>
-              <w:left w:w="90" w:type="dxa"/>
-              <w:bottom w:w="50" w:type="dxa"/>
-              <w:right w:w="90" w:type="dxa"/>
-            </w:tcMar>
             <w:vAlign w:val="center"/>
           </w:tcPr>
           <w:p>
@@ -4281,12 +3887,6 @@
               <w:right w:val="single" w:sz="6" w:space="0" w:color="1F3864"/>
             </w:tcBorders>
             <w:shd w:val="clear" w:color="auto" w:fill="D9E2F3"/>
-            <w:tcMar>
-              <w:top w:w="50" w:type="dxa"/>
-              <w:left w:w="90" w:type="dxa"/>
-              <w:bottom w:w="50" w:type="dxa"/>
-              <w:right w:w="90" w:type="dxa"/>
-            </w:tcMar>
             <w:vAlign w:val="center"/>
           </w:tcPr>
           <w:p>
@@ -4381,12 +3981,6 @@
               <w:right w:val="single" w:sz="6" w:space="0" w:color="1F3864"/>
             </w:tcBorders>
             <w:shd w:val="clear" w:color="auto" w:fill="D9E2F3"/>
-            <w:tcMar>
-              <w:top w:w="50" w:type="dxa"/>
-              <w:left w:w="90" w:type="dxa"/>
-              <w:bottom w:w="50" w:type="dxa"/>
-              <w:right w:w="90" w:type="dxa"/>
-            </w:tcMar>
             <w:vAlign w:val="center"/>
           </w:tcPr>
           <w:p>
@@ -4435,12 +4029,6 @@
               <w:right w:val="single" w:sz="6" w:space="0" w:color="1F3864"/>
             </w:tcBorders>
             <w:shd w:val="clear" w:color="auto" w:fill="4472C4"/>
-            <w:tcMar>
-              <w:top w:w="50" w:type="dxa"/>
-              <w:left w:w="90" w:type="dxa"/>
-              <w:bottom w:w="50" w:type="dxa"/>
-              <w:right w:w="90" w:type="dxa"/>
-            </w:tcMar>
             <w:vAlign w:val="center"/>
           </w:tcPr>
           <w:p>
@@ -4481,12 +4069,6 @@
               <w:right w:val="single" w:sz="6" w:space="0" w:color="1F3864"/>
             </w:tcBorders>
             <w:shd w:val="clear" w:color="auto" w:fill="4472C4"/>
-            <w:tcMar>
-              <w:top w:w="50" w:type="dxa"/>
-              <w:left w:w="90" w:type="dxa"/>
-              <w:bottom w:w="50" w:type="dxa"/>
-              <w:right w:w="90" w:type="dxa"/>
-            </w:tcMar>
             <w:vAlign w:val="center"/>
           </w:tcPr>
           <w:p>
@@ -4527,12 +4109,6 @@
               <w:right w:val="single" w:sz="6" w:space="0" w:color="1F3864"/>
             </w:tcBorders>
             <w:shd w:val="clear" w:color="auto" w:fill="4472C4"/>
-            <w:tcMar>
-              <w:top w:w="50" w:type="dxa"/>
-              <w:left w:w="90" w:type="dxa"/>
-              <w:bottom w:w="50" w:type="dxa"/>
-              <w:right w:w="90" w:type="dxa"/>
-            </w:tcMar>
             <w:vAlign w:val="center"/>
           </w:tcPr>
           <w:p>
@@ -4577,12 +4153,6 @@
               <w:right w:val="single" w:sz="6" w:space="0" w:color="1F3864"/>
             </w:tcBorders>
             <w:shd w:val="clear" w:color="auto" w:fill="D9E2F3"/>
-            <w:tcMar>
-              <w:top w:w="50" w:type="dxa"/>
-              <w:left w:w="90" w:type="dxa"/>
-              <w:bottom w:w="50" w:type="dxa"/>
-              <w:right w:w="90" w:type="dxa"/>
-            </w:tcMar>
           </w:tcPr>
           <w:p>
             <w:pPr>
@@ -4655,12 +4225,6 @@
               <w:right w:val="single" w:sz="6" w:space="0" w:color="1F3864"/>
             </w:tcBorders>
             <w:shd w:val="clear" w:color="auto" w:fill="D9E2F3"/>
-            <w:tcMar>
-              <w:top w:w="50" w:type="dxa"/>
-              <w:left w:w="90" w:type="dxa"/>
-              <w:bottom w:w="50" w:type="dxa"/>
-              <w:right w:w="90" w:type="dxa"/>
-            </w:tcMar>
             <w:vAlign w:val="center"/>
           </w:tcPr>
           <w:p>
@@ -4742,12 +4306,6 @@
               <w:right w:val="single" w:sz="6" w:space="0" w:color="1F3864"/>
             </w:tcBorders>
             <w:shd w:val="clear" w:color="auto" w:fill="D9E2F3"/>
-            <w:tcMar>
-              <w:top w:w="50" w:type="dxa"/>
-              <w:left w:w="90" w:type="dxa"/>
-              <w:bottom w:w="50" w:type="dxa"/>
-              <w:right w:w="90" w:type="dxa"/>
-            </w:tcMar>
           </w:tcPr>
           <w:p>
             <w:pPr>
@@ -4866,12 +4424,6 @@
               <w:right w:val="single" w:sz="6" w:space="0" w:color="1F3864"/>
             </w:tcBorders>
             <w:shd w:val="clear" w:color="auto" w:fill="D9E2F3"/>
-            <w:tcMar>
-              <w:top w:w="50" w:type="dxa"/>
-              <w:left w:w="90" w:type="dxa"/>
-              <w:bottom w:w="50" w:type="dxa"/>
-              <w:right w:w="90" w:type="dxa"/>
-            </w:tcMar>
             <w:vAlign w:val="center"/>
           </w:tcPr>
           <w:p>
@@ -4905,12 +4457,6 @@
               <w:right w:val="single" w:sz="6" w:space="0" w:color="1F3864"/>
             </w:tcBorders>
             <w:shd w:val="clear" w:color="auto" w:fill="D9E2F3"/>
-            <w:tcMar>
-              <w:top w:w="50" w:type="dxa"/>
-              <w:left w:w="90" w:type="dxa"/>
-              <w:bottom w:w="50" w:type="dxa"/>
-              <w:right w:w="90" w:type="dxa"/>
-            </w:tcMar>
           </w:tcPr>
           <w:p>
             <w:pPr>
@@ -4957,12 +4503,6 @@
               <w:right w:val="single" w:sz="6" w:space="0" w:color="1F3864"/>
             </w:tcBorders>
             <w:shd w:val="clear" w:color="auto" w:fill="D9E2F3"/>
-            <w:tcMar>
-              <w:top w:w="50" w:type="dxa"/>
-              <w:left w:w="90" w:type="dxa"/>
-              <w:bottom w:w="50" w:type="dxa"/>
-              <w:right w:w="90" w:type="dxa"/>
-            </w:tcMar>
             <w:vAlign w:val="center"/>
           </w:tcPr>
           <w:p>
@@ -5020,12 +4560,6 @@
               <w:right w:val="single" w:sz="6" w:space="0" w:color="1F3864"/>
             </w:tcBorders>
             <w:shd w:val="clear" w:color="auto" w:fill="D9E2F3"/>
-            <w:tcMar>
-              <w:top w:w="50" w:type="dxa"/>
-              <w:left w:w="90" w:type="dxa"/>
-              <w:bottom w:w="50" w:type="dxa"/>
-              <w:right w:w="90" w:type="dxa"/>
-            </w:tcMar>
             <w:vAlign w:val="center"/>
           </w:tcPr>
           <w:p>
@@ -5059,12 +4593,6 @@
               <w:right w:val="single" w:sz="6" w:space="0" w:color="1F3864"/>
             </w:tcBorders>
             <w:shd w:val="clear" w:color="auto" w:fill="D9E2F3"/>
-            <w:tcMar>
-              <w:top w:w="50" w:type="dxa"/>
-              <w:left w:w="90" w:type="dxa"/>
-              <w:bottom w:w="50" w:type="dxa"/>
-              <w:right w:w="90" w:type="dxa"/>
-            </w:tcMar>
           </w:tcPr>
           <w:p>
             <w:pPr>
@@ -5134,12 +4662,6 @@
               <w:right w:val="single" w:sz="6" w:space="0" w:color="1F3864"/>
             </w:tcBorders>
             <w:shd w:val="clear" w:color="auto" w:fill="D9E2F3"/>
-            <w:tcMar>
-              <w:top w:w="50" w:type="dxa"/>
-              <w:left w:w="90" w:type="dxa"/>
-              <w:bottom w:w="50" w:type="dxa"/>
-              <w:right w:w="90" w:type="dxa"/>
-            </w:tcMar>
           </w:tcPr>
           <w:p>
             <w:pPr>
@@ -5172,12 +4694,6 @@
               <w:right w:val="single" w:sz="6" w:space="0" w:color="1F3864"/>
             </w:tcBorders>
             <w:shd w:val="clear" w:color="auto" w:fill="D9E2F3"/>
-            <w:tcMar>
-              <w:top w:w="50" w:type="dxa"/>
-              <w:left w:w="90" w:type="dxa"/>
-              <w:bottom w:w="50" w:type="dxa"/>
-              <w:right w:w="90" w:type="dxa"/>
-            </w:tcMar>
           </w:tcPr>
           <w:p>
             <w:pPr>
@@ -5222,12 +4738,6 @@
               <w:right w:val="single" w:sz="6" w:space="0" w:color="1F3864"/>
             </w:tcBorders>
             <w:shd w:val="clear" w:color="auto" w:fill="4472C4"/>
-            <w:tcMar>
-              <w:top w:w="50" w:type="dxa"/>
-              <w:left w:w="90" w:type="dxa"/>
-              <w:bottom w:w="50" w:type="dxa"/>
-              <w:right w:w="90" w:type="dxa"/>
-            </w:tcMar>
             <w:vAlign w:val="center"/>
           </w:tcPr>
           <w:p>
@@ -5270,12 +4780,6 @@
               <w:right w:val="single" w:sz="6" w:space="0" w:color="1F3864"/>
             </w:tcBorders>
             <w:shd w:val="clear" w:color="auto" w:fill="4472C4"/>
-            <w:tcMar>
-              <w:top w:w="50" w:type="dxa"/>
-              <w:left w:w="90" w:type="dxa"/>
-              <w:bottom w:w="50" w:type="dxa"/>
-              <w:right w:w="90" w:type="dxa"/>
-            </w:tcMar>
             <w:vAlign w:val="center"/>
           </w:tcPr>
           <w:p>
@@ -5315,12 +4819,6 @@
               <w:right w:val="single" w:sz="6" w:space="0" w:color="1F3864"/>
             </w:tcBorders>
             <w:shd w:val="clear" w:color="auto" w:fill="D9E2F3"/>
-            <w:tcMar>
-              <w:top w:w="50" w:type="dxa"/>
-              <w:left w:w="90" w:type="dxa"/>
-              <w:bottom w:w="50" w:type="dxa"/>
-              <w:right w:w="90" w:type="dxa"/>
-            </w:tcMar>
             <w:vAlign w:val="center"/>
           </w:tcPr>
           <w:p>
@@ -5379,12 +4877,6 @@
               <w:right w:val="single" w:sz="6" w:space="0" w:color="1F3864"/>
             </w:tcBorders>
             <w:shd w:val="clear" w:color="auto" w:fill="4472C4"/>
-            <w:tcMar>
-              <w:top w:w="50" w:type="dxa"/>
-              <w:left w:w="90" w:type="dxa"/>
-              <w:bottom w:w="50" w:type="dxa"/>
-              <w:right w:w="90" w:type="dxa"/>
-            </w:tcMar>
             <w:vAlign w:val="center"/>
           </w:tcPr>
           <w:p>
@@ -5426,12 +4918,6 @@
               <w:right w:val="single" w:sz="6" w:space="0" w:color="1F3864"/>
             </w:tcBorders>
             <w:shd w:val="clear" w:color="auto" w:fill="D9E2F3"/>
-            <w:tcMar>
-              <w:top w:w="50" w:type="dxa"/>
-              <w:left w:w="90" w:type="dxa"/>
-              <w:bottom w:w="50" w:type="dxa"/>
-              <w:right w:w="90" w:type="dxa"/>
-            </w:tcMar>
             <w:vAlign w:val="center"/>
           </w:tcPr>
           <w:p>
@@ -5500,12 +4986,6 @@
               <w:right w:val="single" w:sz="6" w:space="0" w:color="1F3864"/>
             </w:tcBorders>
             <w:shd w:val="clear" w:color="auto" w:fill="D9E2F3"/>
-            <w:tcMar>
-              <w:top w:w="50" w:type="dxa"/>
-              <w:left w:w="90" w:type="dxa"/>
-              <w:bottom w:w="50" w:type="dxa"/>
-              <w:right w:w="90" w:type="dxa"/>
-            </w:tcMar>
             <w:vAlign w:val="center"/>
           </w:tcPr>
           <w:p>
@@ -5866,12 +5346,6 @@
               <w:right w:val="single" w:sz="6" w:space="0" w:color="1F3864"/>
             </w:tcBorders>
             <w:shd w:val="clear" w:color="auto" w:fill="D9E2F3"/>
-            <w:tcMar>
-              <w:top w:w="50" w:type="dxa"/>
-              <w:left w:w="90" w:type="dxa"/>
-              <w:bottom w:w="50" w:type="dxa"/>
-              <w:right w:w="90" w:type="dxa"/>
-            </w:tcMar>
             <w:vAlign w:val="center"/>
           </w:tcPr>
           <w:p>
@@ -5982,12 +5456,6 @@
               <w:right w:val="single" w:sz="6" w:space="0" w:color="1F3864"/>
             </w:tcBorders>
             <w:shd w:val="clear" w:color="auto" w:fill="D9E2F3"/>
-            <w:tcMar>
-              <w:top w:w="50" w:type="dxa"/>
-              <w:left w:w="90" w:type="dxa"/>
-              <w:bottom w:w="50" w:type="dxa"/>
-              <w:right w:w="90" w:type="dxa"/>
-            </w:tcMar>
             <w:vAlign w:val="center"/>
           </w:tcPr>
           <w:p>
@@ -6034,12 +5502,6 @@
               <w:right w:val="single" w:sz="6" w:space="0" w:color="1F3864"/>
             </w:tcBorders>
             <w:shd w:val="clear" w:color="auto" w:fill="4472C4"/>
-            <w:tcMar>
-              <w:top w:w="50" w:type="dxa"/>
-              <w:left w:w="90" w:type="dxa"/>
-              <w:bottom w:w="50" w:type="dxa"/>
-              <w:right w:w="90" w:type="dxa"/>
-            </w:tcMar>
             <w:vAlign w:val="center"/>
           </w:tcPr>
           <w:p>
@@ -6080,12 +5542,6 @@
               <w:right w:val="single" w:sz="6" w:space="0" w:color="1F3864"/>
             </w:tcBorders>
             <w:shd w:val="clear" w:color="auto" w:fill="4472C4"/>
-            <w:tcMar>
-              <w:top w:w="50" w:type="dxa"/>
-              <w:left w:w="90" w:type="dxa"/>
-              <w:bottom w:w="50" w:type="dxa"/>
-              <w:right w:w="90" w:type="dxa"/>
-            </w:tcMar>
             <w:vAlign w:val="center"/>
           </w:tcPr>
           <w:p>
@@ -6126,12 +5582,6 @@
               <w:right w:val="single" w:sz="6" w:space="0" w:color="1F3864"/>
             </w:tcBorders>
             <w:shd w:val="clear" w:color="auto" w:fill="4472C4"/>
-            <w:tcMar>
-              <w:top w:w="50" w:type="dxa"/>
-              <w:left w:w="90" w:type="dxa"/>
-              <w:bottom w:w="50" w:type="dxa"/>
-              <w:right w:w="90" w:type="dxa"/>
-            </w:tcMar>
             <w:vAlign w:val="center"/>
           </w:tcPr>
           <w:p>
@@ -6176,12 +5626,6 @@
               <w:right w:val="single" w:sz="6" w:space="0" w:color="1F3864"/>
             </w:tcBorders>
             <w:shd w:val="clear" w:color="auto" w:fill="D9E2F3"/>
-            <w:tcMar>
-              <w:top w:w="50" w:type="dxa"/>
-              <w:left w:w="90" w:type="dxa"/>
-              <w:bottom w:w="50" w:type="dxa"/>
-              <w:right w:w="90" w:type="dxa"/>
-            </w:tcMar>
             <w:vAlign w:val="center"/>
           </w:tcPr>
           <w:p>
@@ -6219,12 +5663,6 @@
               <w:right w:val="single" w:sz="6" w:space="0" w:color="1F3864"/>
             </w:tcBorders>
             <w:shd w:val="clear" w:color="auto" w:fill="D9E2F3"/>
-            <w:tcMar>
-              <w:top w:w="50" w:type="dxa"/>
-              <w:left w:w="90" w:type="dxa"/>
-              <w:bottom w:w="50" w:type="dxa"/>
-              <w:right w:w="90" w:type="dxa"/>
-            </w:tcMar>
             <w:vAlign w:val="center"/>
           </w:tcPr>
           <w:p>
@@ -6258,12 +5696,6 @@
               <w:right w:val="single" w:sz="6" w:space="0" w:color="1F3864"/>
             </w:tcBorders>
             <w:shd w:val="clear" w:color="auto" w:fill="D9E2F3"/>
-            <w:tcMar>
-              <w:top w:w="50" w:type="dxa"/>
-              <w:left w:w="90" w:type="dxa"/>
-              <w:bottom w:w="50" w:type="dxa"/>
-              <w:right w:w="90" w:type="dxa"/>
-            </w:tcMar>
           </w:tcPr>
           <w:p>
             <w:pPr>
@@ -6333,12 +5765,6 @@
               <w:right w:val="single" w:sz="6" w:space="0" w:color="1F3864"/>
             </w:tcBorders>
             <w:shd w:val="clear" w:color="auto" w:fill="D9E2F3"/>
-            <w:tcMar>
-              <w:top w:w="50" w:type="dxa"/>
-              <w:left w:w="90" w:type="dxa"/>
-              <w:bottom w:w="50" w:type="dxa"/>
-              <w:right w:w="90" w:type="dxa"/>
-            </w:tcMar>
           </w:tcPr>
           <w:p>
             <w:pPr>
@@ -6371,12 +5797,6 @@
               <w:right w:val="single" w:sz="6" w:space="0" w:color="1F3864"/>
             </w:tcBorders>
             <w:shd w:val="clear" w:color="auto" w:fill="D9E2F3"/>
-            <w:tcMar>
-              <w:top w:w="50" w:type="dxa"/>
-              <w:left w:w="90" w:type="dxa"/>
-              <w:bottom w:w="50" w:type="dxa"/>
-              <w:right w:w="90" w:type="dxa"/>
-            </w:tcMar>
           </w:tcPr>
           <w:p>
             <w:pPr>
@@ -6423,12 +5843,6 @@
               <w:right w:val="single" w:sz="6" w:space="0" w:color="1F3864"/>
             </w:tcBorders>
             <w:shd w:val="clear" w:color="auto" w:fill="D9E2F3"/>
-            <w:tcMar>
-              <w:top w:w="50" w:type="dxa"/>
-              <w:left w:w="90" w:type="dxa"/>
-              <w:bottom w:w="50" w:type="dxa"/>
-              <w:right w:w="90" w:type="dxa"/>
-            </w:tcMar>
             <w:vAlign w:val="center"/>
           </w:tcPr>
           <w:p>
@@ -6467,12 +5881,6 @@
               <w:right w:val="single" w:sz="6" w:space="0" w:color="1F3864"/>
             </w:tcBorders>
             <w:shd w:val="clear" w:color="auto" w:fill="D9E2F3"/>
-            <w:tcMar>
-              <w:top w:w="50" w:type="dxa"/>
-              <w:left w:w="90" w:type="dxa"/>
-              <w:bottom w:w="50" w:type="dxa"/>
-              <w:right w:w="90" w:type="dxa"/>
-            </w:tcMar>
             <w:vAlign w:val="center"/>
           </w:tcPr>
           <w:p>
@@ -6507,12 +5915,6 @@
               <w:right w:val="single" w:sz="6" w:space="0" w:color="1F3864"/>
             </w:tcBorders>
             <w:shd w:val="clear" w:color="auto" w:fill="D9E2F3"/>
-            <w:tcMar>
-              <w:top w:w="50" w:type="dxa"/>
-              <w:left w:w="90" w:type="dxa"/>
-              <w:bottom w:w="50" w:type="dxa"/>
-              <w:right w:w="90" w:type="dxa"/>
-            </w:tcMar>
           </w:tcPr>
           <w:p>
             <w:pPr>
@@ -6590,12 +5992,6 @@
               <w:right w:val="single" w:sz="6" w:space="0" w:color="1F3864"/>
             </w:tcBorders>
             <w:shd w:val="clear" w:color="auto" w:fill="D9E2F3"/>
-            <w:tcMar>
-              <w:top w:w="50" w:type="dxa"/>
-              <w:left w:w="90" w:type="dxa"/>
-              <w:bottom w:w="50" w:type="dxa"/>
-              <w:right w:w="90" w:type="dxa"/>
-            </w:tcMar>
           </w:tcPr>
           <w:p>
             <w:pPr>
@@ -6628,12 +6024,6 @@
               <w:right w:val="single" w:sz="6" w:space="0" w:color="1F3864"/>
             </w:tcBorders>
             <w:shd w:val="clear" w:color="auto" w:fill="D9E2F3"/>
-            <w:tcMar>
-              <w:top w:w="50" w:type="dxa"/>
-              <w:left w:w="90" w:type="dxa"/>
-              <w:bottom w:w="50" w:type="dxa"/>
-              <w:right w:w="90" w:type="dxa"/>
-            </w:tcMar>
           </w:tcPr>
           <w:p>
             <w:pPr>
@@ -6678,12 +6068,6 @@
               <w:right w:val="single" w:sz="6" w:space="0" w:color="1F3864"/>
             </w:tcBorders>
             <w:shd w:val="clear" w:color="auto" w:fill="4472C4"/>
-            <w:tcMar>
-              <w:top w:w="50" w:type="dxa"/>
-              <w:left w:w="90" w:type="dxa"/>
-              <w:bottom w:w="50" w:type="dxa"/>
-              <w:right w:w="90" w:type="dxa"/>
-            </w:tcMar>
             <w:vAlign w:val="center"/>
           </w:tcPr>
           <w:p>
@@ -6726,12 +6110,6 @@
               <w:right w:val="single" w:sz="6" w:space="0" w:color="1F3864"/>
             </w:tcBorders>
             <w:shd w:val="clear" w:color="auto" w:fill="4472C4"/>
-            <w:tcMar>
-              <w:top w:w="50" w:type="dxa"/>
-              <w:left w:w="90" w:type="dxa"/>
-              <w:bottom w:w="50" w:type="dxa"/>
-              <w:right w:w="90" w:type="dxa"/>
-            </w:tcMar>
             <w:vAlign w:val="center"/>
           </w:tcPr>
           <w:p>
@@ -6771,12 +6149,6 @@
               <w:right w:val="single" w:sz="6" w:space="0" w:color="1F3864"/>
             </w:tcBorders>
             <w:shd w:val="clear" w:color="auto" w:fill="D9E2F3"/>
-            <w:tcMar>
-              <w:top w:w="50" w:type="dxa"/>
-              <w:left w:w="90" w:type="dxa"/>
-              <w:bottom w:w="50" w:type="dxa"/>
-              <w:right w:w="90" w:type="dxa"/>
-            </w:tcMar>
             <w:vAlign w:val="center"/>
           </w:tcPr>
           <w:p>
@@ -6835,12 +6207,6 @@
               <w:right w:val="single" w:sz="6" w:space="0" w:color="1F3864"/>
             </w:tcBorders>
             <w:shd w:val="clear" w:color="auto" w:fill="4472C4"/>
-            <w:tcMar>
-              <w:top w:w="50" w:type="dxa"/>
-              <w:left w:w="90" w:type="dxa"/>
-              <w:bottom w:w="50" w:type="dxa"/>
-              <w:right w:w="90" w:type="dxa"/>
-            </w:tcMar>
             <w:vAlign w:val="center"/>
           </w:tcPr>
           <w:p>
@@ -6882,12 +6248,6 @@
               <w:right w:val="single" w:sz="6" w:space="0" w:color="1F3864"/>
             </w:tcBorders>
             <w:shd w:val="clear" w:color="auto" w:fill="D9E2F3"/>
-            <w:tcMar>
-              <w:top w:w="50" w:type="dxa"/>
-              <w:left w:w="90" w:type="dxa"/>
-              <w:bottom w:w="50" w:type="dxa"/>
-              <w:right w:w="90" w:type="dxa"/>
-            </w:tcMar>
             <w:vAlign w:val="center"/>
           </w:tcPr>
           <w:p>
@@ -6959,12 +6319,6 @@
               <w:right w:val="single" w:sz="6" w:space="0" w:color="1F3864"/>
             </w:tcBorders>
             <w:shd w:val="clear" w:color="auto" w:fill="D9E2F3"/>
-            <w:tcMar>
-              <w:top w:w="50" w:type="dxa"/>
-              <w:left w:w="90" w:type="dxa"/>
-              <w:bottom w:w="50" w:type="dxa"/>
-              <w:right w:w="90" w:type="dxa"/>
-            </w:tcMar>
             <w:vAlign w:val="center"/>
           </w:tcPr>
           <w:p>
@@ -7303,12 +6657,6 @@
               <w:right w:val="single" w:sz="6" w:space="0" w:color="1F3864"/>
             </w:tcBorders>
             <w:shd w:val="clear" w:color="auto" w:fill="D9E2F3"/>
-            <w:tcMar>
-              <w:top w:w="50" w:type="dxa"/>
-              <w:left w:w="90" w:type="dxa"/>
-              <w:bottom w:w="50" w:type="dxa"/>
-              <w:right w:w="90" w:type="dxa"/>
-            </w:tcMar>
             <w:vAlign w:val="center"/>
           </w:tcPr>
           <w:p>
@@ -7555,12 +6903,6 @@
               <w:right w:val="single" w:sz="6" w:space="0" w:color="1F3864"/>
             </w:tcBorders>
             <w:shd w:val="clear" w:color="auto" w:fill="D9E2F3"/>
-            <w:tcMar>
-              <w:top w:w="50" w:type="dxa"/>
-              <w:left w:w="90" w:type="dxa"/>
-              <w:bottom w:w="50" w:type="dxa"/>
-              <w:right w:w="90" w:type="dxa"/>
-            </w:tcMar>
             <w:vAlign w:val="center"/>
           </w:tcPr>
           <w:p>
@@ -7608,12 +6950,6 @@
               <w:right w:val="single" w:sz="6" w:space="0" w:color="1F3864"/>
             </w:tcBorders>
             <w:shd w:val="clear" w:color="auto" w:fill="4472C4"/>
-            <w:tcMar>
-              <w:top w:w="50" w:type="dxa"/>
-              <w:left w:w="90" w:type="dxa"/>
-              <w:bottom w:w="50" w:type="dxa"/>
-              <w:right w:w="90" w:type="dxa"/>
-            </w:tcMar>
             <w:vAlign w:val="center"/>
           </w:tcPr>
           <w:p>
@@ -7655,12 +6991,6 @@
               <w:right w:val="single" w:sz="6" w:space="0" w:color="1F3864"/>
             </w:tcBorders>
             <w:shd w:val="clear" w:color="auto" w:fill="4472C4"/>
-            <w:tcMar>
-              <w:top w:w="50" w:type="dxa"/>
-              <w:left w:w="90" w:type="dxa"/>
-              <w:bottom w:w="50" w:type="dxa"/>
-              <w:right w:w="90" w:type="dxa"/>
-            </w:tcMar>
             <w:vAlign w:val="center"/>
           </w:tcPr>
           <w:p>
@@ -7701,12 +7031,6 @@
               <w:right w:val="single" w:sz="6" w:space="0" w:color="1F3864"/>
             </w:tcBorders>
             <w:shd w:val="clear" w:color="auto" w:fill="4472C4"/>
-            <w:tcMar>
-              <w:top w:w="50" w:type="dxa"/>
-              <w:left w:w="90" w:type="dxa"/>
-              <w:bottom w:w="50" w:type="dxa"/>
-              <w:right w:w="90" w:type="dxa"/>
-            </w:tcMar>
             <w:vAlign w:val="center"/>
           </w:tcPr>
           <w:p>
@@ -7751,12 +7075,6 @@
               <w:right w:val="single" w:sz="6" w:space="0" w:color="1F3864"/>
             </w:tcBorders>
             <w:shd w:val="clear" w:color="auto" w:fill="D9E2F3"/>
-            <w:tcMar>
-              <w:top w:w="50" w:type="dxa"/>
-              <w:left w:w="90" w:type="dxa"/>
-              <w:bottom w:w="50" w:type="dxa"/>
-              <w:right w:w="90" w:type="dxa"/>
-            </w:tcMar>
             <w:vAlign w:val="center"/>
           </w:tcPr>
           <w:p>
@@ -7790,12 +7108,6 @@
               <w:right w:val="single" w:sz="6" w:space="0" w:color="1F3864"/>
             </w:tcBorders>
             <w:shd w:val="clear" w:color="auto" w:fill="D9E2F3"/>
-            <w:tcMar>
-              <w:top w:w="50" w:type="dxa"/>
-              <w:left w:w="90" w:type="dxa"/>
-              <w:bottom w:w="50" w:type="dxa"/>
-              <w:right w:w="90" w:type="dxa"/>
-            </w:tcMar>
             <w:vAlign w:val="center"/>
           </w:tcPr>
           <w:p>
@@ -7829,12 +7141,6 @@
               <w:right w:val="single" w:sz="6" w:space="0" w:color="1F3864"/>
             </w:tcBorders>
             <w:shd w:val="clear" w:color="auto" w:fill="D9E2F3"/>
-            <w:tcMar>
-              <w:top w:w="50" w:type="dxa"/>
-              <w:left w:w="90" w:type="dxa"/>
-              <w:bottom w:w="50" w:type="dxa"/>
-              <w:right w:w="90" w:type="dxa"/>
-            </w:tcMar>
           </w:tcPr>
           <w:p>
             <w:pPr>
@@ -7904,12 +7210,6 @@
               <w:right w:val="single" w:sz="6" w:space="0" w:color="1F3864"/>
             </w:tcBorders>
             <w:shd w:val="clear" w:color="auto" w:fill="D9E2F3"/>
-            <w:tcMar>
-              <w:top w:w="50" w:type="dxa"/>
-              <w:left w:w="90" w:type="dxa"/>
-              <w:bottom w:w="50" w:type="dxa"/>
-              <w:right w:w="90" w:type="dxa"/>
-            </w:tcMar>
           </w:tcPr>
           <w:p>
             <w:pPr>
@@ -7942,12 +7242,6 @@
               <w:right w:val="single" w:sz="6" w:space="0" w:color="1F3864"/>
             </w:tcBorders>
             <w:shd w:val="clear" w:color="auto" w:fill="D9E2F3"/>
-            <w:tcMar>
-              <w:top w:w="50" w:type="dxa"/>
-              <w:left w:w="90" w:type="dxa"/>
-              <w:bottom w:w="50" w:type="dxa"/>
-              <w:right w:w="90" w:type="dxa"/>
-            </w:tcMar>
           </w:tcPr>
           <w:p>
             <w:pPr>
@@ -7994,12 +7288,6 @@
               <w:right w:val="single" w:sz="6" w:space="0" w:color="1F3864"/>
             </w:tcBorders>
             <w:shd w:val="clear" w:color="auto" w:fill="D9E2F3"/>
-            <w:tcMar>
-              <w:top w:w="50" w:type="dxa"/>
-              <w:left w:w="90" w:type="dxa"/>
-              <w:bottom w:w="50" w:type="dxa"/>
-              <w:right w:w="90" w:type="dxa"/>
-            </w:tcMar>
             <w:vAlign w:val="center"/>
           </w:tcPr>
           <w:p>
@@ -8032,12 +7320,6 @@
               <w:right w:val="single" w:sz="6" w:space="0" w:color="1F3864"/>
             </w:tcBorders>
             <w:shd w:val="clear" w:color="auto" w:fill="D9E2F3"/>
-            <w:tcMar>
-              <w:top w:w="50" w:type="dxa"/>
-              <w:left w:w="90" w:type="dxa"/>
-              <w:bottom w:w="50" w:type="dxa"/>
-              <w:right w:w="90" w:type="dxa"/>
-            </w:tcMar>
             <w:vAlign w:val="center"/>
           </w:tcPr>
           <w:p>
@@ -8071,12 +7353,6 @@
               <w:right w:val="single" w:sz="6" w:space="0" w:color="1F3864"/>
             </w:tcBorders>
             <w:shd w:val="clear" w:color="auto" w:fill="D9E2F3"/>
-            <w:tcMar>
-              <w:top w:w="50" w:type="dxa"/>
-              <w:left w:w="90" w:type="dxa"/>
-              <w:bottom w:w="50" w:type="dxa"/>
-              <w:right w:w="90" w:type="dxa"/>
-            </w:tcMar>
           </w:tcPr>
           <w:p>
             <w:pPr>
@@ -8146,12 +7422,6 @@
               <w:right w:val="single" w:sz="6" w:space="0" w:color="1F3864"/>
             </w:tcBorders>
             <w:shd w:val="clear" w:color="auto" w:fill="D9E2F3"/>
-            <w:tcMar>
-              <w:top w:w="50" w:type="dxa"/>
-              <w:left w:w="90" w:type="dxa"/>
-              <w:bottom w:w="50" w:type="dxa"/>
-              <w:right w:w="90" w:type="dxa"/>
-            </w:tcMar>
           </w:tcPr>
           <w:p>
             <w:pPr>
@@ -8184,12 +7454,6 @@
               <w:right w:val="single" w:sz="6" w:space="0" w:color="1F3864"/>
             </w:tcBorders>
             <w:shd w:val="clear" w:color="auto" w:fill="D9E2F3"/>
-            <w:tcMar>
-              <w:top w:w="50" w:type="dxa"/>
-              <w:left w:w="90" w:type="dxa"/>
-              <w:bottom w:w="50" w:type="dxa"/>
-              <w:right w:w="90" w:type="dxa"/>
-            </w:tcMar>
           </w:tcPr>
           <w:p>
             <w:pPr>
@@ -8234,12 +7498,6 @@
               <w:right w:val="single" w:sz="6" w:space="0" w:color="1F3864"/>
             </w:tcBorders>
             <w:shd w:val="clear" w:color="auto" w:fill="4472C4"/>
-            <w:tcMar>
-              <w:top w:w="50" w:type="dxa"/>
-              <w:left w:w="90" w:type="dxa"/>
-              <w:bottom w:w="50" w:type="dxa"/>
-              <w:right w:w="90" w:type="dxa"/>
-            </w:tcMar>
             <w:vAlign w:val="center"/>
           </w:tcPr>
           <w:p>
@@ -8282,12 +7540,6 @@
               <w:right w:val="single" w:sz="6" w:space="0" w:color="1F3864"/>
             </w:tcBorders>
             <w:shd w:val="clear" w:color="auto" w:fill="4472C4"/>
-            <w:tcMar>
-              <w:top w:w="50" w:type="dxa"/>
-              <w:left w:w="90" w:type="dxa"/>
-              <w:bottom w:w="50" w:type="dxa"/>
-              <w:right w:w="90" w:type="dxa"/>
-            </w:tcMar>
             <w:vAlign w:val="center"/>
           </w:tcPr>
           <w:p>
@@ -8327,12 +7579,6 @@
               <w:right w:val="single" w:sz="6" w:space="0" w:color="1F3864"/>
             </w:tcBorders>
             <w:shd w:val="clear" w:color="auto" w:fill="D9E2F3"/>
-            <w:tcMar>
-              <w:top w:w="50" w:type="dxa"/>
-              <w:left w:w="90" w:type="dxa"/>
-              <w:bottom w:w="50" w:type="dxa"/>
-              <w:right w:w="90" w:type="dxa"/>
-            </w:tcMar>
             <w:vAlign w:val="center"/>
           </w:tcPr>
           <w:p>
@@ -8391,12 +7637,6 @@
               <w:right w:val="single" w:sz="6" w:space="0" w:color="1F3864"/>
             </w:tcBorders>
             <w:shd w:val="clear" w:color="auto" w:fill="4472C4"/>
-            <w:tcMar>
-              <w:top w:w="50" w:type="dxa"/>
-              <w:left w:w="90" w:type="dxa"/>
-              <w:bottom w:w="50" w:type="dxa"/>
-              <w:right w:w="90" w:type="dxa"/>
-            </w:tcMar>
             <w:vAlign w:val="center"/>
           </w:tcPr>
           <w:p>
@@ -8438,12 +7678,6 @@
               <w:right w:val="single" w:sz="6" w:space="0" w:color="1F3864"/>
             </w:tcBorders>
             <w:shd w:val="clear" w:color="auto" w:fill="D9E2F3"/>
-            <w:tcMar>
-              <w:top w:w="50" w:type="dxa"/>
-              <w:left w:w="90" w:type="dxa"/>
-              <w:bottom w:w="50" w:type="dxa"/>
-              <w:right w:w="90" w:type="dxa"/>
-            </w:tcMar>
             <w:vAlign w:val="center"/>
           </w:tcPr>
           <w:p>
@@ -8572,12 +7806,6 @@
               <w:right w:val="single" w:sz="6" w:space="0" w:color="1F3864"/>
             </w:tcBorders>
             <w:shd w:val="clear" w:color="auto" w:fill="D9E2F3"/>
-            <w:tcMar>
-              <w:top w:w="50" w:type="dxa"/>
-              <w:left w:w="90" w:type="dxa"/>
-              <w:bottom w:w="50" w:type="dxa"/>
-              <w:right w:w="90" w:type="dxa"/>
-            </w:tcMar>
             <w:vAlign w:val="center"/>
           </w:tcPr>
           <w:p>
@@ -8961,12 +8189,6 @@
               <w:right w:val="single" w:sz="6" w:space="0" w:color="1F3864"/>
             </w:tcBorders>
             <w:shd w:val="clear" w:color="auto" w:fill="D9E2F3"/>
-            <w:tcMar>
-              <w:top w:w="50" w:type="dxa"/>
-              <w:left w:w="90" w:type="dxa"/>
-              <w:bottom w:w="50" w:type="dxa"/>
-              <w:right w:w="90" w:type="dxa"/>
-            </w:tcMar>
             <w:vAlign w:val="center"/>
           </w:tcPr>
           <w:p>
@@ -9008,12 +8230,6 @@
               <w:right w:val="single" w:sz="6" w:space="0" w:color="1F3864"/>
             </w:tcBorders>
             <w:shd w:val="clear" w:color="auto" w:fill="D9E2F3"/>
-            <w:tcMar>
-              <w:top w:w="50" w:type="dxa"/>
-              <w:left w:w="90" w:type="dxa"/>
-              <w:bottom w:w="50" w:type="dxa"/>
-              <w:right w:w="90" w:type="dxa"/>
-            </w:tcMar>
             <w:vAlign w:val="center"/>
           </w:tcPr>
           <w:p>
@@ -9061,12 +8277,6 @@
               <w:right w:val="single" w:sz="6" w:space="0" w:color="1F3864"/>
             </w:tcBorders>
             <w:shd w:val="clear" w:color="auto" w:fill="4472C4"/>
-            <w:tcMar>
-              <w:top w:w="50" w:type="dxa"/>
-              <w:left w:w="90" w:type="dxa"/>
-              <w:bottom w:w="50" w:type="dxa"/>
-              <w:right w:w="90" w:type="dxa"/>
-            </w:tcMar>
             <w:vAlign w:val="center"/>
           </w:tcPr>
           <w:p>
@@ -9107,12 +8317,6 @@
               <w:right w:val="single" w:sz="6" w:space="0" w:color="1F3864"/>
             </w:tcBorders>
             <w:shd w:val="clear" w:color="auto" w:fill="4472C4"/>
-            <w:tcMar>
-              <w:top w:w="50" w:type="dxa"/>
-              <w:left w:w="90" w:type="dxa"/>
-              <w:bottom w:w="50" w:type="dxa"/>
-              <w:right w:w="90" w:type="dxa"/>
-            </w:tcMar>
             <w:vAlign w:val="center"/>
           </w:tcPr>
           <w:p>
@@ -9153,12 +8357,6 @@
               <w:right w:val="single" w:sz="6" w:space="0" w:color="1F3864"/>
             </w:tcBorders>
             <w:shd w:val="clear" w:color="auto" w:fill="4472C4"/>
-            <w:tcMar>
-              <w:top w:w="50" w:type="dxa"/>
-              <w:left w:w="90" w:type="dxa"/>
-              <w:bottom w:w="50" w:type="dxa"/>
-              <w:right w:w="90" w:type="dxa"/>
-            </w:tcMar>
             <w:vAlign w:val="center"/>
           </w:tcPr>
           <w:p>
@@ -9203,12 +8401,6 @@
               <w:right w:val="single" w:sz="6" w:space="0" w:color="1F3864"/>
             </w:tcBorders>
             <w:shd w:val="clear" w:color="auto" w:fill="D9E2F3"/>
-            <w:tcMar>
-              <w:top w:w="50" w:type="dxa"/>
-              <w:left w:w="90" w:type="dxa"/>
-              <w:bottom w:w="50" w:type="dxa"/>
-              <w:right w:w="90" w:type="dxa"/>
-            </w:tcMar>
           </w:tcPr>
           <w:p>
             <w:pPr>
@@ -9250,12 +8442,6 @@
               <w:right w:val="single" w:sz="6" w:space="0" w:color="1F3864"/>
             </w:tcBorders>
             <w:shd w:val="clear" w:color="auto" w:fill="D9E2F3"/>
-            <w:tcMar>
-              <w:top w:w="50" w:type="dxa"/>
-              <w:left w:w="90" w:type="dxa"/>
-              <w:bottom w:w="50" w:type="dxa"/>
-              <w:right w:w="90" w:type="dxa"/>
-            </w:tcMar>
           </w:tcPr>
           <w:p>
             <w:pPr>
@@ -9289,12 +8475,6 @@
               <w:right w:val="single" w:sz="6" w:space="0" w:color="1F3864"/>
             </w:tcBorders>
             <w:shd w:val="clear" w:color="auto" w:fill="D9E2F3"/>
-            <w:tcMar>
-              <w:top w:w="50" w:type="dxa"/>
-              <w:left w:w="90" w:type="dxa"/>
-              <w:bottom w:w="50" w:type="dxa"/>
-              <w:right w:w="90" w:type="dxa"/>
-            </w:tcMar>
           </w:tcPr>
           <w:p>
             <w:pPr>
@@ -9365,12 +8545,6 @@
               <w:right w:val="single" w:sz="6" w:space="0" w:color="1F3864"/>
             </w:tcBorders>
             <w:shd w:val="clear" w:color="auto" w:fill="D9E2F3"/>
-            <w:tcMar>
-              <w:top w:w="50" w:type="dxa"/>
-              <w:left w:w="90" w:type="dxa"/>
-              <w:bottom w:w="50" w:type="dxa"/>
-              <w:right w:w="90" w:type="dxa"/>
-            </w:tcMar>
           </w:tcPr>
           <w:p>
             <w:pPr>
@@ -9403,12 +8577,6 @@
               <w:right w:val="single" w:sz="6" w:space="0" w:color="1F3864"/>
             </w:tcBorders>
             <w:shd w:val="clear" w:color="auto" w:fill="D9E2F3"/>
-            <w:tcMar>
-              <w:top w:w="50" w:type="dxa"/>
-              <w:left w:w="90" w:type="dxa"/>
-              <w:bottom w:w="50" w:type="dxa"/>
-              <w:right w:w="90" w:type="dxa"/>
-            </w:tcMar>
           </w:tcPr>
           <w:p>
             <w:pPr>
@@ -9455,12 +8623,6 @@
               <w:right w:val="single" w:sz="6" w:space="0" w:color="1F3864"/>
             </w:tcBorders>
             <w:shd w:val="clear" w:color="auto" w:fill="D9E2F3"/>
-            <w:tcMar>
-              <w:top w:w="50" w:type="dxa"/>
-              <w:left w:w="90" w:type="dxa"/>
-              <w:bottom w:w="50" w:type="dxa"/>
-              <w:right w:w="90" w:type="dxa"/>
-            </w:tcMar>
           </w:tcPr>
           <w:p>
             <w:pPr>
@@ -9493,12 +8655,6 @@
               <w:right w:val="single" w:sz="6" w:space="0" w:color="1F3864"/>
             </w:tcBorders>
             <w:shd w:val="clear" w:color="auto" w:fill="D9E2F3"/>
-            <w:tcMar>
-              <w:top w:w="50" w:type="dxa"/>
-              <w:left w:w="90" w:type="dxa"/>
-              <w:bottom w:w="50" w:type="dxa"/>
-              <w:right w:w="90" w:type="dxa"/>
-            </w:tcMar>
           </w:tcPr>
           <w:p>
             <w:pPr>
@@ -9531,12 +8687,6 @@
               <w:right w:val="single" w:sz="6" w:space="0" w:color="1F3864"/>
             </w:tcBorders>
             <w:shd w:val="clear" w:color="auto" w:fill="D9E2F3"/>
-            <w:tcMar>
-              <w:top w:w="50" w:type="dxa"/>
-              <w:left w:w="90" w:type="dxa"/>
-              <w:bottom w:w="50" w:type="dxa"/>
-              <w:right w:w="90" w:type="dxa"/>
-            </w:tcMar>
           </w:tcPr>
           <w:p>
             <w:pPr>
@@ -9606,12 +8756,6 @@
               <w:right w:val="single" w:sz="6" w:space="0" w:color="1F3864"/>
             </w:tcBorders>
             <w:shd w:val="clear" w:color="auto" w:fill="D9E2F3"/>
-            <w:tcMar>
-              <w:top w:w="50" w:type="dxa"/>
-              <w:left w:w="90" w:type="dxa"/>
-              <w:bottom w:w="50" w:type="dxa"/>
-              <w:right w:w="90" w:type="dxa"/>
-            </w:tcMar>
           </w:tcPr>
           <w:p>
             <w:pPr>
@@ -9644,12 +8788,6 @@
               <w:right w:val="single" w:sz="6" w:space="0" w:color="1F3864"/>
             </w:tcBorders>
             <w:shd w:val="clear" w:color="auto" w:fill="D9E2F3"/>
-            <w:tcMar>
-              <w:top w:w="50" w:type="dxa"/>
-              <w:left w:w="90" w:type="dxa"/>
-              <w:bottom w:w="50" w:type="dxa"/>
-              <w:right w:w="90" w:type="dxa"/>
-            </w:tcMar>
           </w:tcPr>
           <w:p>
             <w:pPr>
@@ -9694,12 +8832,6 @@
               <w:right w:val="single" w:sz="6" w:space="0" w:color="1F3864"/>
             </w:tcBorders>
             <w:shd w:val="clear" w:color="auto" w:fill="4472C4"/>
-            <w:tcMar>
-              <w:top w:w="50" w:type="dxa"/>
-              <w:left w:w="90" w:type="dxa"/>
-              <w:bottom w:w="50" w:type="dxa"/>
-              <w:right w:w="90" w:type="dxa"/>
-            </w:tcMar>
             <w:vAlign w:val="center"/>
           </w:tcPr>
           <w:p>
@@ -9742,12 +8874,6 @@
               <w:right w:val="single" w:sz="6" w:space="0" w:color="1F3864"/>
             </w:tcBorders>
             <w:shd w:val="clear" w:color="auto" w:fill="4472C4"/>
-            <w:tcMar>
-              <w:top w:w="50" w:type="dxa"/>
-              <w:left w:w="90" w:type="dxa"/>
-              <w:bottom w:w="50" w:type="dxa"/>
-              <w:right w:w="90" w:type="dxa"/>
-            </w:tcMar>
             <w:vAlign w:val="center"/>
           </w:tcPr>
           <w:p>
@@ -9787,12 +8913,6 @@
               <w:right w:val="single" w:sz="6" w:space="0" w:color="1F3864"/>
             </w:tcBorders>
             <w:shd w:val="clear" w:color="auto" w:fill="D9E2F3"/>
-            <w:tcMar>
-              <w:top w:w="50" w:type="dxa"/>
-              <w:left w:w="90" w:type="dxa"/>
-              <w:bottom w:w="50" w:type="dxa"/>
-              <w:right w:w="90" w:type="dxa"/>
-            </w:tcMar>
             <w:vAlign w:val="center"/>
           </w:tcPr>
           <w:p>
@@ -9851,12 +8971,6 @@
               <w:right w:val="single" w:sz="6" w:space="0" w:color="1F3864"/>
             </w:tcBorders>
             <w:shd w:val="clear" w:color="auto" w:fill="4472C4"/>
-            <w:tcMar>
-              <w:top w:w="50" w:type="dxa"/>
-              <w:left w:w="90" w:type="dxa"/>
-              <w:bottom w:w="50" w:type="dxa"/>
-              <w:right w:w="90" w:type="dxa"/>
-            </w:tcMar>
             <w:vAlign w:val="center"/>
           </w:tcPr>
           <w:p>
@@ -9898,12 +9012,6 @@
               <w:right w:val="single" w:sz="6" w:space="0" w:color="1F3864"/>
             </w:tcBorders>
             <w:shd w:val="clear" w:color="auto" w:fill="D9E2F3"/>
-            <w:tcMar>
-              <w:top w:w="50" w:type="dxa"/>
-              <w:left w:w="90" w:type="dxa"/>
-              <w:bottom w:w="50" w:type="dxa"/>
-              <w:right w:w="90" w:type="dxa"/>
-            </w:tcMar>
             <w:vAlign w:val="center"/>
           </w:tcPr>
           <w:p>
@@ -9954,12 +9062,6 @@
               <w:right w:val="single" w:sz="6" w:space="0" w:color="1F3864"/>
             </w:tcBorders>
             <w:shd w:val="clear" w:color="auto" w:fill="D9E2F3"/>
-            <w:tcMar>
-              <w:top w:w="50" w:type="dxa"/>
-              <w:left w:w="90" w:type="dxa"/>
-              <w:bottom w:w="50" w:type="dxa"/>
-              <w:right w:w="90" w:type="dxa"/>
-            </w:tcMar>
             <w:vAlign w:val="center"/>
           </w:tcPr>
           <w:p>
@@ -10202,12 +9304,6 @@
               <w:right w:val="single" w:sz="6" w:space="0" w:color="1F3864"/>
             </w:tcBorders>
             <w:shd w:val="clear" w:color="auto" w:fill="D9E2F3"/>
-            <w:tcMar>
-              <w:top w:w="50" w:type="dxa"/>
-              <w:left w:w="90" w:type="dxa"/>
-              <w:bottom w:w="50" w:type="dxa"/>
-              <w:right w:w="90" w:type="dxa"/>
-            </w:tcMar>
             <w:vAlign w:val="center"/>
           </w:tcPr>
           <w:p>
@@ -10235,6 +9331,55 @@
           </w:p>
         </w:tc>
       </w:tr>
+    </w:tbl>
+    <w:p>
+      <w:pPr>
+        <w:spacing w:before="0" w:after="0" w:line="240" w:lineRule="auto"/>
+        <w:rPr>
+          <w:sz w:val="18"/>
+          <w:szCs w:val="18"/>
+        </w:rPr>
+      </w:pPr>
+    </w:p>
+    <w:tbl>
+      <w:tblPr>
+        <w:tblW w:w="9405" w:type="dxa"/>
+        <w:jc w:val="center"/>
+        <w:tblBorders>
+          <w:top w:val="single" w:sz="6" w:space="0" w:color="1F3864"/>
+          <w:left w:val="single" w:sz="6" w:space="0" w:color="1F3864"/>
+          <w:bottom w:val="single" w:sz="6" w:space="0" w:color="1F3864"/>
+          <w:right w:val="single" w:sz="6" w:space="0" w:color="1F3864"/>
+          <w:insideH w:val="single" w:sz="6" w:space="0" w:color="1F3864"/>
+          <w:insideV w:val="single" w:sz="6" w:space="0" w:color="1F3864"/>
+        </w:tblBorders>
+        <w:tblLayout w:type="fixed"/>
+        <w:tblCellMar>
+          <w:top w:w="40" w:type="dxa"/>
+          <w:left w:w="90" w:type="dxa"/>
+          <w:bottom w:w="40" w:type="dxa"/>
+          <w:right w:w="90" w:type="dxa"/>
+        </w:tblCellMar>
+        <w:tblLook w:val="04A0" w:firstRow="1" w:lastRow="0" w:firstColumn="1" w:lastColumn="0" w:noHBand="0" w:noVBand="1"/>
+      </w:tblPr>
+      <w:tblGrid>
+        <w:gridCol w:w="1175"/>
+        <w:gridCol w:w="391"/>
+        <w:gridCol w:w="391"/>
+        <w:gridCol w:w="391"/>
+        <w:gridCol w:w="783"/>
+        <w:gridCol w:w="391"/>
+        <w:gridCol w:w="391"/>
+        <w:gridCol w:w="783"/>
+        <w:gridCol w:w="783"/>
+        <w:gridCol w:w="391"/>
+        <w:gridCol w:w="391"/>
+        <w:gridCol w:w="391"/>
+        <w:gridCol w:w="391"/>
+        <w:gridCol w:w="391"/>
+        <w:gridCol w:w="391"/>
+        <w:gridCol w:w="1567"/>
+      </w:tblGrid>
       <w:tr>
         <w:tc>
           <w:tcPr>
@@ -10247,12 +9392,6 @@
               <w:right w:val="single" w:sz="6" w:space="0" w:color="1F3864"/>
             </w:tcBorders>
             <w:shd w:val="clear" w:color="auto" w:fill="4472C4"/>
-            <w:tcMar>
-              <w:top w:w="50" w:type="dxa"/>
-              <w:left w:w="90" w:type="dxa"/>
-              <w:bottom w:w="50" w:type="dxa"/>
-              <w:right w:w="90" w:type="dxa"/>
-            </w:tcMar>
             <w:vAlign w:val="center"/>
           </w:tcPr>
           <w:p>
@@ -10295,12 +9434,6 @@
               <w:right w:val="single" w:sz="6" w:space="0" w:color="1F3864"/>
             </w:tcBorders>
             <w:shd w:val="clear" w:color="auto" w:fill="4472C4"/>
-            <w:tcMar>
-              <w:top w:w="50" w:type="dxa"/>
-              <w:left w:w="90" w:type="dxa"/>
-              <w:bottom w:w="50" w:type="dxa"/>
-              <w:right w:w="90" w:type="dxa"/>
-            </w:tcMar>
             <w:vAlign w:val="center"/>
           </w:tcPr>
           <w:p>
@@ -10341,12 +9474,6 @@
               <w:right w:val="single" w:sz="6" w:space="0" w:color="1F3864"/>
             </w:tcBorders>
             <w:shd w:val="clear" w:color="auto" w:fill="4472C4"/>
-            <w:tcMar>
-              <w:top w:w="50" w:type="dxa"/>
-              <w:left w:w="90" w:type="dxa"/>
-              <w:bottom w:w="50" w:type="dxa"/>
-              <w:right w:w="90" w:type="dxa"/>
-            </w:tcMar>
             <w:vAlign w:val="center"/>
           </w:tcPr>
           <w:p>
@@ -10387,12 +9514,6 @@
               <w:right w:val="single" w:sz="6" w:space="0" w:color="1F3864"/>
             </w:tcBorders>
             <w:shd w:val="clear" w:color="auto" w:fill="4472C4"/>
-            <w:tcMar>
-              <w:top w:w="50" w:type="dxa"/>
-              <w:left w:w="90" w:type="dxa"/>
-              <w:bottom w:w="50" w:type="dxa"/>
-              <w:right w:w="90" w:type="dxa"/>
-            </w:tcMar>
             <w:vAlign w:val="center"/>
           </w:tcPr>
           <w:p>
@@ -10433,12 +9554,6 @@
               <w:right w:val="single" w:sz="6" w:space="0" w:color="1F3864"/>
             </w:tcBorders>
             <w:shd w:val="clear" w:color="auto" w:fill="4472C4"/>
-            <w:tcMar>
-              <w:top w:w="50" w:type="dxa"/>
-              <w:left w:w="90" w:type="dxa"/>
-              <w:bottom w:w="50" w:type="dxa"/>
-              <w:right w:w="90" w:type="dxa"/>
-            </w:tcMar>
             <w:vAlign w:val="center"/>
           </w:tcPr>
           <w:p>
@@ -10479,12 +9594,6 @@
               <w:right w:val="single" w:sz="6" w:space="0" w:color="1F3864"/>
             </w:tcBorders>
             <w:shd w:val="clear" w:color="auto" w:fill="4472C4"/>
-            <w:tcMar>
-              <w:top w:w="50" w:type="dxa"/>
-              <w:left w:w="90" w:type="dxa"/>
-              <w:bottom w:w="50" w:type="dxa"/>
-              <w:right w:w="90" w:type="dxa"/>
-            </w:tcMar>
             <w:vAlign w:val="center"/>
           </w:tcPr>
           <w:p>
@@ -10527,12 +9636,6 @@
               <w:right w:val="single" w:sz="6" w:space="0" w:color="1F3864"/>
             </w:tcBorders>
             <w:shd w:val="clear" w:color="auto" w:fill="D9E2F3"/>
-            <w:tcMar>
-              <w:top w:w="50" w:type="dxa"/>
-              <w:left w:w="90" w:type="dxa"/>
-              <w:bottom w:w="50" w:type="dxa"/>
-              <w:right w:w="90" w:type="dxa"/>
-            </w:tcMar>
             <w:vAlign w:val="center"/>
           </w:tcPr>
           <w:p>
@@ -10651,12 +9754,6 @@
               <w:right w:val="single" w:sz="6" w:space="0" w:color="1F3864"/>
             </w:tcBorders>
             <w:shd w:val="clear" w:color="auto" w:fill="D9E2F3"/>
-            <w:tcMar>
-              <w:top w:w="50" w:type="dxa"/>
-              <w:left w:w="90" w:type="dxa"/>
-              <w:bottom w:w="50" w:type="dxa"/>
-              <w:right w:w="90" w:type="dxa"/>
-            </w:tcMar>
             <w:vAlign w:val="center"/>
           </w:tcPr>
           <w:p>
@@ -10729,12 +9826,6 @@
               <w:right w:val="single" w:sz="6" w:space="0" w:color="1F3864"/>
             </w:tcBorders>
             <w:shd w:val="clear" w:color="auto" w:fill="D9E2F3"/>
-            <w:tcMar>
-              <w:top w:w="50" w:type="dxa"/>
-              <w:left w:w="90" w:type="dxa"/>
-              <w:bottom w:w="50" w:type="dxa"/>
-              <w:right w:w="90" w:type="dxa"/>
-            </w:tcMar>
             <w:vAlign w:val="center"/>
           </w:tcPr>
           <w:p>
@@ -10806,12 +9897,6 @@
               <w:right w:val="single" w:sz="6" w:space="0" w:color="1F3864"/>
             </w:tcBorders>
             <w:shd w:val="clear" w:color="auto" w:fill="D9E2F3"/>
-            <w:tcMar>
-              <w:top w:w="50" w:type="dxa"/>
-              <w:left w:w="90" w:type="dxa"/>
-              <w:bottom w:w="50" w:type="dxa"/>
-              <w:right w:w="90" w:type="dxa"/>
-            </w:tcMar>
             <w:vAlign w:val="center"/>
           </w:tcPr>
           <w:p>
@@ -10883,12 +9968,6 @@
               <w:right w:val="single" w:sz="6" w:space="0" w:color="1F3864"/>
             </w:tcBorders>
             <w:shd w:val="clear" w:color="auto" w:fill="D9E2F3"/>
-            <w:tcMar>
-              <w:top w:w="50" w:type="dxa"/>
-              <w:left w:w="90" w:type="dxa"/>
-              <w:bottom w:w="50" w:type="dxa"/>
-              <w:right w:w="90" w:type="dxa"/>
-            </w:tcMar>
             <w:vAlign w:val="center"/>
           </w:tcPr>
           <w:p>
@@ -10950,6 +10029,55 @@
           </w:p>
         </w:tc>
       </w:tr>
+    </w:tbl>
+    <w:p>
+      <w:pPr>
+        <w:spacing w:before="0" w:after="0" w:line="240" w:lineRule="auto"/>
+        <w:rPr>
+          <w:sz w:val="18"/>
+          <w:szCs w:val="18"/>
+        </w:rPr>
+      </w:pPr>
+    </w:p>
+    <w:tbl>
+      <w:tblPr>
+        <w:tblW w:w="9405" w:type="dxa"/>
+        <w:jc w:val="center"/>
+        <w:tblBorders>
+          <w:top w:val="single" w:sz="6" w:space="0" w:color="1F3864"/>
+          <w:left w:val="single" w:sz="6" w:space="0" w:color="1F3864"/>
+          <w:bottom w:val="single" w:sz="6" w:space="0" w:color="1F3864"/>
+          <w:right w:val="single" w:sz="6" w:space="0" w:color="1F3864"/>
+          <w:insideH w:val="single" w:sz="6" w:space="0" w:color="1F3864"/>
+          <w:insideV w:val="single" w:sz="6" w:space="0" w:color="1F3864"/>
+        </w:tblBorders>
+        <w:tblLayout w:type="fixed"/>
+        <w:tblCellMar>
+          <w:top w:w="40" w:type="dxa"/>
+          <w:left w:w="90" w:type="dxa"/>
+          <w:bottom w:w="40" w:type="dxa"/>
+          <w:right w:w="90" w:type="dxa"/>
+        </w:tblCellMar>
+        <w:tblLook w:val="04A0" w:firstRow="1" w:lastRow="0" w:firstColumn="1" w:lastColumn="0" w:noHBand="0" w:noVBand="1"/>
+      </w:tblPr>
+      <w:tblGrid>
+        <w:gridCol w:w="1175"/>
+        <w:gridCol w:w="391"/>
+        <w:gridCol w:w="391"/>
+        <w:gridCol w:w="391"/>
+        <w:gridCol w:w="783"/>
+        <w:gridCol w:w="391"/>
+        <w:gridCol w:w="391"/>
+        <w:gridCol w:w="783"/>
+        <w:gridCol w:w="783"/>
+        <w:gridCol w:w="391"/>
+        <w:gridCol w:w="391"/>
+        <w:gridCol w:w="391"/>
+        <w:gridCol w:w="391"/>
+        <w:gridCol w:w="391"/>
+        <w:gridCol w:w="391"/>
+        <w:gridCol w:w="1567"/>
+      </w:tblGrid>
       <w:tr>
         <w:tc>
           <w:tcPr>
@@ -10962,12 +10090,6 @@
               <w:right w:val="single" w:sz="6" w:space="0" w:color="1F3864"/>
             </w:tcBorders>
             <w:shd w:val="clear" w:color="auto" w:fill="4472C4"/>
-            <w:tcMar>
-              <w:top w:w="50" w:type="dxa"/>
-              <w:left w:w="90" w:type="dxa"/>
-              <w:bottom w:w="50" w:type="dxa"/>
-              <w:right w:w="90" w:type="dxa"/>
-            </w:tcMar>
             <w:vAlign w:val="center"/>
           </w:tcPr>
           <w:p>
@@ -11007,12 +10129,6 @@
               <w:right w:val="single" w:sz="6" w:space="0" w:color="1F3864"/>
             </w:tcBorders>
             <w:shd w:val="clear" w:color="auto" w:fill="D9E2F3"/>
-            <w:tcMar>
-              <w:top w:w="50" w:type="dxa"/>
-              <w:left w:w="90" w:type="dxa"/>
-              <w:bottom w:w="50" w:type="dxa"/>
-              <w:right w:w="90" w:type="dxa"/>
-            </w:tcMar>
             <w:vAlign w:val="center"/>
           </w:tcPr>
           <w:p>
@@ -11173,12 +10289,6 @@
               <w:right w:val="single" w:sz="6" w:space="0" w:color="1F3864"/>
             </w:tcBorders>
             <w:shd w:val="clear" w:color="auto" w:fill="4472C4"/>
-            <w:tcMar>
-              <w:top w:w="50" w:type="dxa"/>
-              <w:left w:w="90" w:type="dxa"/>
-              <w:bottom w:w="50" w:type="dxa"/>
-              <w:right w:w="90" w:type="dxa"/>
-            </w:tcMar>
             <w:vAlign w:val="center"/>
           </w:tcPr>
           <w:p>
@@ -11218,12 +10328,6 @@
               <w:right w:val="single" w:sz="6" w:space="0" w:color="1F3864"/>
             </w:tcBorders>
             <w:shd w:val="clear" w:color="auto" w:fill="D9E2F3"/>
-            <w:tcMar>
-              <w:top w:w="50" w:type="dxa"/>
-              <w:left w:w="90" w:type="dxa"/>
-              <w:bottom w:w="50" w:type="dxa"/>
-              <w:right w:w="90" w:type="dxa"/>
-            </w:tcMar>
             <w:vAlign w:val="center"/>
           </w:tcPr>
           <w:p>
@@ -11360,12 +10464,6 @@
               <w:right w:val="single" w:sz="6" w:space="0" w:color="1F3864"/>
             </w:tcBorders>
             <w:shd w:val="clear" w:color="auto" w:fill="4472C4"/>
-            <w:tcMar>
-              <w:top w:w="50" w:type="dxa"/>
-              <w:left w:w="90" w:type="dxa"/>
-              <w:bottom w:w="50" w:type="dxa"/>
-              <w:right w:w="90" w:type="dxa"/>
-            </w:tcMar>
             <w:vAlign w:val="center"/>
           </w:tcPr>
           <w:p>
@@ -11405,12 +10503,6 @@
               <w:right w:val="single" w:sz="6" w:space="0" w:color="1F3864"/>
             </w:tcBorders>
             <w:shd w:val="clear" w:color="auto" w:fill="D9E2F3"/>
-            <w:tcMar>
-              <w:top w:w="50" w:type="dxa"/>
-              <w:left w:w="90" w:type="dxa"/>
-              <w:bottom w:w="50" w:type="dxa"/>
-              <w:right w:w="90" w:type="dxa"/>
-            </w:tcMar>
             <w:vAlign w:val="center"/>
           </w:tcPr>
           <w:p>
@@ -11499,12 +10591,6 @@
               <w:right w:val="single" w:sz="6" w:space="0" w:color="1F3864"/>
             </w:tcBorders>
             <w:shd w:val="clear" w:color="auto" w:fill="4472C4"/>
-            <w:tcMar>
-              <w:top w:w="50" w:type="dxa"/>
-              <w:left w:w="90" w:type="dxa"/>
-              <w:bottom w:w="50" w:type="dxa"/>
-              <w:right w:w="90" w:type="dxa"/>
-            </w:tcMar>
             <w:vAlign w:val="center"/>
           </w:tcPr>
           <w:p>
@@ -11544,12 +10630,6 @@
               <w:right w:val="single" w:sz="6" w:space="0" w:color="1F3864"/>
             </w:tcBorders>
             <w:shd w:val="clear" w:color="auto" w:fill="D9E2F3"/>
-            <w:tcMar>
-              <w:top w:w="50" w:type="dxa"/>
-              <w:left w:w="90" w:type="dxa"/>
-              <w:bottom w:w="50" w:type="dxa"/>
-              <w:right w:w="90" w:type="dxa"/>
-            </w:tcMar>
             <w:vAlign w:val="center"/>
           </w:tcPr>
           <w:p>
@@ -11662,12 +10742,6 @@
               <w:right w:val="single" w:sz="6" w:space="0" w:color="1F3864"/>
             </w:tcBorders>
             <w:shd w:val="clear" w:color="auto" w:fill="4472C4"/>
-            <w:tcMar>
-              <w:top w:w="50" w:type="dxa"/>
-              <w:left w:w="90" w:type="dxa"/>
-              <w:bottom w:w="50" w:type="dxa"/>
-              <w:right w:w="90" w:type="dxa"/>
-            </w:tcMar>
             <w:vAlign w:val="center"/>
           </w:tcPr>
           <w:p>
@@ -11707,12 +10781,6 @@
               <w:right w:val="single" w:sz="6" w:space="0" w:color="1F3864"/>
             </w:tcBorders>
             <w:shd w:val="clear" w:color="auto" w:fill="D9E2F3"/>
-            <w:tcMar>
-              <w:top w:w="50" w:type="dxa"/>
-              <w:left w:w="90" w:type="dxa"/>
-              <w:bottom w:w="50" w:type="dxa"/>
-              <w:right w:w="90" w:type="dxa"/>
-            </w:tcMar>
             <w:vAlign w:val="center"/>
           </w:tcPr>
           <w:p>
@@ -11757,12 +10825,6 @@
               <w:right w:val="single" w:sz="6" w:space="0" w:color="1F3864"/>
             </w:tcBorders>
             <w:shd w:val="clear" w:color="auto" w:fill="4472C4"/>
-            <w:tcMar>
-              <w:top w:w="50" w:type="dxa"/>
-              <w:left w:w="90" w:type="dxa"/>
-              <w:bottom w:w="50" w:type="dxa"/>
-              <w:right w:w="90" w:type="dxa"/>
-            </w:tcMar>
             <w:vAlign w:val="center"/>
           </w:tcPr>
           <w:p>
@@ -11829,12 +10891,6 @@
               <w:right w:val="single" w:sz="6" w:space="0" w:color="1F3864"/>
             </w:tcBorders>
             <w:shd w:val="clear" w:color="auto" w:fill="4472C4"/>
-            <w:tcMar>
-              <w:top w:w="50" w:type="dxa"/>
-              <w:left w:w="90" w:type="dxa"/>
-              <w:bottom w:w="50" w:type="dxa"/>
-              <w:right w:w="90" w:type="dxa"/>
-            </w:tcMar>
             <w:vAlign w:val="center"/>
           </w:tcPr>
           <w:p>
@@ -11874,12 +10930,6 @@
               <w:right w:val="single" w:sz="6" w:space="0" w:color="1F3864"/>
             </w:tcBorders>
             <w:shd w:val="clear" w:color="auto" w:fill="4472C4"/>
-            <w:tcMar>
-              <w:top w:w="50" w:type="dxa"/>
-              <w:left w:w="90" w:type="dxa"/>
-              <w:bottom w:w="50" w:type="dxa"/>
-              <w:right w:w="90" w:type="dxa"/>
-            </w:tcMar>
             <w:vAlign w:val="center"/>
           </w:tcPr>
           <w:p>
@@ -11919,12 +10969,6 @@
               <w:right w:val="single" w:sz="6" w:space="0" w:color="1F3864"/>
             </w:tcBorders>
             <w:shd w:val="clear" w:color="auto" w:fill="4472C4"/>
-            <w:tcMar>
-              <w:top w:w="50" w:type="dxa"/>
-              <w:left w:w="90" w:type="dxa"/>
-              <w:bottom w:w="50" w:type="dxa"/>
-              <w:right w:w="90" w:type="dxa"/>
-            </w:tcMar>
             <w:vAlign w:val="center"/>
           </w:tcPr>
           <w:p>
@@ -11964,12 +11008,6 @@
               <w:right w:val="single" w:sz="6" w:space="0" w:color="1F3864"/>
             </w:tcBorders>
             <w:shd w:val="clear" w:color="auto" w:fill="4472C4"/>
-            <w:tcMar>
-              <w:top w:w="50" w:type="dxa"/>
-              <w:left w:w="90" w:type="dxa"/>
-              <w:bottom w:w="50" w:type="dxa"/>
-              <w:right w:w="90" w:type="dxa"/>
-            </w:tcMar>
             <w:vAlign w:val="center"/>
           </w:tcPr>
           <w:p>
@@ -12036,12 +11074,6 @@
               <w:right w:val="single" w:sz="6" w:space="0" w:color="1F3864"/>
             </w:tcBorders>
             <w:shd w:val="clear" w:color="auto" w:fill="D9E2F3"/>
-            <w:tcMar>
-              <w:top w:w="50" w:type="dxa"/>
-              <w:left w:w="90" w:type="dxa"/>
-              <w:bottom w:w="50" w:type="dxa"/>
-              <w:right w:w="90" w:type="dxa"/>
-            </w:tcMar>
             <w:vAlign w:val="center"/>
           </w:tcPr>
           <w:p>
@@ -12074,12 +11106,6 @@
               <w:right w:val="single" w:sz="6" w:space="0" w:color="1F3864"/>
             </w:tcBorders>
             <w:shd w:val="clear" w:color="auto" w:fill="D9E2F3"/>
-            <w:tcMar>
-              <w:top w:w="50" w:type="dxa"/>
-              <w:left w:w="90" w:type="dxa"/>
-              <w:bottom w:w="50" w:type="dxa"/>
-              <w:right w:w="90" w:type="dxa"/>
-            </w:tcMar>
             <w:vAlign w:val="center"/>
           </w:tcPr>
           <w:p>
@@ -12112,12 +11138,6 @@
               <w:right w:val="single" w:sz="6" w:space="0" w:color="1F3864"/>
             </w:tcBorders>
             <w:shd w:val="clear" w:color="auto" w:fill="D9E2F3"/>
-            <w:tcMar>
-              <w:top w:w="50" w:type="dxa"/>
-              <w:left w:w="90" w:type="dxa"/>
-              <w:bottom w:w="50" w:type="dxa"/>
-              <w:right w:w="90" w:type="dxa"/>
-            </w:tcMar>
             <w:vAlign w:val="center"/>
           </w:tcPr>
           <w:p>
@@ -12150,12 +11170,6 @@
               <w:right w:val="single" w:sz="6" w:space="0" w:color="1F3864"/>
             </w:tcBorders>
             <w:shd w:val="clear" w:color="auto" w:fill="D9E2F3"/>
-            <w:tcMar>
-              <w:top w:w="50" w:type="dxa"/>
-              <w:left w:w="90" w:type="dxa"/>
-              <w:bottom w:w="50" w:type="dxa"/>
-              <w:right w:w="90" w:type="dxa"/>
-            </w:tcMar>
             <w:vAlign w:val="center"/>
           </w:tcPr>
           <w:p>
@@ -12215,12 +11229,6 @@
               <w:right w:val="single" w:sz="6" w:space="0" w:color="1F3864"/>
             </w:tcBorders>
             <w:shd w:val="clear" w:color="auto" w:fill="D9E2F3"/>
-            <w:tcMar>
-              <w:top w:w="50" w:type="dxa"/>
-              <w:left w:w="90" w:type="dxa"/>
-              <w:bottom w:w="50" w:type="dxa"/>
-              <w:right w:w="90" w:type="dxa"/>
-            </w:tcMar>
             <w:vAlign w:val="center"/>
           </w:tcPr>
           <w:p>
@@ -12253,12 +11261,6 @@
               <w:right w:val="single" w:sz="6" w:space="0" w:color="1F3864"/>
             </w:tcBorders>
             <w:shd w:val="clear" w:color="auto" w:fill="D9E2F3"/>
-            <w:tcMar>
-              <w:top w:w="50" w:type="dxa"/>
-              <w:left w:w="90" w:type="dxa"/>
-              <w:bottom w:w="50" w:type="dxa"/>
-              <w:right w:w="90" w:type="dxa"/>
-            </w:tcMar>
             <w:vAlign w:val="center"/>
           </w:tcPr>
           <w:p>
@@ -12291,12 +11293,6 @@
               <w:right w:val="single" w:sz="6" w:space="0" w:color="1F3864"/>
             </w:tcBorders>
             <w:shd w:val="clear" w:color="auto" w:fill="D9E2F3"/>
-            <w:tcMar>
-              <w:top w:w="50" w:type="dxa"/>
-              <w:left w:w="90" w:type="dxa"/>
-              <w:bottom w:w="50" w:type="dxa"/>
-              <w:right w:w="90" w:type="dxa"/>
-            </w:tcMar>
             <w:vAlign w:val="center"/>
           </w:tcPr>
           <w:p>
@@ -12329,12 +11325,6 @@
               <w:right w:val="single" w:sz="6" w:space="0" w:color="1F3864"/>
             </w:tcBorders>
             <w:shd w:val="clear" w:color="auto" w:fill="D9E2F3"/>
-            <w:tcMar>
-              <w:top w:w="50" w:type="dxa"/>
-              <w:left w:w="90" w:type="dxa"/>
-              <w:bottom w:w="50" w:type="dxa"/>
-              <w:right w:w="90" w:type="dxa"/>
-            </w:tcMar>
             <w:vAlign w:val="center"/>
           </w:tcPr>
           <w:p>
@@ -12394,12 +11384,6 @@
               <w:right w:val="single" w:sz="6" w:space="0" w:color="1F3864"/>
             </w:tcBorders>
             <w:shd w:val="clear" w:color="auto" w:fill="D9E2F3"/>
-            <w:tcMar>
-              <w:top w:w="50" w:type="dxa"/>
-              <w:left w:w="90" w:type="dxa"/>
-              <w:bottom w:w="50" w:type="dxa"/>
-              <w:right w:w="90" w:type="dxa"/>
-            </w:tcMar>
             <w:vAlign w:val="center"/>
           </w:tcPr>
           <w:p>
@@ -12432,12 +11416,6 @@
               <w:right w:val="single" w:sz="6" w:space="0" w:color="1F3864"/>
             </w:tcBorders>
             <w:shd w:val="clear" w:color="auto" w:fill="D9E2F3"/>
-            <w:tcMar>
-              <w:top w:w="50" w:type="dxa"/>
-              <w:left w:w="90" w:type="dxa"/>
-              <w:bottom w:w="50" w:type="dxa"/>
-              <w:right w:w="90" w:type="dxa"/>
-            </w:tcMar>
             <w:vAlign w:val="center"/>
           </w:tcPr>
           <w:p>
@@ -12470,12 +11448,6 @@
               <w:right w:val="single" w:sz="6" w:space="0" w:color="1F3864"/>
             </w:tcBorders>
             <w:shd w:val="clear" w:color="auto" w:fill="D9E2F3"/>
-            <w:tcMar>
-              <w:top w:w="50" w:type="dxa"/>
-              <w:left w:w="90" w:type="dxa"/>
-              <w:bottom w:w="50" w:type="dxa"/>
-              <w:right w:w="90" w:type="dxa"/>
-            </w:tcMar>
             <w:vAlign w:val="center"/>
           </w:tcPr>
           <w:p>
@@ -12508,12 +11480,6 @@
               <w:right w:val="single" w:sz="6" w:space="0" w:color="1F3864"/>
             </w:tcBorders>
             <w:shd w:val="clear" w:color="auto" w:fill="D9E2F3"/>
-            <w:tcMar>
-              <w:top w:w="50" w:type="dxa"/>
-              <w:left w:w="90" w:type="dxa"/>
-              <w:bottom w:w="50" w:type="dxa"/>
-              <w:right w:w="90" w:type="dxa"/>
-            </w:tcMar>
             <w:vAlign w:val="center"/>
           </w:tcPr>
           <w:p>
@@ -12573,12 +11539,6 @@
               <w:right w:val="single" w:sz="6" w:space="0" w:color="1F3864"/>
             </w:tcBorders>
             <w:shd w:val="clear" w:color="auto" w:fill="D9E2F3"/>
-            <w:tcMar>
-              <w:top w:w="50" w:type="dxa"/>
-              <w:left w:w="90" w:type="dxa"/>
-              <w:bottom w:w="50" w:type="dxa"/>
-              <w:right w:w="90" w:type="dxa"/>
-            </w:tcMar>
             <w:vAlign w:val="center"/>
           </w:tcPr>
           <w:p>
@@ -12623,12 +11583,6 @@
               <w:right w:val="single" w:sz="6" w:space="0" w:color="1F3864"/>
             </w:tcBorders>
             <w:shd w:val="clear" w:color="auto" w:fill="4472C4"/>
-            <w:tcMar>
-              <w:top w:w="50" w:type="dxa"/>
-              <w:left w:w="90" w:type="dxa"/>
-              <w:bottom w:w="50" w:type="dxa"/>
-              <w:right w:w="90" w:type="dxa"/>
-            </w:tcMar>
             <w:vAlign w:val="center"/>
           </w:tcPr>
           <w:p>
@@ -12695,12 +11649,6 @@
               <w:right w:val="single" w:sz="6" w:space="0" w:color="1F3864"/>
             </w:tcBorders>
             <w:shd w:val="clear" w:color="auto" w:fill="4472C4"/>
-            <w:tcMar>
-              <w:top w:w="50" w:type="dxa"/>
-              <w:left w:w="90" w:type="dxa"/>
-              <w:bottom w:w="50" w:type="dxa"/>
-              <w:right w:w="90" w:type="dxa"/>
-            </w:tcMar>
             <w:vAlign w:val="center"/>
           </w:tcPr>
           <w:p>
@@ -12740,12 +11688,6 @@
               <w:right w:val="single" w:sz="6" w:space="0" w:color="1F3864"/>
             </w:tcBorders>
             <w:shd w:val="clear" w:color="auto" w:fill="4472C4"/>
-            <w:tcMar>
-              <w:top w:w="50" w:type="dxa"/>
-              <w:left w:w="90" w:type="dxa"/>
-              <w:bottom w:w="50" w:type="dxa"/>
-              <w:right w:w="90" w:type="dxa"/>
-            </w:tcMar>
             <w:vAlign w:val="center"/>
           </w:tcPr>
           <w:p>
@@ -12785,12 +11727,6 @@
               <w:right w:val="single" w:sz="6" w:space="0" w:color="1F3864"/>
             </w:tcBorders>
             <w:shd w:val="clear" w:color="auto" w:fill="4472C4"/>
-            <w:tcMar>
-              <w:top w:w="50" w:type="dxa"/>
-              <w:left w:w="90" w:type="dxa"/>
-              <w:bottom w:w="50" w:type="dxa"/>
-              <w:right w:w="90" w:type="dxa"/>
-            </w:tcMar>
             <w:vAlign w:val="center"/>
           </w:tcPr>
           <w:p>
@@ -12830,12 +11766,6 @@
               <w:right w:val="single" w:sz="6" w:space="0" w:color="1F3864"/>
             </w:tcBorders>
             <w:shd w:val="clear" w:color="auto" w:fill="4472C4"/>
-            <w:tcMar>
-              <w:top w:w="50" w:type="dxa"/>
-              <w:left w:w="90" w:type="dxa"/>
-              <w:bottom w:w="50" w:type="dxa"/>
-              <w:right w:w="90" w:type="dxa"/>
-            </w:tcMar>
             <w:vAlign w:val="center"/>
           </w:tcPr>
           <w:p>
@@ -12902,12 +11832,6 @@
               <w:right w:val="single" w:sz="6" w:space="0" w:color="1F3864"/>
             </w:tcBorders>
             <w:shd w:val="clear" w:color="auto" w:fill="D9E2F3"/>
-            <w:tcMar>
-              <w:top w:w="50" w:type="dxa"/>
-              <w:left w:w="90" w:type="dxa"/>
-              <w:bottom w:w="50" w:type="dxa"/>
-              <w:right w:w="90" w:type="dxa"/>
-            </w:tcMar>
             <w:vAlign w:val="center"/>
           </w:tcPr>
           <w:p>
@@ -12940,12 +11864,6 @@
               <w:right w:val="single" w:sz="6" w:space="0" w:color="1F3864"/>
             </w:tcBorders>
             <w:shd w:val="clear" w:color="auto" w:fill="D9E2F3"/>
-            <w:tcMar>
-              <w:top w:w="50" w:type="dxa"/>
-              <w:left w:w="90" w:type="dxa"/>
-              <w:bottom w:w="50" w:type="dxa"/>
-              <w:right w:w="90" w:type="dxa"/>
-            </w:tcMar>
             <w:vAlign w:val="center"/>
           </w:tcPr>
           <w:p>
@@ -12978,12 +11896,6 @@
               <w:right w:val="single" w:sz="6" w:space="0" w:color="1F3864"/>
             </w:tcBorders>
             <w:shd w:val="clear" w:color="auto" w:fill="D9E2F3"/>
-            <w:tcMar>
-              <w:top w:w="50" w:type="dxa"/>
-              <w:left w:w="90" w:type="dxa"/>
-              <w:bottom w:w="50" w:type="dxa"/>
-              <w:right w:w="90" w:type="dxa"/>
-            </w:tcMar>
             <w:vAlign w:val="center"/>
           </w:tcPr>
           <w:p>
@@ -13016,12 +11928,6 @@
               <w:right w:val="single" w:sz="6" w:space="0" w:color="1F3864"/>
             </w:tcBorders>
             <w:shd w:val="clear" w:color="auto" w:fill="D9E2F3"/>
-            <w:tcMar>
-              <w:top w:w="50" w:type="dxa"/>
-              <w:left w:w="90" w:type="dxa"/>
-              <w:bottom w:w="50" w:type="dxa"/>
-              <w:right w:w="90" w:type="dxa"/>
-            </w:tcMar>
             <w:vAlign w:val="center"/>
           </w:tcPr>
           <w:p>
@@ -13081,12 +11987,6 @@
               <w:right w:val="single" w:sz="6" w:space="0" w:color="1F3864"/>
             </w:tcBorders>
             <w:shd w:val="clear" w:color="auto" w:fill="D9E2F3"/>
-            <w:tcMar>
-              <w:top w:w="50" w:type="dxa"/>
-              <w:left w:w="90" w:type="dxa"/>
-              <w:bottom w:w="50" w:type="dxa"/>
-              <w:right w:w="90" w:type="dxa"/>
-            </w:tcMar>
             <w:vAlign w:val="center"/>
           </w:tcPr>
           <w:p>
@@ -13119,12 +12019,6 @@
               <w:right w:val="single" w:sz="6" w:space="0" w:color="1F3864"/>
             </w:tcBorders>
             <w:shd w:val="clear" w:color="auto" w:fill="D9E2F3"/>
-            <w:tcMar>
-              <w:top w:w="50" w:type="dxa"/>
-              <w:left w:w="90" w:type="dxa"/>
-              <w:bottom w:w="50" w:type="dxa"/>
-              <w:right w:w="90" w:type="dxa"/>
-            </w:tcMar>
             <w:vAlign w:val="center"/>
           </w:tcPr>
           <w:p>
@@ -13157,12 +12051,6 @@
               <w:right w:val="single" w:sz="6" w:space="0" w:color="1F3864"/>
             </w:tcBorders>
             <w:shd w:val="clear" w:color="auto" w:fill="D9E2F3"/>
-            <w:tcMar>
-              <w:top w:w="50" w:type="dxa"/>
-              <w:left w:w="90" w:type="dxa"/>
-              <w:bottom w:w="50" w:type="dxa"/>
-              <w:right w:w="90" w:type="dxa"/>
-            </w:tcMar>
             <w:vAlign w:val="center"/>
           </w:tcPr>
           <w:p>
@@ -13195,12 +12083,6 @@
               <w:right w:val="single" w:sz="6" w:space="0" w:color="1F3864"/>
             </w:tcBorders>
             <w:shd w:val="clear" w:color="auto" w:fill="D9E2F3"/>
-            <w:tcMar>
-              <w:top w:w="50" w:type="dxa"/>
-              <w:left w:w="90" w:type="dxa"/>
-              <w:bottom w:w="50" w:type="dxa"/>
-              <w:right w:w="90" w:type="dxa"/>
-            </w:tcMar>
             <w:vAlign w:val="center"/>
           </w:tcPr>
           <w:p>
@@ -13260,12 +12142,6 @@
               <w:right w:val="single" w:sz="6" w:space="0" w:color="1F3864"/>
             </w:tcBorders>
             <w:shd w:val="clear" w:color="auto" w:fill="D9E2F3"/>
-            <w:tcMar>
-              <w:top w:w="50" w:type="dxa"/>
-              <w:left w:w="90" w:type="dxa"/>
-              <w:bottom w:w="50" w:type="dxa"/>
-              <w:right w:w="90" w:type="dxa"/>
-            </w:tcMar>
             <w:vAlign w:val="center"/>
           </w:tcPr>
           <w:p>
@@ -13298,12 +12174,6 @@
               <w:right w:val="single" w:sz="6" w:space="0" w:color="1F3864"/>
             </w:tcBorders>
             <w:shd w:val="clear" w:color="auto" w:fill="D9E2F3"/>
-            <w:tcMar>
-              <w:top w:w="50" w:type="dxa"/>
-              <w:left w:w="90" w:type="dxa"/>
-              <w:bottom w:w="50" w:type="dxa"/>
-              <w:right w:w="90" w:type="dxa"/>
-            </w:tcMar>
             <w:vAlign w:val="center"/>
           </w:tcPr>
           <w:p>
@@ -13336,12 +12206,6 @@
               <w:right w:val="single" w:sz="6" w:space="0" w:color="1F3864"/>
             </w:tcBorders>
             <w:shd w:val="clear" w:color="auto" w:fill="D9E2F3"/>
-            <w:tcMar>
-              <w:top w:w="50" w:type="dxa"/>
-              <w:left w:w="90" w:type="dxa"/>
-              <w:bottom w:w="50" w:type="dxa"/>
-              <w:right w:w="90" w:type="dxa"/>
-            </w:tcMar>
             <w:vAlign w:val="center"/>
           </w:tcPr>
           <w:p>
@@ -13374,12 +12238,6 @@
               <w:right w:val="single" w:sz="6" w:space="0" w:color="1F3864"/>
             </w:tcBorders>
             <w:shd w:val="clear" w:color="auto" w:fill="D9E2F3"/>
-            <w:tcMar>
-              <w:top w:w="50" w:type="dxa"/>
-              <w:left w:w="90" w:type="dxa"/>
-              <w:bottom w:w="50" w:type="dxa"/>
-              <w:right w:w="90" w:type="dxa"/>
-            </w:tcMar>
             <w:vAlign w:val="center"/>
           </w:tcPr>
           <w:p>
@@ -13439,12 +12297,6 @@
               <w:right w:val="single" w:sz="6" w:space="0" w:color="1F3864"/>
             </w:tcBorders>
             <w:shd w:val="clear" w:color="auto" w:fill="D9E2F3"/>
-            <w:tcMar>
-              <w:top w:w="50" w:type="dxa"/>
-              <w:left w:w="90" w:type="dxa"/>
-              <w:bottom w:w="50" w:type="dxa"/>
-              <w:right w:w="90" w:type="dxa"/>
-            </w:tcMar>
             <w:vAlign w:val="center"/>
           </w:tcPr>
           <w:p>
@@ -13489,12 +12341,6 @@
               <w:right w:val="single" w:sz="6" w:space="0" w:color="1F3864"/>
             </w:tcBorders>
             <w:shd w:val="clear" w:color="auto" w:fill="4472C4"/>
-            <w:tcMar>
-              <w:top w:w="50" w:type="dxa"/>
-              <w:left w:w="90" w:type="dxa"/>
-              <w:bottom w:w="50" w:type="dxa"/>
-              <w:right w:w="90" w:type="dxa"/>
-            </w:tcMar>
             <w:vAlign w:val="center"/>
           </w:tcPr>
           <w:p>
@@ -13561,12 +12407,6 @@
               <w:right w:val="single" w:sz="6" w:space="0" w:color="1F3864"/>
             </w:tcBorders>
             <w:shd w:val="clear" w:color="auto" w:fill="4472C4"/>
-            <w:tcMar>
-              <w:top w:w="50" w:type="dxa"/>
-              <w:left w:w="90" w:type="dxa"/>
-              <w:bottom w:w="50" w:type="dxa"/>
-              <w:right w:w="90" w:type="dxa"/>
-            </w:tcMar>
             <w:vAlign w:val="center"/>
           </w:tcPr>
           <w:p>
@@ -13606,12 +12446,6 @@
               <w:right w:val="single" w:sz="6" w:space="0" w:color="1F3864"/>
             </w:tcBorders>
             <w:shd w:val="clear" w:color="auto" w:fill="4472C4"/>
-            <w:tcMar>
-              <w:top w:w="50" w:type="dxa"/>
-              <w:left w:w="90" w:type="dxa"/>
-              <w:bottom w:w="50" w:type="dxa"/>
-              <w:right w:w="90" w:type="dxa"/>
-            </w:tcMar>
             <w:vAlign w:val="center"/>
           </w:tcPr>
           <w:p>
@@ -13651,12 +12485,6 @@
               <w:right w:val="single" w:sz="6" w:space="0" w:color="1F3864"/>
             </w:tcBorders>
             <w:shd w:val="clear" w:color="auto" w:fill="4472C4"/>
-            <w:tcMar>
-              <w:top w:w="50" w:type="dxa"/>
-              <w:left w:w="90" w:type="dxa"/>
-              <w:bottom w:w="50" w:type="dxa"/>
-              <w:right w:w="90" w:type="dxa"/>
-            </w:tcMar>
             <w:vAlign w:val="center"/>
           </w:tcPr>
           <w:p>
@@ -13696,12 +12524,6 @@
               <w:right w:val="single" w:sz="6" w:space="0" w:color="1F3864"/>
             </w:tcBorders>
             <w:shd w:val="clear" w:color="auto" w:fill="4472C4"/>
-            <w:tcMar>
-              <w:top w:w="50" w:type="dxa"/>
-              <w:left w:w="90" w:type="dxa"/>
-              <w:bottom w:w="50" w:type="dxa"/>
-              <w:right w:w="90" w:type="dxa"/>
-            </w:tcMar>
             <w:vAlign w:val="center"/>
           </w:tcPr>
           <w:p>
@@ -13768,12 +12590,6 @@
               <w:right w:val="single" w:sz="6" w:space="0" w:color="1F3864"/>
             </w:tcBorders>
             <w:shd w:val="clear" w:color="auto" w:fill="D9E2F3"/>
-            <w:tcMar>
-              <w:top w:w="50" w:type="dxa"/>
-              <w:left w:w="90" w:type="dxa"/>
-              <w:bottom w:w="50" w:type="dxa"/>
-              <w:right w:w="90" w:type="dxa"/>
-            </w:tcMar>
             <w:vAlign w:val="center"/>
           </w:tcPr>
           <w:p>
@@ -13806,12 +12622,6 @@
               <w:right w:val="single" w:sz="6" w:space="0" w:color="1F3864"/>
             </w:tcBorders>
             <w:shd w:val="clear" w:color="auto" w:fill="D9E2F3"/>
-            <w:tcMar>
-              <w:top w:w="50" w:type="dxa"/>
-              <w:left w:w="90" w:type="dxa"/>
-              <w:bottom w:w="50" w:type="dxa"/>
-              <w:right w:w="90" w:type="dxa"/>
-            </w:tcMar>
             <w:vAlign w:val="center"/>
           </w:tcPr>
           <w:p>
@@ -13844,12 +12654,6 @@
               <w:right w:val="single" w:sz="6" w:space="0" w:color="1F3864"/>
             </w:tcBorders>
             <w:shd w:val="clear" w:color="auto" w:fill="D9E2F3"/>
-            <w:tcMar>
-              <w:top w:w="50" w:type="dxa"/>
-              <w:left w:w="90" w:type="dxa"/>
-              <w:bottom w:w="50" w:type="dxa"/>
-              <w:right w:w="90" w:type="dxa"/>
-            </w:tcMar>
             <w:vAlign w:val="center"/>
           </w:tcPr>
           <w:p>
@@ -13882,12 +12686,6 @@
               <w:right w:val="single" w:sz="6" w:space="0" w:color="1F3864"/>
             </w:tcBorders>
             <w:shd w:val="clear" w:color="auto" w:fill="D9E2F3"/>
-            <w:tcMar>
-              <w:top w:w="50" w:type="dxa"/>
-              <w:left w:w="90" w:type="dxa"/>
-              <w:bottom w:w="50" w:type="dxa"/>
-              <w:right w:w="90" w:type="dxa"/>
-            </w:tcMar>
             <w:vAlign w:val="center"/>
           </w:tcPr>
           <w:p>
@@ -13947,12 +12745,6 @@
               <w:right w:val="single" w:sz="6" w:space="0" w:color="1F3864"/>
             </w:tcBorders>
             <w:shd w:val="clear" w:color="auto" w:fill="D9E2F3"/>
-            <w:tcMar>
-              <w:top w:w="50" w:type="dxa"/>
-              <w:left w:w="90" w:type="dxa"/>
-              <w:bottom w:w="50" w:type="dxa"/>
-              <w:right w:w="90" w:type="dxa"/>
-            </w:tcMar>
             <w:vAlign w:val="center"/>
           </w:tcPr>
           <w:p>
@@ -13985,12 +12777,6 @@
               <w:right w:val="single" w:sz="6" w:space="0" w:color="1F3864"/>
             </w:tcBorders>
             <w:shd w:val="clear" w:color="auto" w:fill="D9E2F3"/>
-            <w:tcMar>
-              <w:top w:w="50" w:type="dxa"/>
-              <w:left w:w="90" w:type="dxa"/>
-              <w:bottom w:w="50" w:type="dxa"/>
-              <w:right w:w="90" w:type="dxa"/>
-            </w:tcMar>
             <w:vAlign w:val="center"/>
           </w:tcPr>
           <w:p>
@@ -14023,12 +12809,6 @@
               <w:right w:val="single" w:sz="6" w:space="0" w:color="1F3864"/>
             </w:tcBorders>
             <w:shd w:val="clear" w:color="auto" w:fill="D9E2F3"/>
-            <w:tcMar>
-              <w:top w:w="50" w:type="dxa"/>
-              <w:left w:w="90" w:type="dxa"/>
-              <w:bottom w:w="50" w:type="dxa"/>
-              <w:right w:w="90" w:type="dxa"/>
-            </w:tcMar>
             <w:vAlign w:val="center"/>
           </w:tcPr>
           <w:p>
@@ -14061,12 +12841,6 @@
               <w:right w:val="single" w:sz="6" w:space="0" w:color="1F3864"/>
             </w:tcBorders>
             <w:shd w:val="clear" w:color="auto" w:fill="D9E2F3"/>
-            <w:tcMar>
-              <w:top w:w="50" w:type="dxa"/>
-              <w:left w:w="90" w:type="dxa"/>
-              <w:bottom w:w="50" w:type="dxa"/>
-              <w:right w:w="90" w:type="dxa"/>
-            </w:tcMar>
             <w:vAlign w:val="center"/>
           </w:tcPr>
           <w:p>
@@ -14126,12 +12900,6 @@
               <w:right w:val="single" w:sz="6" w:space="0" w:color="1F3864"/>
             </w:tcBorders>
             <w:shd w:val="clear" w:color="auto" w:fill="D9E2F3"/>
-            <w:tcMar>
-              <w:top w:w="50" w:type="dxa"/>
-              <w:left w:w="90" w:type="dxa"/>
-              <w:bottom w:w="50" w:type="dxa"/>
-              <w:right w:w="90" w:type="dxa"/>
-            </w:tcMar>
             <w:vAlign w:val="center"/>
           </w:tcPr>
           <w:p>
@@ -14164,12 +12932,6 @@
               <w:right w:val="single" w:sz="6" w:space="0" w:color="1F3864"/>
             </w:tcBorders>
             <w:shd w:val="clear" w:color="auto" w:fill="D9E2F3"/>
-            <w:tcMar>
-              <w:top w:w="50" w:type="dxa"/>
-              <w:left w:w="90" w:type="dxa"/>
-              <w:bottom w:w="50" w:type="dxa"/>
-              <w:right w:w="90" w:type="dxa"/>
-            </w:tcMar>
             <w:vAlign w:val="center"/>
           </w:tcPr>
           <w:p>
@@ -14202,12 +12964,6 @@
               <w:right w:val="single" w:sz="6" w:space="0" w:color="1F3864"/>
             </w:tcBorders>
             <w:shd w:val="clear" w:color="auto" w:fill="D9E2F3"/>
-            <w:tcMar>
-              <w:top w:w="50" w:type="dxa"/>
-              <w:left w:w="90" w:type="dxa"/>
-              <w:bottom w:w="50" w:type="dxa"/>
-              <w:right w:w="90" w:type="dxa"/>
-            </w:tcMar>
             <w:vAlign w:val="center"/>
           </w:tcPr>
           <w:p>
@@ -14240,12 +12996,6 @@
               <w:right w:val="single" w:sz="6" w:space="0" w:color="1F3864"/>
             </w:tcBorders>
             <w:shd w:val="clear" w:color="auto" w:fill="D9E2F3"/>
-            <w:tcMar>
-              <w:top w:w="50" w:type="dxa"/>
-              <w:left w:w="90" w:type="dxa"/>
-              <w:bottom w:w="50" w:type="dxa"/>
-              <w:right w:w="90" w:type="dxa"/>
-            </w:tcMar>
             <w:vAlign w:val="center"/>
           </w:tcPr>
           <w:p>
@@ -14305,12 +13055,6 @@
               <w:right w:val="single" w:sz="6" w:space="0" w:color="1F3864"/>
             </w:tcBorders>
             <w:shd w:val="clear" w:color="auto" w:fill="D9E2F3"/>
-            <w:tcMar>
-              <w:top w:w="50" w:type="dxa"/>
-              <w:left w:w="90" w:type="dxa"/>
-              <w:bottom w:w="50" w:type="dxa"/>
-              <w:right w:w="90" w:type="dxa"/>
-            </w:tcMar>
             <w:vAlign w:val="center"/>
           </w:tcPr>
           <w:p>
@@ -14355,12 +13099,6 @@
               <w:right w:val="single" w:sz="6" w:space="0" w:color="1F3864"/>
             </w:tcBorders>
             <w:shd w:val="clear" w:color="auto" w:fill="4472C4"/>
-            <w:tcMar>
-              <w:top w:w="50" w:type="dxa"/>
-              <w:left w:w="90" w:type="dxa"/>
-              <w:bottom w:w="50" w:type="dxa"/>
-              <w:right w:w="90" w:type="dxa"/>
-            </w:tcMar>
             <w:vAlign w:val="center"/>
           </w:tcPr>
           <w:p>
@@ -14427,12 +13165,6 @@
               <w:right w:val="single" w:sz="6" w:space="0" w:color="1F3864"/>
             </w:tcBorders>
             <w:shd w:val="clear" w:color="auto" w:fill="4472C4"/>
-            <w:tcMar>
-              <w:top w:w="50" w:type="dxa"/>
-              <w:left w:w="90" w:type="dxa"/>
-              <w:bottom w:w="50" w:type="dxa"/>
-              <w:right w:w="90" w:type="dxa"/>
-            </w:tcMar>
             <w:vAlign w:val="center"/>
           </w:tcPr>
           <w:p>
@@ -14472,12 +13204,6 @@
               <w:right w:val="single" w:sz="6" w:space="0" w:color="1F3864"/>
             </w:tcBorders>
             <w:shd w:val="clear" w:color="auto" w:fill="4472C4"/>
-            <w:tcMar>
-              <w:top w:w="50" w:type="dxa"/>
-              <w:left w:w="90" w:type="dxa"/>
-              <w:bottom w:w="50" w:type="dxa"/>
-              <w:right w:w="90" w:type="dxa"/>
-            </w:tcMar>
             <w:vAlign w:val="center"/>
           </w:tcPr>
           <w:p>
@@ -14517,12 +13243,6 @@
               <w:right w:val="single" w:sz="6" w:space="0" w:color="1F3864"/>
             </w:tcBorders>
             <w:shd w:val="clear" w:color="auto" w:fill="4472C4"/>
-            <w:tcMar>
-              <w:top w:w="50" w:type="dxa"/>
-              <w:left w:w="90" w:type="dxa"/>
-              <w:bottom w:w="50" w:type="dxa"/>
-              <w:right w:w="90" w:type="dxa"/>
-            </w:tcMar>
             <w:vAlign w:val="center"/>
           </w:tcPr>
           <w:p>
@@ -14562,12 +13282,6 @@
               <w:right w:val="single" w:sz="6" w:space="0" w:color="1F3864"/>
             </w:tcBorders>
             <w:shd w:val="clear" w:color="auto" w:fill="4472C4"/>
-            <w:tcMar>
-              <w:top w:w="50" w:type="dxa"/>
-              <w:left w:w="90" w:type="dxa"/>
-              <w:bottom w:w="50" w:type="dxa"/>
-              <w:right w:w="90" w:type="dxa"/>
-            </w:tcMar>
             <w:vAlign w:val="center"/>
           </w:tcPr>
           <w:p>
@@ -14634,12 +13348,6 @@
               <w:right w:val="single" w:sz="6" w:space="0" w:color="1F3864"/>
             </w:tcBorders>
             <w:shd w:val="clear" w:color="auto" w:fill="D9E2F3"/>
-            <w:tcMar>
-              <w:top w:w="50" w:type="dxa"/>
-              <w:left w:w="90" w:type="dxa"/>
-              <w:bottom w:w="50" w:type="dxa"/>
-              <w:right w:w="90" w:type="dxa"/>
-            </w:tcMar>
             <w:vAlign w:val="center"/>
           </w:tcPr>
           <w:p>
@@ -14672,12 +13380,6 @@
               <w:right w:val="single" w:sz="6" w:space="0" w:color="1F3864"/>
             </w:tcBorders>
             <w:shd w:val="clear" w:color="auto" w:fill="D9E2F3"/>
-            <w:tcMar>
-              <w:top w:w="50" w:type="dxa"/>
-              <w:left w:w="90" w:type="dxa"/>
-              <w:bottom w:w="50" w:type="dxa"/>
-              <w:right w:w="90" w:type="dxa"/>
-            </w:tcMar>
             <w:vAlign w:val="center"/>
           </w:tcPr>
           <w:p>
@@ -14710,12 +13412,6 @@
               <w:right w:val="single" w:sz="6" w:space="0" w:color="1F3864"/>
             </w:tcBorders>
             <w:shd w:val="clear" w:color="auto" w:fill="D9E2F3"/>
-            <w:tcMar>
-              <w:top w:w="50" w:type="dxa"/>
-              <w:left w:w="90" w:type="dxa"/>
-              <w:bottom w:w="50" w:type="dxa"/>
-              <w:right w:w="90" w:type="dxa"/>
-            </w:tcMar>
             <w:vAlign w:val="center"/>
           </w:tcPr>
           <w:p>
@@ -14748,12 +13444,6 @@
               <w:right w:val="single" w:sz="6" w:space="0" w:color="1F3864"/>
             </w:tcBorders>
             <w:shd w:val="clear" w:color="auto" w:fill="D9E2F3"/>
-            <w:tcMar>
-              <w:top w:w="50" w:type="dxa"/>
-              <w:left w:w="90" w:type="dxa"/>
-              <w:bottom w:w="50" w:type="dxa"/>
-              <w:right w:w="90" w:type="dxa"/>
-            </w:tcMar>
             <w:vAlign w:val="center"/>
           </w:tcPr>
           <w:p>
@@ -14813,12 +13503,6 @@
               <w:right w:val="single" w:sz="6" w:space="0" w:color="1F3864"/>
             </w:tcBorders>
             <w:shd w:val="clear" w:color="auto" w:fill="D9E2F3"/>
-            <w:tcMar>
-              <w:top w:w="50" w:type="dxa"/>
-              <w:left w:w="90" w:type="dxa"/>
-              <w:bottom w:w="50" w:type="dxa"/>
-              <w:right w:w="90" w:type="dxa"/>
-            </w:tcMar>
             <w:vAlign w:val="center"/>
           </w:tcPr>
           <w:p>
@@ -14851,12 +13535,6 @@
               <w:right w:val="single" w:sz="6" w:space="0" w:color="1F3864"/>
             </w:tcBorders>
             <w:shd w:val="clear" w:color="auto" w:fill="D9E2F3"/>
-            <w:tcMar>
-              <w:top w:w="50" w:type="dxa"/>
-              <w:left w:w="90" w:type="dxa"/>
-              <w:bottom w:w="50" w:type="dxa"/>
-              <w:right w:w="90" w:type="dxa"/>
-            </w:tcMar>
             <w:vAlign w:val="center"/>
           </w:tcPr>
           <w:p>
@@ -14889,12 +13567,6 @@
               <w:right w:val="single" w:sz="6" w:space="0" w:color="1F3864"/>
             </w:tcBorders>
             <w:shd w:val="clear" w:color="auto" w:fill="D9E2F3"/>
-            <w:tcMar>
-              <w:top w:w="50" w:type="dxa"/>
-              <w:left w:w="90" w:type="dxa"/>
-              <w:bottom w:w="50" w:type="dxa"/>
-              <w:right w:w="90" w:type="dxa"/>
-            </w:tcMar>
             <w:vAlign w:val="center"/>
           </w:tcPr>
           <w:p>
@@ -14927,12 +13599,6 @@
               <w:right w:val="single" w:sz="6" w:space="0" w:color="1F3864"/>
             </w:tcBorders>
             <w:shd w:val="clear" w:color="auto" w:fill="D9E2F3"/>
-            <w:tcMar>
-              <w:top w:w="50" w:type="dxa"/>
-              <w:left w:w="90" w:type="dxa"/>
-              <w:bottom w:w="50" w:type="dxa"/>
-              <w:right w:w="90" w:type="dxa"/>
-            </w:tcMar>
             <w:vAlign w:val="center"/>
           </w:tcPr>
           <w:p>
@@ -14992,12 +13658,6 @@
               <w:right w:val="single" w:sz="6" w:space="0" w:color="1F3864"/>
             </w:tcBorders>
             <w:shd w:val="clear" w:color="auto" w:fill="D9E2F3"/>
-            <w:tcMar>
-              <w:top w:w="50" w:type="dxa"/>
-              <w:left w:w="90" w:type="dxa"/>
-              <w:bottom w:w="50" w:type="dxa"/>
-              <w:right w:w="90" w:type="dxa"/>
-            </w:tcMar>
             <w:vAlign w:val="center"/>
           </w:tcPr>
           <w:p>
@@ -15030,12 +13690,6 @@
               <w:right w:val="single" w:sz="6" w:space="0" w:color="1F3864"/>
             </w:tcBorders>
             <w:shd w:val="clear" w:color="auto" w:fill="D9E2F3"/>
-            <w:tcMar>
-              <w:top w:w="50" w:type="dxa"/>
-              <w:left w:w="90" w:type="dxa"/>
-              <w:bottom w:w="50" w:type="dxa"/>
-              <w:right w:w="90" w:type="dxa"/>
-            </w:tcMar>
             <w:vAlign w:val="center"/>
           </w:tcPr>
           <w:p>
@@ -15068,12 +13722,6 @@
               <w:right w:val="single" w:sz="6" w:space="0" w:color="1F3864"/>
             </w:tcBorders>
             <w:shd w:val="clear" w:color="auto" w:fill="D9E2F3"/>
-            <w:tcMar>
-              <w:top w:w="50" w:type="dxa"/>
-              <w:left w:w="90" w:type="dxa"/>
-              <w:bottom w:w="50" w:type="dxa"/>
-              <w:right w:w="90" w:type="dxa"/>
-            </w:tcMar>
             <w:vAlign w:val="center"/>
           </w:tcPr>
           <w:p>
@@ -15106,12 +13754,6 @@
               <w:right w:val="single" w:sz="6" w:space="0" w:color="1F3864"/>
             </w:tcBorders>
             <w:shd w:val="clear" w:color="auto" w:fill="D9E2F3"/>
-            <w:tcMar>
-              <w:top w:w="50" w:type="dxa"/>
-              <w:left w:w="90" w:type="dxa"/>
-              <w:bottom w:w="50" w:type="dxa"/>
-              <w:right w:w="90" w:type="dxa"/>
-            </w:tcMar>
             <w:vAlign w:val="center"/>
           </w:tcPr>
           <w:p>
@@ -15171,12 +13813,6 @@
               <w:right w:val="single" w:sz="6" w:space="0" w:color="1F3864"/>
             </w:tcBorders>
             <w:shd w:val="clear" w:color="auto" w:fill="D9E2F3"/>
-            <w:tcMar>
-              <w:top w:w="50" w:type="dxa"/>
-              <w:left w:w="90" w:type="dxa"/>
-              <w:bottom w:w="50" w:type="dxa"/>
-              <w:right w:w="90" w:type="dxa"/>
-            </w:tcMar>
             <w:vAlign w:val="center"/>
           </w:tcPr>
           <w:p>
@@ -15221,12 +13857,6 @@
               <w:right w:val="single" w:sz="6" w:space="0" w:color="1F3864"/>
             </w:tcBorders>
             <w:shd w:val="clear" w:color="auto" w:fill="4472C4"/>
-            <w:tcMar>
-              <w:top w:w="50" w:type="dxa"/>
-              <w:left w:w="90" w:type="dxa"/>
-              <w:bottom w:w="50" w:type="dxa"/>
-              <w:right w:w="90" w:type="dxa"/>
-            </w:tcMar>
             <w:vAlign w:val="center"/>
           </w:tcPr>
           <w:p>
@@ -15293,12 +13923,6 @@
               <w:right w:val="single" w:sz="6" w:space="0" w:color="1F3864"/>
             </w:tcBorders>
             <w:shd w:val="clear" w:color="auto" w:fill="4472C4"/>
-            <w:tcMar>
-              <w:top w:w="50" w:type="dxa"/>
-              <w:left w:w="90" w:type="dxa"/>
-              <w:bottom w:w="50" w:type="dxa"/>
-              <w:right w:w="90" w:type="dxa"/>
-            </w:tcMar>
             <w:vAlign w:val="center"/>
           </w:tcPr>
           <w:p>
@@ -15338,12 +13962,6 @@
               <w:right w:val="single" w:sz="6" w:space="0" w:color="1F3864"/>
             </w:tcBorders>
             <w:shd w:val="clear" w:color="auto" w:fill="4472C4"/>
-            <w:tcMar>
-              <w:top w:w="50" w:type="dxa"/>
-              <w:left w:w="90" w:type="dxa"/>
-              <w:bottom w:w="50" w:type="dxa"/>
-              <w:right w:w="90" w:type="dxa"/>
-            </w:tcMar>
             <w:vAlign w:val="center"/>
           </w:tcPr>
           <w:p>
@@ -15383,12 +14001,6 @@
               <w:right w:val="single" w:sz="6" w:space="0" w:color="1F3864"/>
             </w:tcBorders>
             <w:shd w:val="clear" w:color="auto" w:fill="4472C4"/>
-            <w:tcMar>
-              <w:top w:w="50" w:type="dxa"/>
-              <w:left w:w="90" w:type="dxa"/>
-              <w:bottom w:w="50" w:type="dxa"/>
-              <w:right w:w="90" w:type="dxa"/>
-            </w:tcMar>
             <w:vAlign w:val="center"/>
           </w:tcPr>
           <w:p>
@@ -15428,12 +14040,6 @@
               <w:right w:val="single" w:sz="6" w:space="0" w:color="1F3864"/>
             </w:tcBorders>
             <w:shd w:val="clear" w:color="auto" w:fill="4472C4"/>
-            <w:tcMar>
-              <w:top w:w="50" w:type="dxa"/>
-              <w:left w:w="90" w:type="dxa"/>
-              <w:bottom w:w="50" w:type="dxa"/>
-              <w:right w:w="90" w:type="dxa"/>
-            </w:tcMar>
             <w:vAlign w:val="center"/>
           </w:tcPr>
           <w:p>
@@ -15500,12 +14106,6 @@
               <w:right w:val="single" w:sz="6" w:space="0" w:color="1F3864"/>
             </w:tcBorders>
             <w:shd w:val="clear" w:color="auto" w:fill="D9E2F3"/>
-            <w:tcMar>
-              <w:top w:w="50" w:type="dxa"/>
-              <w:left w:w="90" w:type="dxa"/>
-              <w:bottom w:w="50" w:type="dxa"/>
-              <w:right w:w="90" w:type="dxa"/>
-            </w:tcMar>
             <w:vAlign w:val="center"/>
           </w:tcPr>
           <w:p>
@@ -15538,12 +14138,6 @@
               <w:right w:val="single" w:sz="6" w:space="0" w:color="1F3864"/>
             </w:tcBorders>
             <w:shd w:val="clear" w:color="auto" w:fill="D9E2F3"/>
-            <w:tcMar>
-              <w:top w:w="50" w:type="dxa"/>
-              <w:left w:w="90" w:type="dxa"/>
-              <w:bottom w:w="50" w:type="dxa"/>
-              <w:right w:w="90" w:type="dxa"/>
-            </w:tcMar>
             <w:vAlign w:val="center"/>
           </w:tcPr>
           <w:p>
@@ -15576,12 +14170,6 @@
               <w:right w:val="single" w:sz="6" w:space="0" w:color="1F3864"/>
             </w:tcBorders>
             <w:shd w:val="clear" w:color="auto" w:fill="D9E2F3"/>
-            <w:tcMar>
-              <w:top w:w="50" w:type="dxa"/>
-              <w:left w:w="90" w:type="dxa"/>
-              <w:bottom w:w="50" w:type="dxa"/>
-              <w:right w:w="90" w:type="dxa"/>
-            </w:tcMar>
             <w:vAlign w:val="center"/>
           </w:tcPr>
           <w:p>
@@ -15614,12 +14202,6 @@
               <w:right w:val="single" w:sz="6" w:space="0" w:color="1F3864"/>
             </w:tcBorders>
             <w:shd w:val="clear" w:color="auto" w:fill="D9E2F3"/>
-            <w:tcMar>
-              <w:top w:w="50" w:type="dxa"/>
-              <w:left w:w="90" w:type="dxa"/>
-              <w:bottom w:w="50" w:type="dxa"/>
-              <w:right w:w="90" w:type="dxa"/>
-            </w:tcMar>
             <w:vAlign w:val="center"/>
           </w:tcPr>
           <w:p>
@@ -15679,12 +14261,6 @@
               <w:right w:val="single" w:sz="6" w:space="0" w:color="1F3864"/>
             </w:tcBorders>
             <w:shd w:val="clear" w:color="auto" w:fill="D9E2F3"/>
-            <w:tcMar>
-              <w:top w:w="50" w:type="dxa"/>
-              <w:left w:w="90" w:type="dxa"/>
-              <w:bottom w:w="50" w:type="dxa"/>
-              <w:right w:w="90" w:type="dxa"/>
-            </w:tcMar>
             <w:vAlign w:val="center"/>
           </w:tcPr>
           <w:p>
@@ -15717,12 +14293,6 @@
               <w:right w:val="single" w:sz="6" w:space="0" w:color="1F3864"/>
             </w:tcBorders>
             <w:shd w:val="clear" w:color="auto" w:fill="D9E2F3"/>
-            <w:tcMar>
-              <w:top w:w="50" w:type="dxa"/>
-              <w:left w:w="90" w:type="dxa"/>
-              <w:bottom w:w="50" w:type="dxa"/>
-              <w:right w:w="90" w:type="dxa"/>
-            </w:tcMar>
             <w:vAlign w:val="center"/>
           </w:tcPr>
           <w:p>
@@ -15755,12 +14325,6 @@
               <w:right w:val="single" w:sz="6" w:space="0" w:color="1F3864"/>
             </w:tcBorders>
             <w:shd w:val="clear" w:color="auto" w:fill="D9E2F3"/>
-            <w:tcMar>
-              <w:top w:w="50" w:type="dxa"/>
-              <w:left w:w="90" w:type="dxa"/>
-              <w:bottom w:w="50" w:type="dxa"/>
-              <w:right w:w="90" w:type="dxa"/>
-            </w:tcMar>
             <w:vAlign w:val="center"/>
           </w:tcPr>
           <w:p>
@@ -15793,12 +14357,6 @@
               <w:right w:val="single" w:sz="6" w:space="0" w:color="1F3864"/>
             </w:tcBorders>
             <w:shd w:val="clear" w:color="auto" w:fill="D9E2F3"/>
-            <w:tcMar>
-              <w:top w:w="50" w:type="dxa"/>
-              <w:left w:w="90" w:type="dxa"/>
-              <w:bottom w:w="50" w:type="dxa"/>
-              <w:right w:w="90" w:type="dxa"/>
-            </w:tcMar>
             <w:vAlign w:val="center"/>
           </w:tcPr>
           <w:p>
@@ -15858,12 +14416,6 @@
               <w:right w:val="single" w:sz="6" w:space="0" w:color="1F3864"/>
             </w:tcBorders>
             <w:shd w:val="clear" w:color="auto" w:fill="D9E2F3"/>
-            <w:tcMar>
-              <w:top w:w="50" w:type="dxa"/>
-              <w:left w:w="90" w:type="dxa"/>
-              <w:bottom w:w="50" w:type="dxa"/>
-              <w:right w:w="90" w:type="dxa"/>
-            </w:tcMar>
             <w:vAlign w:val="center"/>
           </w:tcPr>
           <w:p>
@@ -15896,12 +14448,6 @@
               <w:right w:val="single" w:sz="6" w:space="0" w:color="1F3864"/>
             </w:tcBorders>
             <w:shd w:val="clear" w:color="auto" w:fill="D9E2F3"/>
-            <w:tcMar>
-              <w:top w:w="50" w:type="dxa"/>
-              <w:left w:w="90" w:type="dxa"/>
-              <w:bottom w:w="50" w:type="dxa"/>
-              <w:right w:w="90" w:type="dxa"/>
-            </w:tcMar>
             <w:vAlign w:val="center"/>
           </w:tcPr>
           <w:p>
@@ -15934,12 +14480,6 @@
               <w:right w:val="single" w:sz="6" w:space="0" w:color="1F3864"/>
             </w:tcBorders>
             <w:shd w:val="clear" w:color="auto" w:fill="D9E2F3"/>
-            <w:tcMar>
-              <w:top w:w="50" w:type="dxa"/>
-              <w:left w:w="90" w:type="dxa"/>
-              <w:bottom w:w="50" w:type="dxa"/>
-              <w:right w:w="90" w:type="dxa"/>
-            </w:tcMar>
             <w:vAlign w:val="center"/>
           </w:tcPr>
           <w:p>
@@ -15972,12 +14512,6 @@
               <w:right w:val="single" w:sz="6" w:space="0" w:color="1F3864"/>
             </w:tcBorders>
             <w:shd w:val="clear" w:color="auto" w:fill="D9E2F3"/>
-            <w:tcMar>
-              <w:top w:w="50" w:type="dxa"/>
-              <w:left w:w="90" w:type="dxa"/>
-              <w:bottom w:w="50" w:type="dxa"/>
-              <w:right w:w="90" w:type="dxa"/>
-            </w:tcMar>
             <w:vAlign w:val="center"/>
           </w:tcPr>
           <w:p>
@@ -16037,12 +14571,6 @@
               <w:right w:val="single" w:sz="6" w:space="0" w:color="1F3864"/>
             </w:tcBorders>
             <w:shd w:val="clear" w:color="auto" w:fill="D9E2F3"/>
-            <w:tcMar>
-              <w:top w:w="50" w:type="dxa"/>
-              <w:left w:w="90" w:type="dxa"/>
-              <w:bottom w:w="50" w:type="dxa"/>
-              <w:right w:w="90" w:type="dxa"/>
-            </w:tcMar>
             <w:vAlign w:val="center"/>
           </w:tcPr>
           <w:p>
@@ -16087,12 +14615,6 @@
               <w:right w:val="single" w:sz="6" w:space="0" w:color="1F3864"/>
             </w:tcBorders>
             <w:shd w:val="clear" w:color="auto" w:fill="4472C4"/>
-            <w:tcMar>
-              <w:top w:w="50" w:type="dxa"/>
-              <w:left w:w="90" w:type="dxa"/>
-              <w:bottom w:w="50" w:type="dxa"/>
-              <w:right w:w="90" w:type="dxa"/>
-            </w:tcMar>
             <w:vAlign w:val="center"/>
           </w:tcPr>
           <w:p>
@@ -16159,12 +14681,6 @@
               <w:right w:val="single" w:sz="6" w:space="0" w:color="1F3864"/>
             </w:tcBorders>
             <w:shd w:val="clear" w:color="auto" w:fill="4472C4"/>
-            <w:tcMar>
-              <w:top w:w="50" w:type="dxa"/>
-              <w:left w:w="90" w:type="dxa"/>
-              <w:bottom w:w="50" w:type="dxa"/>
-              <w:right w:w="90" w:type="dxa"/>
-            </w:tcMar>
             <w:vAlign w:val="center"/>
           </w:tcPr>
           <w:p>
@@ -16204,12 +14720,6 @@
               <w:right w:val="single" w:sz="6" w:space="0" w:color="1F3864"/>
             </w:tcBorders>
             <w:shd w:val="clear" w:color="auto" w:fill="4472C4"/>
-            <w:tcMar>
-              <w:top w:w="50" w:type="dxa"/>
-              <w:left w:w="90" w:type="dxa"/>
-              <w:bottom w:w="50" w:type="dxa"/>
-              <w:right w:w="90" w:type="dxa"/>
-            </w:tcMar>
             <w:vAlign w:val="center"/>
           </w:tcPr>
           <w:p>
@@ -16249,12 +14759,6 @@
               <w:right w:val="single" w:sz="6" w:space="0" w:color="1F3864"/>
             </w:tcBorders>
             <w:shd w:val="clear" w:color="auto" w:fill="4472C4"/>
-            <w:tcMar>
-              <w:top w:w="50" w:type="dxa"/>
-              <w:left w:w="90" w:type="dxa"/>
-              <w:bottom w:w="50" w:type="dxa"/>
-              <w:right w:w="90" w:type="dxa"/>
-            </w:tcMar>
             <w:vAlign w:val="center"/>
           </w:tcPr>
           <w:p>
@@ -16294,12 +14798,6 @@
               <w:right w:val="single" w:sz="6" w:space="0" w:color="1F3864"/>
             </w:tcBorders>
             <w:shd w:val="clear" w:color="auto" w:fill="4472C4"/>
-            <w:tcMar>
-              <w:top w:w="50" w:type="dxa"/>
-              <w:left w:w="90" w:type="dxa"/>
-              <w:bottom w:w="50" w:type="dxa"/>
-              <w:right w:w="90" w:type="dxa"/>
-            </w:tcMar>
             <w:vAlign w:val="center"/>
           </w:tcPr>
           <w:p>
@@ -16366,12 +14864,6 @@
               <w:right w:val="single" w:sz="6" w:space="0" w:color="1F3864"/>
             </w:tcBorders>
             <w:shd w:val="clear" w:color="auto" w:fill="D9E2F3"/>
-            <w:tcMar>
-              <w:top w:w="50" w:type="dxa"/>
-              <w:left w:w="90" w:type="dxa"/>
-              <w:bottom w:w="50" w:type="dxa"/>
-              <w:right w:w="90" w:type="dxa"/>
-            </w:tcMar>
             <w:vAlign w:val="center"/>
           </w:tcPr>
           <w:p>
@@ -16404,12 +14896,6 @@
               <w:right w:val="single" w:sz="6" w:space="0" w:color="1F3864"/>
             </w:tcBorders>
             <w:shd w:val="clear" w:color="auto" w:fill="D9E2F3"/>
-            <w:tcMar>
-              <w:top w:w="50" w:type="dxa"/>
-              <w:left w:w="90" w:type="dxa"/>
-              <w:bottom w:w="50" w:type="dxa"/>
-              <w:right w:w="90" w:type="dxa"/>
-            </w:tcMar>
             <w:vAlign w:val="center"/>
           </w:tcPr>
           <w:p>
@@ -16442,12 +14928,6 @@
               <w:right w:val="single" w:sz="6" w:space="0" w:color="1F3864"/>
             </w:tcBorders>
             <w:shd w:val="clear" w:color="auto" w:fill="D9E2F3"/>
-            <w:tcMar>
-              <w:top w:w="50" w:type="dxa"/>
-              <w:left w:w="90" w:type="dxa"/>
-              <w:bottom w:w="50" w:type="dxa"/>
-              <w:right w:w="90" w:type="dxa"/>
-            </w:tcMar>
             <w:vAlign w:val="center"/>
           </w:tcPr>
           <w:p>
@@ -16480,12 +14960,6 @@
               <w:right w:val="single" w:sz="6" w:space="0" w:color="1F3864"/>
             </w:tcBorders>
             <w:shd w:val="clear" w:color="auto" w:fill="D9E2F3"/>
-            <w:tcMar>
-              <w:top w:w="50" w:type="dxa"/>
-              <w:left w:w="90" w:type="dxa"/>
-              <w:bottom w:w="50" w:type="dxa"/>
-              <w:right w:w="90" w:type="dxa"/>
-            </w:tcMar>
             <w:vAlign w:val="center"/>
           </w:tcPr>
           <w:p>
@@ -16545,12 +15019,6 @@
               <w:right w:val="single" w:sz="6" w:space="0" w:color="1F3864"/>
             </w:tcBorders>
             <w:shd w:val="clear" w:color="auto" w:fill="D9E2F3"/>
-            <w:tcMar>
-              <w:top w:w="50" w:type="dxa"/>
-              <w:left w:w="90" w:type="dxa"/>
-              <w:bottom w:w="50" w:type="dxa"/>
-              <w:right w:w="90" w:type="dxa"/>
-            </w:tcMar>
             <w:vAlign w:val="center"/>
           </w:tcPr>
           <w:p>
@@ -16583,12 +15051,6 @@
               <w:right w:val="single" w:sz="6" w:space="0" w:color="1F3864"/>
             </w:tcBorders>
             <w:shd w:val="clear" w:color="auto" w:fill="D9E2F3"/>
-            <w:tcMar>
-              <w:top w:w="50" w:type="dxa"/>
-              <w:left w:w="90" w:type="dxa"/>
-              <w:bottom w:w="50" w:type="dxa"/>
-              <w:right w:w="90" w:type="dxa"/>
-            </w:tcMar>
             <w:vAlign w:val="center"/>
           </w:tcPr>
           <w:p>
@@ -16621,12 +15083,6 @@
               <w:right w:val="single" w:sz="6" w:space="0" w:color="1F3864"/>
             </w:tcBorders>
             <w:shd w:val="clear" w:color="auto" w:fill="D9E2F3"/>
-            <w:tcMar>
-              <w:top w:w="50" w:type="dxa"/>
-              <w:left w:w="90" w:type="dxa"/>
-              <w:bottom w:w="50" w:type="dxa"/>
-              <w:right w:w="90" w:type="dxa"/>
-            </w:tcMar>
             <w:vAlign w:val="center"/>
           </w:tcPr>
           <w:p>
@@ -16659,12 +15115,6 @@
               <w:right w:val="single" w:sz="6" w:space="0" w:color="1F3864"/>
             </w:tcBorders>
             <w:shd w:val="clear" w:color="auto" w:fill="D9E2F3"/>
-            <w:tcMar>
-              <w:top w:w="50" w:type="dxa"/>
-              <w:left w:w="90" w:type="dxa"/>
-              <w:bottom w:w="50" w:type="dxa"/>
-              <w:right w:w="90" w:type="dxa"/>
-            </w:tcMar>
             <w:vAlign w:val="center"/>
           </w:tcPr>
           <w:p>
@@ -16724,12 +15174,6 @@
               <w:right w:val="single" w:sz="6" w:space="0" w:color="1F3864"/>
             </w:tcBorders>
             <w:shd w:val="clear" w:color="auto" w:fill="D9E2F3"/>
-            <w:tcMar>
-              <w:top w:w="50" w:type="dxa"/>
-              <w:left w:w="90" w:type="dxa"/>
-              <w:bottom w:w="50" w:type="dxa"/>
-              <w:right w:w="90" w:type="dxa"/>
-            </w:tcMar>
             <w:vAlign w:val="center"/>
           </w:tcPr>
           <w:p>
@@ -16762,12 +15206,6 @@
               <w:right w:val="single" w:sz="6" w:space="0" w:color="1F3864"/>
             </w:tcBorders>
             <w:shd w:val="clear" w:color="auto" w:fill="D9E2F3"/>
-            <w:tcMar>
-              <w:top w:w="50" w:type="dxa"/>
-              <w:left w:w="90" w:type="dxa"/>
-              <w:bottom w:w="50" w:type="dxa"/>
-              <w:right w:w="90" w:type="dxa"/>
-            </w:tcMar>
             <w:vAlign w:val="center"/>
           </w:tcPr>
           <w:p>
@@ -16800,12 +15238,6 @@
               <w:right w:val="single" w:sz="6" w:space="0" w:color="1F3864"/>
             </w:tcBorders>
             <w:shd w:val="clear" w:color="auto" w:fill="D9E2F3"/>
-            <w:tcMar>
-              <w:top w:w="50" w:type="dxa"/>
-              <w:left w:w="90" w:type="dxa"/>
-              <w:bottom w:w="50" w:type="dxa"/>
-              <w:right w:w="90" w:type="dxa"/>
-            </w:tcMar>
             <w:vAlign w:val="center"/>
           </w:tcPr>
           <w:p>
@@ -16838,12 +15270,6 @@
               <w:right w:val="single" w:sz="6" w:space="0" w:color="1F3864"/>
             </w:tcBorders>
             <w:shd w:val="clear" w:color="auto" w:fill="D9E2F3"/>
-            <w:tcMar>
-              <w:top w:w="50" w:type="dxa"/>
-              <w:left w:w="90" w:type="dxa"/>
-              <w:bottom w:w="50" w:type="dxa"/>
-              <w:right w:w="90" w:type="dxa"/>
-            </w:tcMar>
             <w:vAlign w:val="center"/>
           </w:tcPr>
           <w:p>
@@ -16903,12 +15329,6 @@
               <w:right w:val="single" w:sz="6" w:space="0" w:color="1F3864"/>
             </w:tcBorders>
             <w:shd w:val="clear" w:color="auto" w:fill="D9E2F3"/>
-            <w:tcMar>
-              <w:top w:w="50" w:type="dxa"/>
-              <w:left w:w="90" w:type="dxa"/>
-              <w:bottom w:w="50" w:type="dxa"/>
-              <w:right w:w="90" w:type="dxa"/>
-            </w:tcMar>
             <w:vAlign w:val="center"/>
           </w:tcPr>
           <w:p>
@@ -16953,12 +15373,6 @@
               <w:right w:val="single" w:sz="6" w:space="0" w:color="1F3864"/>
             </w:tcBorders>
             <w:shd w:val="clear" w:color="auto" w:fill="4472C4"/>
-            <w:tcMar>
-              <w:top w:w="50" w:type="dxa"/>
-              <w:left w:w="90" w:type="dxa"/>
-              <w:bottom w:w="50" w:type="dxa"/>
-              <w:right w:w="90" w:type="dxa"/>
-            </w:tcMar>
             <w:vAlign w:val="center"/>
           </w:tcPr>
           <w:p>
@@ -17025,12 +15439,6 @@
               <w:right w:val="single" w:sz="6" w:space="0" w:color="1F3864"/>
             </w:tcBorders>
             <w:shd w:val="clear" w:color="auto" w:fill="4472C4"/>
-            <w:tcMar>
-              <w:top w:w="50" w:type="dxa"/>
-              <w:left w:w="90" w:type="dxa"/>
-              <w:bottom w:w="50" w:type="dxa"/>
-              <w:right w:w="90" w:type="dxa"/>
-            </w:tcMar>
             <w:vAlign w:val="center"/>
           </w:tcPr>
           <w:p>
@@ -17070,12 +15478,6 @@
               <w:right w:val="single" w:sz="6" w:space="0" w:color="1F3864"/>
             </w:tcBorders>
             <w:shd w:val="clear" w:color="auto" w:fill="4472C4"/>
-            <w:tcMar>
-              <w:top w:w="50" w:type="dxa"/>
-              <w:left w:w="90" w:type="dxa"/>
-              <w:bottom w:w="50" w:type="dxa"/>
-              <w:right w:w="90" w:type="dxa"/>
-            </w:tcMar>
             <w:vAlign w:val="center"/>
           </w:tcPr>
           <w:p>
@@ -17115,12 +15517,6 @@
               <w:right w:val="single" w:sz="6" w:space="0" w:color="1F3864"/>
             </w:tcBorders>
             <w:shd w:val="clear" w:color="auto" w:fill="4472C4"/>
-            <w:tcMar>
-              <w:top w:w="50" w:type="dxa"/>
-              <w:left w:w="90" w:type="dxa"/>
-              <w:bottom w:w="50" w:type="dxa"/>
-              <w:right w:w="90" w:type="dxa"/>
-            </w:tcMar>
             <w:vAlign w:val="center"/>
           </w:tcPr>
           <w:p>
@@ -17160,12 +15556,6 @@
               <w:right w:val="single" w:sz="6" w:space="0" w:color="1F3864"/>
             </w:tcBorders>
             <w:shd w:val="clear" w:color="auto" w:fill="4472C4"/>
-            <w:tcMar>
-              <w:top w:w="50" w:type="dxa"/>
-              <w:left w:w="90" w:type="dxa"/>
-              <w:bottom w:w="50" w:type="dxa"/>
-              <w:right w:w="90" w:type="dxa"/>
-            </w:tcMar>
             <w:vAlign w:val="center"/>
           </w:tcPr>
           <w:p>
@@ -17232,12 +15622,6 @@
               <w:right w:val="single" w:sz="6" w:space="0" w:color="1F3864"/>
             </w:tcBorders>
             <w:shd w:val="clear" w:color="auto" w:fill="D9E2F3"/>
-            <w:tcMar>
-              <w:top w:w="50" w:type="dxa"/>
-              <w:left w:w="90" w:type="dxa"/>
-              <w:bottom w:w="50" w:type="dxa"/>
-              <w:right w:w="90" w:type="dxa"/>
-            </w:tcMar>
             <w:vAlign w:val="center"/>
           </w:tcPr>
           <w:p>
@@ -17270,12 +15654,6 @@
               <w:right w:val="single" w:sz="6" w:space="0" w:color="1F3864"/>
             </w:tcBorders>
             <w:shd w:val="clear" w:color="auto" w:fill="D9E2F3"/>
-            <w:tcMar>
-              <w:top w:w="50" w:type="dxa"/>
-              <w:left w:w="90" w:type="dxa"/>
-              <w:bottom w:w="50" w:type="dxa"/>
-              <w:right w:w="90" w:type="dxa"/>
-            </w:tcMar>
             <w:vAlign w:val="center"/>
           </w:tcPr>
           <w:p>
@@ -17308,12 +15686,6 @@
               <w:right w:val="single" w:sz="6" w:space="0" w:color="1F3864"/>
             </w:tcBorders>
             <w:shd w:val="clear" w:color="auto" w:fill="D9E2F3"/>
-            <w:tcMar>
-              <w:top w:w="50" w:type="dxa"/>
-              <w:left w:w="90" w:type="dxa"/>
-              <w:bottom w:w="50" w:type="dxa"/>
-              <w:right w:w="90" w:type="dxa"/>
-            </w:tcMar>
             <w:vAlign w:val="center"/>
           </w:tcPr>
           <w:p>
@@ -17346,12 +15718,6 @@
               <w:right w:val="single" w:sz="6" w:space="0" w:color="1F3864"/>
             </w:tcBorders>
             <w:shd w:val="clear" w:color="auto" w:fill="D9E2F3"/>
-            <w:tcMar>
-              <w:top w:w="50" w:type="dxa"/>
-              <w:left w:w="90" w:type="dxa"/>
-              <w:bottom w:w="50" w:type="dxa"/>
-              <w:right w:w="90" w:type="dxa"/>
-            </w:tcMar>
             <w:vAlign w:val="center"/>
           </w:tcPr>
           <w:p>
@@ -17411,12 +15777,6 @@
               <w:right w:val="single" w:sz="6" w:space="0" w:color="1F3864"/>
             </w:tcBorders>
             <w:shd w:val="clear" w:color="auto" w:fill="D9E2F3"/>
-            <w:tcMar>
-              <w:top w:w="50" w:type="dxa"/>
-              <w:left w:w="90" w:type="dxa"/>
-              <w:bottom w:w="50" w:type="dxa"/>
-              <w:right w:w="90" w:type="dxa"/>
-            </w:tcMar>
             <w:vAlign w:val="center"/>
           </w:tcPr>
           <w:p>
@@ -17449,12 +15809,6 @@
               <w:right w:val="single" w:sz="6" w:space="0" w:color="1F3864"/>
             </w:tcBorders>
             <w:shd w:val="clear" w:color="auto" w:fill="D9E2F3"/>
-            <w:tcMar>
-              <w:top w:w="50" w:type="dxa"/>
-              <w:left w:w="90" w:type="dxa"/>
-              <w:bottom w:w="50" w:type="dxa"/>
-              <w:right w:w="90" w:type="dxa"/>
-            </w:tcMar>
             <w:vAlign w:val="center"/>
           </w:tcPr>
           <w:p>
@@ -17487,12 +15841,6 @@
               <w:right w:val="single" w:sz="6" w:space="0" w:color="1F3864"/>
             </w:tcBorders>
             <w:shd w:val="clear" w:color="auto" w:fill="D9E2F3"/>
-            <w:tcMar>
-              <w:top w:w="50" w:type="dxa"/>
-              <w:left w:w="90" w:type="dxa"/>
-              <w:bottom w:w="50" w:type="dxa"/>
-              <w:right w:w="90" w:type="dxa"/>
-            </w:tcMar>
             <w:vAlign w:val="center"/>
           </w:tcPr>
           <w:p>
@@ -17525,12 +15873,6 @@
               <w:right w:val="single" w:sz="6" w:space="0" w:color="1F3864"/>
             </w:tcBorders>
             <w:shd w:val="clear" w:color="auto" w:fill="D9E2F3"/>
-            <w:tcMar>
-              <w:top w:w="50" w:type="dxa"/>
-              <w:left w:w="90" w:type="dxa"/>
-              <w:bottom w:w="50" w:type="dxa"/>
-              <w:right w:w="90" w:type="dxa"/>
-            </w:tcMar>
             <w:vAlign w:val="center"/>
           </w:tcPr>
           <w:p>
@@ -17590,12 +15932,6 @@
               <w:right w:val="single" w:sz="6" w:space="0" w:color="1F3864"/>
             </w:tcBorders>
             <w:shd w:val="clear" w:color="auto" w:fill="D9E2F3"/>
-            <w:tcMar>
-              <w:top w:w="50" w:type="dxa"/>
-              <w:left w:w="90" w:type="dxa"/>
-              <w:bottom w:w="50" w:type="dxa"/>
-              <w:right w:w="90" w:type="dxa"/>
-            </w:tcMar>
             <w:vAlign w:val="center"/>
           </w:tcPr>
           <w:p>
@@ -17628,12 +15964,6 @@
               <w:right w:val="single" w:sz="6" w:space="0" w:color="1F3864"/>
             </w:tcBorders>
             <w:shd w:val="clear" w:color="auto" w:fill="D9E2F3"/>
-            <w:tcMar>
-              <w:top w:w="50" w:type="dxa"/>
-              <w:left w:w="90" w:type="dxa"/>
-              <w:bottom w:w="50" w:type="dxa"/>
-              <w:right w:w="90" w:type="dxa"/>
-            </w:tcMar>
             <w:vAlign w:val="center"/>
           </w:tcPr>
           <w:p>
@@ -17666,12 +15996,6 @@
               <w:right w:val="single" w:sz="6" w:space="0" w:color="1F3864"/>
             </w:tcBorders>
             <w:shd w:val="clear" w:color="auto" w:fill="D9E2F3"/>
-            <w:tcMar>
-              <w:top w:w="50" w:type="dxa"/>
-              <w:left w:w="90" w:type="dxa"/>
-              <w:bottom w:w="50" w:type="dxa"/>
-              <w:right w:w="90" w:type="dxa"/>
-            </w:tcMar>
             <w:vAlign w:val="center"/>
           </w:tcPr>
           <w:p>
@@ -17704,12 +16028,6 @@
               <w:right w:val="single" w:sz="6" w:space="0" w:color="1F3864"/>
             </w:tcBorders>
             <w:shd w:val="clear" w:color="auto" w:fill="D9E2F3"/>
-            <w:tcMar>
-              <w:top w:w="50" w:type="dxa"/>
-              <w:left w:w="90" w:type="dxa"/>
-              <w:bottom w:w="50" w:type="dxa"/>
-              <w:right w:w="90" w:type="dxa"/>
-            </w:tcMar>
             <w:vAlign w:val="center"/>
           </w:tcPr>
           <w:p>
@@ -17769,12 +16087,6 @@
               <w:right w:val="single" w:sz="6" w:space="0" w:color="1F3864"/>
             </w:tcBorders>
             <w:shd w:val="clear" w:color="auto" w:fill="D9E2F3"/>
-            <w:tcMar>
-              <w:top w:w="50" w:type="dxa"/>
-              <w:left w:w="90" w:type="dxa"/>
-              <w:bottom w:w="50" w:type="dxa"/>
-              <w:right w:w="90" w:type="dxa"/>
-            </w:tcMar>
             <w:vAlign w:val="center"/>
           </w:tcPr>
           <w:p>
@@ -17819,12 +16131,6 @@
               <w:right w:val="single" w:sz="6" w:space="0" w:color="1F3864"/>
             </w:tcBorders>
             <w:shd w:val="clear" w:color="auto" w:fill="4472C4"/>
-            <w:tcMar>
-              <w:top w:w="50" w:type="dxa"/>
-              <w:left w:w="90" w:type="dxa"/>
-              <w:bottom w:w="50" w:type="dxa"/>
-              <w:right w:w="90" w:type="dxa"/>
-            </w:tcMar>
             <w:vAlign w:val="center"/>
           </w:tcPr>
           <w:p>
@@ -17891,12 +16197,6 @@
               <w:right w:val="single" w:sz="6" w:space="0" w:color="1F3864"/>
             </w:tcBorders>
             <w:shd w:val="clear" w:color="auto" w:fill="4472C4"/>
-            <w:tcMar>
-              <w:top w:w="50" w:type="dxa"/>
-              <w:left w:w="90" w:type="dxa"/>
-              <w:bottom w:w="50" w:type="dxa"/>
-              <w:right w:w="90" w:type="dxa"/>
-            </w:tcMar>
             <w:vAlign w:val="center"/>
           </w:tcPr>
           <w:p>
@@ -17936,12 +16236,6 @@
               <w:right w:val="single" w:sz="6" w:space="0" w:color="1F3864"/>
             </w:tcBorders>
             <w:shd w:val="clear" w:color="auto" w:fill="4472C4"/>
-            <w:tcMar>
-              <w:top w:w="50" w:type="dxa"/>
-              <w:left w:w="90" w:type="dxa"/>
-              <w:bottom w:w="50" w:type="dxa"/>
-              <w:right w:w="90" w:type="dxa"/>
-            </w:tcMar>
             <w:vAlign w:val="center"/>
           </w:tcPr>
           <w:p>
@@ -17981,12 +16275,6 @@
               <w:right w:val="single" w:sz="6" w:space="0" w:color="1F3864"/>
             </w:tcBorders>
             <w:shd w:val="clear" w:color="auto" w:fill="4472C4"/>
-            <w:tcMar>
-              <w:top w:w="50" w:type="dxa"/>
-              <w:left w:w="90" w:type="dxa"/>
-              <w:bottom w:w="50" w:type="dxa"/>
-              <w:right w:w="90" w:type="dxa"/>
-            </w:tcMar>
             <w:vAlign w:val="center"/>
           </w:tcPr>
           <w:p>
@@ -18026,12 +16314,6 @@
               <w:right w:val="single" w:sz="6" w:space="0" w:color="1F3864"/>
             </w:tcBorders>
             <w:shd w:val="clear" w:color="auto" w:fill="4472C4"/>
-            <w:tcMar>
-              <w:top w:w="50" w:type="dxa"/>
-              <w:left w:w="90" w:type="dxa"/>
-              <w:bottom w:w="50" w:type="dxa"/>
-              <w:right w:w="90" w:type="dxa"/>
-            </w:tcMar>
             <w:vAlign w:val="center"/>
           </w:tcPr>
           <w:p>
@@ -18098,12 +16380,6 @@
               <w:right w:val="single" w:sz="6" w:space="0" w:color="1F3864"/>
             </w:tcBorders>
             <w:shd w:val="clear" w:color="auto" w:fill="D9E2F3"/>
-            <w:tcMar>
-              <w:top w:w="50" w:type="dxa"/>
-              <w:left w:w="90" w:type="dxa"/>
-              <w:bottom w:w="50" w:type="dxa"/>
-              <w:right w:w="90" w:type="dxa"/>
-            </w:tcMar>
             <w:vAlign w:val="center"/>
           </w:tcPr>
           <w:p>
@@ -18136,12 +16412,6 @@
               <w:right w:val="single" w:sz="6" w:space="0" w:color="1F3864"/>
             </w:tcBorders>
             <w:shd w:val="clear" w:color="auto" w:fill="D9E2F3"/>
-            <w:tcMar>
-              <w:top w:w="50" w:type="dxa"/>
-              <w:left w:w="90" w:type="dxa"/>
-              <w:bottom w:w="50" w:type="dxa"/>
-              <w:right w:w="90" w:type="dxa"/>
-            </w:tcMar>
             <w:vAlign w:val="center"/>
           </w:tcPr>
           <w:p>
@@ -18174,12 +16444,6 @@
               <w:right w:val="single" w:sz="6" w:space="0" w:color="1F3864"/>
             </w:tcBorders>
             <w:shd w:val="clear" w:color="auto" w:fill="D9E2F3"/>
-            <w:tcMar>
-              <w:top w:w="50" w:type="dxa"/>
-              <w:left w:w="90" w:type="dxa"/>
-              <w:bottom w:w="50" w:type="dxa"/>
-              <w:right w:w="90" w:type="dxa"/>
-            </w:tcMar>
             <w:vAlign w:val="center"/>
           </w:tcPr>
           <w:p>
@@ -18212,12 +16476,6 @@
               <w:right w:val="single" w:sz="6" w:space="0" w:color="1F3864"/>
             </w:tcBorders>
             <w:shd w:val="clear" w:color="auto" w:fill="D9E2F3"/>
-            <w:tcMar>
-              <w:top w:w="50" w:type="dxa"/>
-              <w:left w:w="90" w:type="dxa"/>
-              <w:bottom w:w="50" w:type="dxa"/>
-              <w:right w:w="90" w:type="dxa"/>
-            </w:tcMar>
             <w:vAlign w:val="center"/>
           </w:tcPr>
           <w:p>
@@ -18277,12 +16535,6 @@
               <w:right w:val="single" w:sz="6" w:space="0" w:color="1F3864"/>
             </w:tcBorders>
             <w:shd w:val="clear" w:color="auto" w:fill="D9E2F3"/>
-            <w:tcMar>
-              <w:top w:w="50" w:type="dxa"/>
-              <w:left w:w="90" w:type="dxa"/>
-              <w:bottom w:w="50" w:type="dxa"/>
-              <w:right w:w="90" w:type="dxa"/>
-            </w:tcMar>
             <w:vAlign w:val="center"/>
           </w:tcPr>
           <w:p>
@@ -18315,12 +16567,6 @@
               <w:right w:val="single" w:sz="6" w:space="0" w:color="1F3864"/>
             </w:tcBorders>
             <w:shd w:val="clear" w:color="auto" w:fill="D9E2F3"/>
-            <w:tcMar>
-              <w:top w:w="50" w:type="dxa"/>
-              <w:left w:w="90" w:type="dxa"/>
-              <w:bottom w:w="50" w:type="dxa"/>
-              <w:right w:w="90" w:type="dxa"/>
-            </w:tcMar>
             <w:vAlign w:val="center"/>
           </w:tcPr>
           <w:p>
@@ -18353,12 +16599,6 @@
               <w:right w:val="single" w:sz="6" w:space="0" w:color="1F3864"/>
             </w:tcBorders>
             <w:shd w:val="clear" w:color="auto" w:fill="D9E2F3"/>
-            <w:tcMar>
-              <w:top w:w="50" w:type="dxa"/>
-              <w:left w:w="90" w:type="dxa"/>
-              <w:bottom w:w="50" w:type="dxa"/>
-              <w:right w:w="90" w:type="dxa"/>
-            </w:tcMar>
             <w:vAlign w:val="center"/>
           </w:tcPr>
           <w:p>
@@ -18391,12 +16631,6 @@
               <w:right w:val="single" w:sz="6" w:space="0" w:color="1F3864"/>
             </w:tcBorders>
             <w:shd w:val="clear" w:color="auto" w:fill="D9E2F3"/>
-            <w:tcMar>
-              <w:top w:w="50" w:type="dxa"/>
-              <w:left w:w="90" w:type="dxa"/>
-              <w:bottom w:w="50" w:type="dxa"/>
-              <w:right w:w="90" w:type="dxa"/>
-            </w:tcMar>
             <w:vAlign w:val="center"/>
           </w:tcPr>
           <w:p>
@@ -18456,12 +16690,6 @@
               <w:right w:val="single" w:sz="6" w:space="0" w:color="1F3864"/>
             </w:tcBorders>
             <w:shd w:val="clear" w:color="auto" w:fill="D9E2F3"/>
-            <w:tcMar>
-              <w:top w:w="50" w:type="dxa"/>
-              <w:left w:w="90" w:type="dxa"/>
-              <w:bottom w:w="50" w:type="dxa"/>
-              <w:right w:w="90" w:type="dxa"/>
-            </w:tcMar>
             <w:vAlign w:val="center"/>
           </w:tcPr>
           <w:p>
@@ -18494,12 +16722,6 @@
               <w:right w:val="single" w:sz="6" w:space="0" w:color="1F3864"/>
             </w:tcBorders>
             <w:shd w:val="clear" w:color="auto" w:fill="D9E2F3"/>
-            <w:tcMar>
-              <w:top w:w="50" w:type="dxa"/>
-              <w:left w:w="90" w:type="dxa"/>
-              <w:bottom w:w="50" w:type="dxa"/>
-              <w:right w:w="90" w:type="dxa"/>
-            </w:tcMar>
             <w:vAlign w:val="center"/>
           </w:tcPr>
           <w:p>
@@ -18532,12 +16754,6 @@
               <w:right w:val="single" w:sz="6" w:space="0" w:color="1F3864"/>
             </w:tcBorders>
             <w:shd w:val="clear" w:color="auto" w:fill="D9E2F3"/>
-            <w:tcMar>
-              <w:top w:w="50" w:type="dxa"/>
-              <w:left w:w="90" w:type="dxa"/>
-              <w:bottom w:w="50" w:type="dxa"/>
-              <w:right w:w="90" w:type="dxa"/>
-            </w:tcMar>
             <w:vAlign w:val="center"/>
           </w:tcPr>
           <w:p>
@@ -18570,12 +16786,6 @@
               <w:right w:val="single" w:sz="6" w:space="0" w:color="1F3864"/>
             </w:tcBorders>
             <w:shd w:val="clear" w:color="auto" w:fill="D9E2F3"/>
-            <w:tcMar>
-              <w:top w:w="50" w:type="dxa"/>
-              <w:left w:w="90" w:type="dxa"/>
-              <w:bottom w:w="50" w:type="dxa"/>
-              <w:right w:w="90" w:type="dxa"/>
-            </w:tcMar>
             <w:vAlign w:val="center"/>
           </w:tcPr>
           <w:p>
@@ -18635,12 +16845,6 @@
               <w:right w:val="single" w:sz="6" w:space="0" w:color="1F3864"/>
             </w:tcBorders>
             <w:shd w:val="clear" w:color="auto" w:fill="D9E2F3"/>
-            <w:tcMar>
-              <w:top w:w="50" w:type="dxa"/>
-              <w:left w:w="90" w:type="dxa"/>
-              <w:bottom w:w="50" w:type="dxa"/>
-              <w:right w:w="90" w:type="dxa"/>
-            </w:tcMar>
             <w:vAlign w:val="center"/>
           </w:tcPr>
           <w:p>
@@ -18685,12 +16889,6 @@
               <w:right w:val="single" w:sz="6" w:space="0" w:color="1F3864"/>
             </w:tcBorders>
             <w:shd w:val="clear" w:color="auto" w:fill="4472C4"/>
-            <w:tcMar>
-              <w:top w:w="50" w:type="dxa"/>
-              <w:left w:w="90" w:type="dxa"/>
-              <w:bottom w:w="50" w:type="dxa"/>
-              <w:right w:w="90" w:type="dxa"/>
-            </w:tcMar>
             <w:vAlign w:val="center"/>
           </w:tcPr>
           <w:p>
@@ -18757,12 +16955,6 @@
               <w:right w:val="single" w:sz="6" w:space="0" w:color="1F3864"/>
             </w:tcBorders>
             <w:shd w:val="clear" w:color="auto" w:fill="4472C4"/>
-            <w:tcMar>
-              <w:top w:w="50" w:type="dxa"/>
-              <w:left w:w="90" w:type="dxa"/>
-              <w:bottom w:w="50" w:type="dxa"/>
-              <w:right w:w="90" w:type="dxa"/>
-            </w:tcMar>
             <w:vAlign w:val="center"/>
           </w:tcPr>
           <w:p>
@@ -18802,12 +16994,6 @@
               <w:right w:val="single" w:sz="6" w:space="0" w:color="1F3864"/>
             </w:tcBorders>
             <w:shd w:val="clear" w:color="auto" w:fill="4472C4"/>
-            <w:tcMar>
-              <w:top w:w="50" w:type="dxa"/>
-              <w:left w:w="90" w:type="dxa"/>
-              <w:bottom w:w="50" w:type="dxa"/>
-              <w:right w:w="90" w:type="dxa"/>
-            </w:tcMar>
             <w:vAlign w:val="center"/>
           </w:tcPr>
           <w:p>
@@ -18847,12 +17033,6 @@
               <w:right w:val="single" w:sz="6" w:space="0" w:color="1F3864"/>
             </w:tcBorders>
             <w:shd w:val="clear" w:color="auto" w:fill="4472C4"/>
-            <w:tcMar>
-              <w:top w:w="50" w:type="dxa"/>
-              <w:left w:w="90" w:type="dxa"/>
-              <w:bottom w:w="50" w:type="dxa"/>
-              <w:right w:w="90" w:type="dxa"/>
-            </w:tcMar>
             <w:vAlign w:val="center"/>
           </w:tcPr>
           <w:p>
@@ -18892,12 +17072,6 @@
               <w:right w:val="single" w:sz="6" w:space="0" w:color="1F3864"/>
             </w:tcBorders>
             <w:shd w:val="clear" w:color="auto" w:fill="4472C4"/>
-            <w:tcMar>
-              <w:top w:w="50" w:type="dxa"/>
-              <w:left w:w="90" w:type="dxa"/>
-              <w:bottom w:w="50" w:type="dxa"/>
-              <w:right w:w="90" w:type="dxa"/>
-            </w:tcMar>
             <w:vAlign w:val="center"/>
           </w:tcPr>
           <w:p>
@@ -18964,12 +17138,6 @@
               <w:right w:val="single" w:sz="6" w:space="0" w:color="1F3864"/>
             </w:tcBorders>
             <w:shd w:val="clear" w:color="auto" w:fill="D9E2F3"/>
-            <w:tcMar>
-              <w:top w:w="50" w:type="dxa"/>
-              <w:left w:w="90" w:type="dxa"/>
-              <w:bottom w:w="50" w:type="dxa"/>
-              <w:right w:w="90" w:type="dxa"/>
-            </w:tcMar>
             <w:vAlign w:val="center"/>
           </w:tcPr>
           <w:p>
@@ -19002,12 +17170,6 @@
               <w:right w:val="single" w:sz="6" w:space="0" w:color="1F3864"/>
             </w:tcBorders>
             <w:shd w:val="clear" w:color="auto" w:fill="D9E2F3"/>
-            <w:tcMar>
-              <w:top w:w="50" w:type="dxa"/>
-              <w:left w:w="90" w:type="dxa"/>
-              <w:bottom w:w="50" w:type="dxa"/>
-              <w:right w:w="90" w:type="dxa"/>
-            </w:tcMar>
             <w:vAlign w:val="center"/>
           </w:tcPr>
           <w:p>
@@ -19040,12 +17202,6 @@
               <w:right w:val="single" w:sz="6" w:space="0" w:color="1F3864"/>
             </w:tcBorders>
             <w:shd w:val="clear" w:color="auto" w:fill="D9E2F3"/>
-            <w:tcMar>
-              <w:top w:w="50" w:type="dxa"/>
-              <w:left w:w="90" w:type="dxa"/>
-              <w:bottom w:w="50" w:type="dxa"/>
-              <w:right w:w="90" w:type="dxa"/>
-            </w:tcMar>
             <w:vAlign w:val="center"/>
           </w:tcPr>
           <w:p>
@@ -19078,12 +17234,6 @@
               <w:right w:val="single" w:sz="6" w:space="0" w:color="1F3864"/>
             </w:tcBorders>
             <w:shd w:val="clear" w:color="auto" w:fill="D9E2F3"/>
-            <w:tcMar>
-              <w:top w:w="50" w:type="dxa"/>
-              <w:left w:w="90" w:type="dxa"/>
-              <w:bottom w:w="50" w:type="dxa"/>
-              <w:right w:w="90" w:type="dxa"/>
-            </w:tcMar>
             <w:vAlign w:val="center"/>
           </w:tcPr>
           <w:p>
@@ -19143,12 +17293,6 @@
               <w:right w:val="single" w:sz="6" w:space="0" w:color="1F3864"/>
             </w:tcBorders>
             <w:shd w:val="clear" w:color="auto" w:fill="D9E2F3"/>
-            <w:tcMar>
-              <w:top w:w="50" w:type="dxa"/>
-              <w:left w:w="90" w:type="dxa"/>
-              <w:bottom w:w="50" w:type="dxa"/>
-              <w:right w:w="90" w:type="dxa"/>
-            </w:tcMar>
             <w:vAlign w:val="center"/>
           </w:tcPr>
           <w:p>
@@ -19181,12 +17325,6 @@
               <w:right w:val="single" w:sz="6" w:space="0" w:color="1F3864"/>
             </w:tcBorders>
             <w:shd w:val="clear" w:color="auto" w:fill="D9E2F3"/>
-            <w:tcMar>
-              <w:top w:w="50" w:type="dxa"/>
-              <w:left w:w="90" w:type="dxa"/>
-              <w:bottom w:w="50" w:type="dxa"/>
-              <w:right w:w="90" w:type="dxa"/>
-            </w:tcMar>
             <w:vAlign w:val="center"/>
           </w:tcPr>
           <w:p>
@@ -19219,12 +17357,6 @@
               <w:right w:val="single" w:sz="6" w:space="0" w:color="1F3864"/>
             </w:tcBorders>
             <w:shd w:val="clear" w:color="auto" w:fill="D9E2F3"/>
-            <w:tcMar>
-              <w:top w:w="50" w:type="dxa"/>
-              <w:left w:w="90" w:type="dxa"/>
-              <w:bottom w:w="50" w:type="dxa"/>
-              <w:right w:w="90" w:type="dxa"/>
-            </w:tcMar>
             <w:vAlign w:val="center"/>
           </w:tcPr>
           <w:p>
@@ -19257,12 +17389,6 @@
               <w:right w:val="single" w:sz="6" w:space="0" w:color="1F3864"/>
             </w:tcBorders>
             <w:shd w:val="clear" w:color="auto" w:fill="D9E2F3"/>
-            <w:tcMar>
-              <w:top w:w="50" w:type="dxa"/>
-              <w:left w:w="90" w:type="dxa"/>
-              <w:bottom w:w="50" w:type="dxa"/>
-              <w:right w:w="90" w:type="dxa"/>
-            </w:tcMar>
             <w:vAlign w:val="center"/>
           </w:tcPr>
           <w:p>
@@ -19322,12 +17448,6 @@
               <w:right w:val="single" w:sz="6" w:space="0" w:color="1F3864"/>
             </w:tcBorders>
             <w:shd w:val="clear" w:color="auto" w:fill="D9E2F3"/>
-            <w:tcMar>
-              <w:top w:w="50" w:type="dxa"/>
-              <w:left w:w="90" w:type="dxa"/>
-              <w:bottom w:w="50" w:type="dxa"/>
-              <w:right w:w="90" w:type="dxa"/>
-            </w:tcMar>
             <w:vAlign w:val="center"/>
           </w:tcPr>
           <w:p>
@@ -19360,12 +17480,6 @@
               <w:right w:val="single" w:sz="6" w:space="0" w:color="1F3864"/>
             </w:tcBorders>
             <w:shd w:val="clear" w:color="auto" w:fill="D9E2F3"/>
-            <w:tcMar>
-              <w:top w:w="50" w:type="dxa"/>
-              <w:left w:w="90" w:type="dxa"/>
-              <w:bottom w:w="50" w:type="dxa"/>
-              <w:right w:w="90" w:type="dxa"/>
-            </w:tcMar>
             <w:vAlign w:val="center"/>
           </w:tcPr>
           <w:p>
@@ -19398,12 +17512,6 @@
               <w:right w:val="single" w:sz="6" w:space="0" w:color="1F3864"/>
             </w:tcBorders>
             <w:shd w:val="clear" w:color="auto" w:fill="D9E2F3"/>
-            <w:tcMar>
-              <w:top w:w="50" w:type="dxa"/>
-              <w:left w:w="90" w:type="dxa"/>
-              <w:bottom w:w="50" w:type="dxa"/>
-              <w:right w:w="90" w:type="dxa"/>
-            </w:tcMar>
             <w:vAlign w:val="center"/>
           </w:tcPr>
           <w:p>
@@ -19436,12 +17544,6 @@
               <w:right w:val="single" w:sz="6" w:space="0" w:color="1F3864"/>
             </w:tcBorders>
             <w:shd w:val="clear" w:color="auto" w:fill="D9E2F3"/>
-            <w:tcMar>
-              <w:top w:w="50" w:type="dxa"/>
-              <w:left w:w="90" w:type="dxa"/>
-              <w:bottom w:w="50" w:type="dxa"/>
-              <w:right w:w="90" w:type="dxa"/>
-            </w:tcMar>
             <w:vAlign w:val="center"/>
           </w:tcPr>
           <w:p>
@@ -19501,12 +17603,6 @@
               <w:right w:val="single" w:sz="6" w:space="0" w:color="1F3864"/>
             </w:tcBorders>
             <w:shd w:val="clear" w:color="auto" w:fill="D9E2F3"/>
-            <w:tcMar>
-              <w:top w:w="50" w:type="dxa"/>
-              <w:left w:w="90" w:type="dxa"/>
-              <w:bottom w:w="50" w:type="dxa"/>
-              <w:right w:w="90" w:type="dxa"/>
-            </w:tcMar>
             <w:vAlign w:val="center"/>
           </w:tcPr>
           <w:p>
@@ -19551,12 +17647,6 @@
               <w:right w:val="single" w:sz="6" w:space="0" w:color="1F3864"/>
             </w:tcBorders>
             <w:shd w:val="clear" w:color="auto" w:fill="4472C4"/>
-            <w:tcMar>
-              <w:top w:w="50" w:type="dxa"/>
-              <w:left w:w="90" w:type="dxa"/>
-              <w:bottom w:w="50" w:type="dxa"/>
-              <w:right w:w="90" w:type="dxa"/>
-            </w:tcMar>
             <w:vAlign w:val="center"/>
           </w:tcPr>
           <w:p>
@@ -19623,12 +17713,6 @@
               <w:right w:val="single" w:sz="6" w:space="0" w:color="1F3864"/>
             </w:tcBorders>
             <w:shd w:val="clear" w:color="auto" w:fill="4472C4"/>
-            <w:tcMar>
-              <w:top w:w="50" w:type="dxa"/>
-              <w:left w:w="90" w:type="dxa"/>
-              <w:bottom w:w="50" w:type="dxa"/>
-              <w:right w:w="90" w:type="dxa"/>
-            </w:tcMar>
             <w:vAlign w:val="center"/>
           </w:tcPr>
           <w:p>
@@ -19668,12 +17752,6 @@
               <w:right w:val="single" w:sz="6" w:space="0" w:color="1F3864"/>
             </w:tcBorders>
             <w:shd w:val="clear" w:color="auto" w:fill="4472C4"/>
-            <w:tcMar>
-              <w:top w:w="50" w:type="dxa"/>
-              <w:left w:w="90" w:type="dxa"/>
-              <w:bottom w:w="50" w:type="dxa"/>
-              <w:right w:w="90" w:type="dxa"/>
-            </w:tcMar>
             <w:vAlign w:val="center"/>
           </w:tcPr>
           <w:p>
@@ -19713,12 +17791,6 @@
               <w:right w:val="single" w:sz="6" w:space="0" w:color="1F3864"/>
             </w:tcBorders>
             <w:shd w:val="clear" w:color="auto" w:fill="4472C4"/>
-            <w:tcMar>
-              <w:top w:w="50" w:type="dxa"/>
-              <w:left w:w="90" w:type="dxa"/>
-              <w:bottom w:w="50" w:type="dxa"/>
-              <w:right w:w="90" w:type="dxa"/>
-            </w:tcMar>
             <w:vAlign w:val="center"/>
           </w:tcPr>
           <w:p>
@@ -19758,12 +17830,6 @@
               <w:right w:val="single" w:sz="6" w:space="0" w:color="1F3864"/>
             </w:tcBorders>
             <w:shd w:val="clear" w:color="auto" w:fill="4472C4"/>
-            <w:tcMar>
-              <w:top w:w="50" w:type="dxa"/>
-              <w:left w:w="90" w:type="dxa"/>
-              <w:bottom w:w="50" w:type="dxa"/>
-              <w:right w:w="90" w:type="dxa"/>
-            </w:tcMar>
             <w:vAlign w:val="center"/>
           </w:tcPr>
           <w:p>
@@ -19830,12 +17896,6 @@
               <w:right w:val="single" w:sz="6" w:space="0" w:color="1F3864"/>
             </w:tcBorders>
             <w:shd w:val="clear" w:color="auto" w:fill="D9E2F3"/>
-            <w:tcMar>
-              <w:top w:w="50" w:type="dxa"/>
-              <w:left w:w="90" w:type="dxa"/>
-              <w:bottom w:w="50" w:type="dxa"/>
-              <w:right w:w="90" w:type="dxa"/>
-            </w:tcMar>
             <w:vAlign w:val="center"/>
           </w:tcPr>
           <w:p>
@@ -19868,12 +17928,6 @@
               <w:right w:val="single" w:sz="6" w:space="0" w:color="1F3864"/>
             </w:tcBorders>
             <w:shd w:val="clear" w:color="auto" w:fill="D9E2F3"/>
-            <w:tcMar>
-              <w:top w:w="50" w:type="dxa"/>
-              <w:left w:w="90" w:type="dxa"/>
-              <w:bottom w:w="50" w:type="dxa"/>
-              <w:right w:w="90" w:type="dxa"/>
-            </w:tcMar>
             <w:vAlign w:val="center"/>
           </w:tcPr>
           <w:p>
@@ -19906,12 +17960,6 @@
               <w:right w:val="single" w:sz="6" w:space="0" w:color="1F3864"/>
             </w:tcBorders>
             <w:shd w:val="clear" w:color="auto" w:fill="D9E2F3"/>
-            <w:tcMar>
-              <w:top w:w="50" w:type="dxa"/>
-              <w:left w:w="90" w:type="dxa"/>
-              <w:bottom w:w="50" w:type="dxa"/>
-              <w:right w:w="90" w:type="dxa"/>
-            </w:tcMar>
             <w:vAlign w:val="center"/>
           </w:tcPr>
           <w:p>
@@ -19944,12 +17992,6 @@
               <w:right w:val="single" w:sz="6" w:space="0" w:color="1F3864"/>
             </w:tcBorders>
             <w:shd w:val="clear" w:color="auto" w:fill="D9E2F3"/>
-            <w:tcMar>
-              <w:top w:w="50" w:type="dxa"/>
-              <w:left w:w="90" w:type="dxa"/>
-              <w:bottom w:w="50" w:type="dxa"/>
-              <w:right w:w="90" w:type="dxa"/>
-            </w:tcMar>
             <w:vAlign w:val="center"/>
           </w:tcPr>
           <w:p>
@@ -20009,12 +18051,6 @@
               <w:right w:val="single" w:sz="6" w:space="0" w:color="1F3864"/>
             </w:tcBorders>
             <w:shd w:val="clear" w:color="auto" w:fill="D9E2F3"/>
-            <w:tcMar>
-              <w:top w:w="50" w:type="dxa"/>
-              <w:left w:w="90" w:type="dxa"/>
-              <w:bottom w:w="50" w:type="dxa"/>
-              <w:right w:w="90" w:type="dxa"/>
-            </w:tcMar>
             <w:vAlign w:val="center"/>
           </w:tcPr>
           <w:p>
@@ -20047,12 +18083,6 @@
               <w:right w:val="single" w:sz="6" w:space="0" w:color="1F3864"/>
             </w:tcBorders>
             <w:shd w:val="clear" w:color="auto" w:fill="D9E2F3"/>
-            <w:tcMar>
-              <w:top w:w="50" w:type="dxa"/>
-              <w:left w:w="90" w:type="dxa"/>
-              <w:bottom w:w="50" w:type="dxa"/>
-              <w:right w:w="90" w:type="dxa"/>
-            </w:tcMar>
             <w:vAlign w:val="center"/>
           </w:tcPr>
           <w:p>
@@ -20085,12 +18115,6 @@
               <w:right w:val="single" w:sz="6" w:space="0" w:color="1F3864"/>
             </w:tcBorders>
             <w:shd w:val="clear" w:color="auto" w:fill="D9E2F3"/>
-            <w:tcMar>
-              <w:top w:w="50" w:type="dxa"/>
-              <w:left w:w="90" w:type="dxa"/>
-              <w:bottom w:w="50" w:type="dxa"/>
-              <w:right w:w="90" w:type="dxa"/>
-            </w:tcMar>
             <w:vAlign w:val="center"/>
           </w:tcPr>
           <w:p>
@@ -20123,12 +18147,6 @@
               <w:right w:val="single" w:sz="6" w:space="0" w:color="1F3864"/>
             </w:tcBorders>
             <w:shd w:val="clear" w:color="auto" w:fill="D9E2F3"/>
-            <w:tcMar>
-              <w:top w:w="50" w:type="dxa"/>
-              <w:left w:w="90" w:type="dxa"/>
-              <w:bottom w:w="50" w:type="dxa"/>
-              <w:right w:w="90" w:type="dxa"/>
-            </w:tcMar>
             <w:vAlign w:val="center"/>
           </w:tcPr>
           <w:p>
@@ -20188,12 +18206,6 @@
               <w:right w:val="single" w:sz="6" w:space="0" w:color="1F3864"/>
             </w:tcBorders>
             <w:shd w:val="clear" w:color="auto" w:fill="D9E2F3"/>
-            <w:tcMar>
-              <w:top w:w="50" w:type="dxa"/>
-              <w:left w:w="90" w:type="dxa"/>
-              <w:bottom w:w="50" w:type="dxa"/>
-              <w:right w:w="90" w:type="dxa"/>
-            </w:tcMar>
             <w:vAlign w:val="center"/>
           </w:tcPr>
           <w:p>
@@ -20226,12 +18238,6 @@
               <w:right w:val="single" w:sz="6" w:space="0" w:color="1F3864"/>
             </w:tcBorders>
             <w:shd w:val="clear" w:color="auto" w:fill="D9E2F3"/>
-            <w:tcMar>
-              <w:top w:w="50" w:type="dxa"/>
-              <w:left w:w="90" w:type="dxa"/>
-              <w:bottom w:w="50" w:type="dxa"/>
-              <w:right w:w="90" w:type="dxa"/>
-            </w:tcMar>
             <w:vAlign w:val="center"/>
           </w:tcPr>
           <w:p>
@@ -20264,12 +18270,6 @@
               <w:right w:val="single" w:sz="6" w:space="0" w:color="1F3864"/>
             </w:tcBorders>
             <w:shd w:val="clear" w:color="auto" w:fill="D9E2F3"/>
-            <w:tcMar>
-              <w:top w:w="50" w:type="dxa"/>
-              <w:left w:w="90" w:type="dxa"/>
-              <w:bottom w:w="50" w:type="dxa"/>
-              <w:right w:w="90" w:type="dxa"/>
-            </w:tcMar>
             <w:vAlign w:val="center"/>
           </w:tcPr>
           <w:p>
@@ -20302,12 +18302,6 @@
               <w:right w:val="single" w:sz="6" w:space="0" w:color="1F3864"/>
             </w:tcBorders>
             <w:shd w:val="clear" w:color="auto" w:fill="D9E2F3"/>
-            <w:tcMar>
-              <w:top w:w="50" w:type="dxa"/>
-              <w:left w:w="90" w:type="dxa"/>
-              <w:bottom w:w="50" w:type="dxa"/>
-              <w:right w:w="90" w:type="dxa"/>
-            </w:tcMar>
             <w:vAlign w:val="center"/>
           </w:tcPr>
           <w:p>
@@ -20367,12 +18361,6 @@
               <w:right w:val="single" w:sz="6" w:space="0" w:color="1F3864"/>
             </w:tcBorders>
             <w:shd w:val="clear" w:color="auto" w:fill="D9E2F3"/>
-            <w:tcMar>
-              <w:top w:w="50" w:type="dxa"/>
-              <w:left w:w="90" w:type="dxa"/>
-              <w:bottom w:w="50" w:type="dxa"/>
-              <w:right w:w="90" w:type="dxa"/>
-            </w:tcMar>
             <w:vAlign w:val="center"/>
           </w:tcPr>
           <w:p>
@@ -20417,12 +18405,6 @@
               <w:right w:val="single" w:sz="6" w:space="0" w:color="1F3864"/>
             </w:tcBorders>
             <w:shd w:val="clear" w:color="auto" w:fill="4472C4"/>
-            <w:tcMar>
-              <w:top w:w="50" w:type="dxa"/>
-              <w:left w:w="90" w:type="dxa"/>
-              <w:bottom w:w="50" w:type="dxa"/>
-              <w:right w:w="90" w:type="dxa"/>
-            </w:tcMar>
             <w:vAlign w:val="center"/>
           </w:tcPr>
           <w:p>
@@ -20489,12 +18471,6 @@
               <w:right w:val="single" w:sz="6" w:space="0" w:color="1F3864"/>
             </w:tcBorders>
             <w:shd w:val="clear" w:color="auto" w:fill="4472C4"/>
-            <w:tcMar>
-              <w:top w:w="50" w:type="dxa"/>
-              <w:left w:w="90" w:type="dxa"/>
-              <w:bottom w:w="50" w:type="dxa"/>
-              <w:right w:w="90" w:type="dxa"/>
-            </w:tcMar>
             <w:vAlign w:val="center"/>
           </w:tcPr>
           <w:p>
@@ -20534,12 +18510,6 @@
               <w:right w:val="single" w:sz="6" w:space="0" w:color="1F3864"/>
             </w:tcBorders>
             <w:shd w:val="clear" w:color="auto" w:fill="4472C4"/>
-            <w:tcMar>
-              <w:top w:w="50" w:type="dxa"/>
-              <w:left w:w="90" w:type="dxa"/>
-              <w:bottom w:w="50" w:type="dxa"/>
-              <w:right w:w="90" w:type="dxa"/>
-            </w:tcMar>
             <w:vAlign w:val="center"/>
           </w:tcPr>
           <w:p>
@@ -20579,12 +18549,6 @@
               <w:right w:val="single" w:sz="6" w:space="0" w:color="1F3864"/>
             </w:tcBorders>
             <w:shd w:val="clear" w:color="auto" w:fill="4472C4"/>
-            <w:tcMar>
-              <w:top w:w="50" w:type="dxa"/>
-              <w:left w:w="90" w:type="dxa"/>
-              <w:bottom w:w="50" w:type="dxa"/>
-              <w:right w:w="90" w:type="dxa"/>
-            </w:tcMar>
             <w:vAlign w:val="center"/>
           </w:tcPr>
           <w:p>
@@ -20624,12 +18588,6 @@
               <w:right w:val="single" w:sz="6" w:space="0" w:color="1F3864"/>
             </w:tcBorders>
             <w:shd w:val="clear" w:color="auto" w:fill="4472C4"/>
-            <w:tcMar>
-              <w:top w:w="50" w:type="dxa"/>
-              <w:left w:w="90" w:type="dxa"/>
-              <w:bottom w:w="50" w:type="dxa"/>
-              <w:right w:w="90" w:type="dxa"/>
-            </w:tcMar>
             <w:vAlign w:val="center"/>
           </w:tcPr>
           <w:p>
@@ -20696,12 +18654,6 @@
               <w:right w:val="single" w:sz="6" w:space="0" w:color="1F3864"/>
             </w:tcBorders>
             <w:shd w:val="clear" w:color="auto" w:fill="D9E2F3"/>
-            <w:tcMar>
-              <w:top w:w="50" w:type="dxa"/>
-              <w:left w:w="90" w:type="dxa"/>
-              <w:bottom w:w="50" w:type="dxa"/>
-              <w:right w:w="90" w:type="dxa"/>
-            </w:tcMar>
             <w:vAlign w:val="center"/>
           </w:tcPr>
           <w:p>
@@ -20734,12 +18686,6 @@
               <w:right w:val="single" w:sz="6" w:space="0" w:color="1F3864"/>
             </w:tcBorders>
             <w:shd w:val="clear" w:color="auto" w:fill="D9E2F3"/>
-            <w:tcMar>
-              <w:top w:w="50" w:type="dxa"/>
-              <w:left w:w="90" w:type="dxa"/>
-              <w:bottom w:w="50" w:type="dxa"/>
-              <w:right w:w="90" w:type="dxa"/>
-            </w:tcMar>
             <w:vAlign w:val="center"/>
           </w:tcPr>
           <w:p>
@@ -20772,12 +18718,6 @@
               <w:right w:val="single" w:sz="6" w:space="0" w:color="1F3864"/>
             </w:tcBorders>
             <w:shd w:val="clear" w:color="auto" w:fill="D9E2F3"/>
-            <w:tcMar>
-              <w:top w:w="50" w:type="dxa"/>
-              <w:left w:w="90" w:type="dxa"/>
-              <w:bottom w:w="50" w:type="dxa"/>
-              <w:right w:w="90" w:type="dxa"/>
-            </w:tcMar>
             <w:vAlign w:val="center"/>
           </w:tcPr>
           <w:p>
@@ -20810,12 +18750,6 @@
               <w:right w:val="single" w:sz="6" w:space="0" w:color="1F3864"/>
             </w:tcBorders>
             <w:shd w:val="clear" w:color="auto" w:fill="D9E2F3"/>
-            <w:tcMar>
-              <w:top w:w="50" w:type="dxa"/>
-              <w:left w:w="90" w:type="dxa"/>
-              <w:bottom w:w="50" w:type="dxa"/>
-              <w:right w:w="90" w:type="dxa"/>
-            </w:tcMar>
             <w:vAlign w:val="center"/>
           </w:tcPr>
           <w:p>
@@ -20875,12 +18809,6 @@
               <w:right w:val="single" w:sz="6" w:space="0" w:color="1F3864"/>
             </w:tcBorders>
             <w:shd w:val="clear" w:color="auto" w:fill="D9E2F3"/>
-            <w:tcMar>
-              <w:top w:w="50" w:type="dxa"/>
-              <w:left w:w="90" w:type="dxa"/>
-              <w:bottom w:w="50" w:type="dxa"/>
-              <w:right w:w="90" w:type="dxa"/>
-            </w:tcMar>
             <w:vAlign w:val="center"/>
           </w:tcPr>
           <w:p>
@@ -20913,12 +18841,6 @@
               <w:right w:val="single" w:sz="6" w:space="0" w:color="1F3864"/>
             </w:tcBorders>
             <w:shd w:val="clear" w:color="auto" w:fill="D9E2F3"/>
-            <w:tcMar>
-              <w:top w:w="50" w:type="dxa"/>
-              <w:left w:w="90" w:type="dxa"/>
-              <w:bottom w:w="50" w:type="dxa"/>
-              <w:right w:w="90" w:type="dxa"/>
-            </w:tcMar>
             <w:vAlign w:val="center"/>
           </w:tcPr>
           <w:p>
@@ -20951,12 +18873,6 @@
               <w:right w:val="single" w:sz="6" w:space="0" w:color="1F3864"/>
             </w:tcBorders>
             <w:shd w:val="clear" w:color="auto" w:fill="D9E2F3"/>
-            <w:tcMar>
-              <w:top w:w="50" w:type="dxa"/>
-              <w:left w:w="90" w:type="dxa"/>
-              <w:bottom w:w="50" w:type="dxa"/>
-              <w:right w:w="90" w:type="dxa"/>
-            </w:tcMar>
             <w:vAlign w:val="center"/>
           </w:tcPr>
           <w:p>
@@ -20989,12 +18905,6 @@
               <w:right w:val="single" w:sz="6" w:space="0" w:color="1F3864"/>
             </w:tcBorders>
             <w:shd w:val="clear" w:color="auto" w:fill="D9E2F3"/>
-            <w:tcMar>
-              <w:top w:w="50" w:type="dxa"/>
-              <w:left w:w="90" w:type="dxa"/>
-              <w:bottom w:w="50" w:type="dxa"/>
-              <w:right w:w="90" w:type="dxa"/>
-            </w:tcMar>
             <w:vAlign w:val="center"/>
           </w:tcPr>
           <w:p>
@@ -21054,12 +18964,6 @@
               <w:right w:val="single" w:sz="6" w:space="0" w:color="1F3864"/>
             </w:tcBorders>
             <w:shd w:val="clear" w:color="auto" w:fill="D9E2F3"/>
-            <w:tcMar>
-              <w:top w:w="50" w:type="dxa"/>
-              <w:left w:w="90" w:type="dxa"/>
-              <w:bottom w:w="50" w:type="dxa"/>
-              <w:right w:w="90" w:type="dxa"/>
-            </w:tcMar>
             <w:vAlign w:val="center"/>
           </w:tcPr>
           <w:p>
@@ -21092,12 +18996,6 @@
               <w:right w:val="single" w:sz="6" w:space="0" w:color="1F3864"/>
             </w:tcBorders>
             <w:shd w:val="clear" w:color="auto" w:fill="D9E2F3"/>
-            <w:tcMar>
-              <w:top w:w="50" w:type="dxa"/>
-              <w:left w:w="90" w:type="dxa"/>
-              <w:bottom w:w="50" w:type="dxa"/>
-              <w:right w:w="90" w:type="dxa"/>
-            </w:tcMar>
             <w:vAlign w:val="center"/>
           </w:tcPr>
           <w:p>
@@ -21130,12 +19028,6 @@
               <w:right w:val="single" w:sz="6" w:space="0" w:color="1F3864"/>
             </w:tcBorders>
             <w:shd w:val="clear" w:color="auto" w:fill="D9E2F3"/>
-            <w:tcMar>
-              <w:top w:w="50" w:type="dxa"/>
-              <w:left w:w="90" w:type="dxa"/>
-              <w:bottom w:w="50" w:type="dxa"/>
-              <w:right w:w="90" w:type="dxa"/>
-            </w:tcMar>
             <w:vAlign w:val="center"/>
           </w:tcPr>
           <w:p>
@@ -21168,12 +19060,6 @@
               <w:right w:val="single" w:sz="6" w:space="0" w:color="1F3864"/>
             </w:tcBorders>
             <w:shd w:val="clear" w:color="auto" w:fill="D9E2F3"/>
-            <w:tcMar>
-              <w:top w:w="50" w:type="dxa"/>
-              <w:left w:w="90" w:type="dxa"/>
-              <w:bottom w:w="50" w:type="dxa"/>
-              <w:right w:w="90" w:type="dxa"/>
-            </w:tcMar>
             <w:vAlign w:val="center"/>
           </w:tcPr>
           <w:p>
@@ -21233,12 +19119,6 @@
               <w:right w:val="single" w:sz="6" w:space="0" w:color="1F3864"/>
             </w:tcBorders>
             <w:shd w:val="clear" w:color="auto" w:fill="D9E2F3"/>
-            <w:tcMar>
-              <w:top w:w="50" w:type="dxa"/>
-              <w:left w:w="90" w:type="dxa"/>
-              <w:bottom w:w="50" w:type="dxa"/>
-              <w:right w:w="90" w:type="dxa"/>
-            </w:tcMar>
             <w:vAlign w:val="center"/>
           </w:tcPr>
           <w:p>
@@ -21283,12 +19163,6 @@
               <w:right w:val="single" w:sz="6" w:space="0" w:color="1F3864"/>
             </w:tcBorders>
             <w:shd w:val="clear" w:color="auto" w:fill="4472C4"/>
-            <w:tcMar>
-              <w:top w:w="50" w:type="dxa"/>
-              <w:left w:w="90" w:type="dxa"/>
-              <w:bottom w:w="50" w:type="dxa"/>
-              <w:right w:w="90" w:type="dxa"/>
-            </w:tcMar>
             <w:vAlign w:val="center"/>
           </w:tcPr>
           <w:p>
@@ -21355,12 +19229,6 @@
               <w:right w:val="single" w:sz="6" w:space="0" w:color="1F3864"/>
             </w:tcBorders>
             <w:shd w:val="clear" w:color="auto" w:fill="4472C4"/>
-            <w:tcMar>
-              <w:top w:w="50" w:type="dxa"/>
-              <w:left w:w="90" w:type="dxa"/>
-              <w:bottom w:w="50" w:type="dxa"/>
-              <w:right w:w="90" w:type="dxa"/>
-            </w:tcMar>
             <w:vAlign w:val="center"/>
           </w:tcPr>
           <w:p>
@@ -21400,12 +19268,6 @@
               <w:right w:val="single" w:sz="6" w:space="0" w:color="1F3864"/>
             </w:tcBorders>
             <w:shd w:val="clear" w:color="auto" w:fill="4472C4"/>
-            <w:tcMar>
-              <w:top w:w="50" w:type="dxa"/>
-              <w:left w:w="90" w:type="dxa"/>
-              <w:bottom w:w="50" w:type="dxa"/>
-              <w:right w:w="90" w:type="dxa"/>
-            </w:tcMar>
             <w:vAlign w:val="center"/>
           </w:tcPr>
           <w:p>
@@ -21445,12 +19307,6 @@
               <w:right w:val="single" w:sz="6" w:space="0" w:color="1F3864"/>
             </w:tcBorders>
             <w:shd w:val="clear" w:color="auto" w:fill="4472C4"/>
-            <w:tcMar>
-              <w:top w:w="50" w:type="dxa"/>
-              <w:left w:w="90" w:type="dxa"/>
-              <w:bottom w:w="50" w:type="dxa"/>
-              <w:right w:w="90" w:type="dxa"/>
-            </w:tcMar>
             <w:vAlign w:val="center"/>
           </w:tcPr>
           <w:p>
@@ -21490,12 +19346,6 @@
               <w:right w:val="single" w:sz="6" w:space="0" w:color="1F3864"/>
             </w:tcBorders>
             <w:shd w:val="clear" w:color="auto" w:fill="4472C4"/>
-            <w:tcMar>
-              <w:top w:w="50" w:type="dxa"/>
-              <w:left w:w="90" w:type="dxa"/>
-              <w:bottom w:w="50" w:type="dxa"/>
-              <w:right w:w="90" w:type="dxa"/>
-            </w:tcMar>
             <w:vAlign w:val="center"/>
           </w:tcPr>
           <w:p>
@@ -21562,12 +19412,6 @@
               <w:right w:val="single" w:sz="6" w:space="0" w:color="1F3864"/>
             </w:tcBorders>
             <w:shd w:val="clear" w:color="auto" w:fill="D9E2F3"/>
-            <w:tcMar>
-              <w:top w:w="50" w:type="dxa"/>
-              <w:left w:w="90" w:type="dxa"/>
-              <w:bottom w:w="50" w:type="dxa"/>
-              <w:right w:w="90" w:type="dxa"/>
-            </w:tcMar>
             <w:vAlign w:val="center"/>
           </w:tcPr>
           <w:p>
@@ -21600,12 +19444,6 @@
               <w:right w:val="single" w:sz="6" w:space="0" w:color="1F3864"/>
             </w:tcBorders>
             <w:shd w:val="clear" w:color="auto" w:fill="D9E2F3"/>
-            <w:tcMar>
-              <w:top w:w="50" w:type="dxa"/>
-              <w:left w:w="90" w:type="dxa"/>
-              <w:bottom w:w="50" w:type="dxa"/>
-              <w:right w:w="90" w:type="dxa"/>
-            </w:tcMar>
             <w:vAlign w:val="center"/>
           </w:tcPr>
           <w:p>
@@ -21638,12 +19476,6 @@
               <w:right w:val="single" w:sz="6" w:space="0" w:color="1F3864"/>
             </w:tcBorders>
             <w:shd w:val="clear" w:color="auto" w:fill="D9E2F3"/>
-            <w:tcMar>
-              <w:top w:w="50" w:type="dxa"/>
-              <w:left w:w="90" w:type="dxa"/>
-              <w:bottom w:w="50" w:type="dxa"/>
-              <w:right w:w="90" w:type="dxa"/>
-            </w:tcMar>
             <w:vAlign w:val="center"/>
           </w:tcPr>
           <w:p>
@@ -21676,12 +19508,6 @@
               <w:right w:val="single" w:sz="6" w:space="0" w:color="1F3864"/>
             </w:tcBorders>
             <w:shd w:val="clear" w:color="auto" w:fill="D9E2F3"/>
-            <w:tcMar>
-              <w:top w:w="50" w:type="dxa"/>
-              <w:left w:w="90" w:type="dxa"/>
-              <w:bottom w:w="50" w:type="dxa"/>
-              <w:right w:w="90" w:type="dxa"/>
-            </w:tcMar>
             <w:vAlign w:val="center"/>
           </w:tcPr>
           <w:p>
@@ -21741,12 +19567,6 @@
               <w:right w:val="single" w:sz="6" w:space="0" w:color="1F3864"/>
             </w:tcBorders>
             <w:shd w:val="clear" w:color="auto" w:fill="D9E2F3"/>
-            <w:tcMar>
-              <w:top w:w="50" w:type="dxa"/>
-              <w:left w:w="90" w:type="dxa"/>
-              <w:bottom w:w="50" w:type="dxa"/>
-              <w:right w:w="90" w:type="dxa"/>
-            </w:tcMar>
             <w:vAlign w:val="center"/>
           </w:tcPr>
           <w:p>
@@ -21779,12 +19599,6 @@
               <w:right w:val="single" w:sz="6" w:space="0" w:color="1F3864"/>
             </w:tcBorders>
             <w:shd w:val="clear" w:color="auto" w:fill="D9E2F3"/>
-            <w:tcMar>
-              <w:top w:w="50" w:type="dxa"/>
-              <w:left w:w="90" w:type="dxa"/>
-              <w:bottom w:w="50" w:type="dxa"/>
-              <w:right w:w="90" w:type="dxa"/>
-            </w:tcMar>
             <w:vAlign w:val="center"/>
           </w:tcPr>
           <w:p>
@@ -21817,12 +19631,6 @@
               <w:right w:val="single" w:sz="6" w:space="0" w:color="1F3864"/>
             </w:tcBorders>
             <w:shd w:val="clear" w:color="auto" w:fill="D9E2F3"/>
-            <w:tcMar>
-              <w:top w:w="50" w:type="dxa"/>
-              <w:left w:w="90" w:type="dxa"/>
-              <w:bottom w:w="50" w:type="dxa"/>
-              <w:right w:w="90" w:type="dxa"/>
-            </w:tcMar>
             <w:vAlign w:val="center"/>
           </w:tcPr>
           <w:p>
@@ -21855,12 +19663,6 @@
               <w:right w:val="single" w:sz="6" w:space="0" w:color="1F3864"/>
             </w:tcBorders>
             <w:shd w:val="clear" w:color="auto" w:fill="D9E2F3"/>
-            <w:tcMar>
-              <w:top w:w="50" w:type="dxa"/>
-              <w:left w:w="90" w:type="dxa"/>
-              <w:bottom w:w="50" w:type="dxa"/>
-              <w:right w:w="90" w:type="dxa"/>
-            </w:tcMar>
             <w:vAlign w:val="center"/>
           </w:tcPr>
           <w:p>
@@ -21920,12 +19722,6 @@
               <w:right w:val="single" w:sz="6" w:space="0" w:color="1F3864"/>
             </w:tcBorders>
             <w:shd w:val="clear" w:color="auto" w:fill="D9E2F3"/>
-            <w:tcMar>
-              <w:top w:w="50" w:type="dxa"/>
-              <w:left w:w="90" w:type="dxa"/>
-              <w:bottom w:w="50" w:type="dxa"/>
-              <w:right w:w="90" w:type="dxa"/>
-            </w:tcMar>
             <w:vAlign w:val="center"/>
           </w:tcPr>
           <w:p>
@@ -21958,12 +19754,6 @@
               <w:right w:val="single" w:sz="6" w:space="0" w:color="1F3864"/>
             </w:tcBorders>
             <w:shd w:val="clear" w:color="auto" w:fill="D9E2F3"/>
-            <w:tcMar>
-              <w:top w:w="50" w:type="dxa"/>
-              <w:left w:w="90" w:type="dxa"/>
-              <w:bottom w:w="50" w:type="dxa"/>
-              <w:right w:w="90" w:type="dxa"/>
-            </w:tcMar>
             <w:vAlign w:val="center"/>
           </w:tcPr>
           <w:p>
@@ -21996,12 +19786,6 @@
               <w:right w:val="single" w:sz="6" w:space="0" w:color="1F3864"/>
             </w:tcBorders>
             <w:shd w:val="clear" w:color="auto" w:fill="D9E2F3"/>
-            <w:tcMar>
-              <w:top w:w="50" w:type="dxa"/>
-              <w:left w:w="90" w:type="dxa"/>
-              <w:bottom w:w="50" w:type="dxa"/>
-              <w:right w:w="90" w:type="dxa"/>
-            </w:tcMar>
             <w:vAlign w:val="center"/>
           </w:tcPr>
           <w:p>
@@ -22034,12 +19818,6 @@
               <w:right w:val="single" w:sz="6" w:space="0" w:color="1F3864"/>
             </w:tcBorders>
             <w:shd w:val="clear" w:color="auto" w:fill="D9E2F3"/>
-            <w:tcMar>
-              <w:top w:w="50" w:type="dxa"/>
-              <w:left w:w="90" w:type="dxa"/>
-              <w:bottom w:w="50" w:type="dxa"/>
-              <w:right w:w="90" w:type="dxa"/>
-            </w:tcMar>
             <w:vAlign w:val="center"/>
           </w:tcPr>
           <w:p>
@@ -22099,12 +19877,6 @@
               <w:right w:val="single" w:sz="6" w:space="0" w:color="1F3864"/>
             </w:tcBorders>
             <w:shd w:val="clear" w:color="auto" w:fill="D9E2F3"/>
-            <w:tcMar>
-              <w:top w:w="50" w:type="dxa"/>
-              <w:left w:w="90" w:type="dxa"/>
-              <w:bottom w:w="50" w:type="dxa"/>
-              <w:right w:w="90" w:type="dxa"/>
-            </w:tcMar>
             <w:vAlign w:val="center"/>
           </w:tcPr>
           <w:p>
@@ -22149,12 +19921,6 @@
               <w:right w:val="single" w:sz="6" w:space="0" w:color="1F3864"/>
             </w:tcBorders>
             <w:shd w:val="clear" w:color="auto" w:fill="4472C4"/>
-            <w:tcMar>
-              <w:top w:w="50" w:type="dxa"/>
-              <w:left w:w="90" w:type="dxa"/>
-              <w:bottom w:w="50" w:type="dxa"/>
-              <w:right w:w="90" w:type="dxa"/>
-            </w:tcMar>
             <w:vAlign w:val="center"/>
           </w:tcPr>
           <w:p>
@@ -22221,12 +19987,6 @@
               <w:right w:val="single" w:sz="6" w:space="0" w:color="1F3864"/>
             </w:tcBorders>
             <w:shd w:val="clear" w:color="auto" w:fill="4472C4"/>
-            <w:tcMar>
-              <w:top w:w="50" w:type="dxa"/>
-              <w:left w:w="90" w:type="dxa"/>
-              <w:bottom w:w="50" w:type="dxa"/>
-              <w:right w:w="90" w:type="dxa"/>
-            </w:tcMar>
             <w:vAlign w:val="center"/>
           </w:tcPr>
           <w:p>
@@ -22266,12 +20026,6 @@
               <w:right w:val="single" w:sz="6" w:space="0" w:color="1F3864"/>
             </w:tcBorders>
             <w:shd w:val="clear" w:color="auto" w:fill="4472C4"/>
-            <w:tcMar>
-              <w:top w:w="50" w:type="dxa"/>
-              <w:left w:w="90" w:type="dxa"/>
-              <w:bottom w:w="50" w:type="dxa"/>
-              <w:right w:w="90" w:type="dxa"/>
-            </w:tcMar>
             <w:vAlign w:val="center"/>
           </w:tcPr>
           <w:p>
@@ -22311,12 +20065,6 @@
               <w:right w:val="single" w:sz="6" w:space="0" w:color="1F3864"/>
             </w:tcBorders>
             <w:shd w:val="clear" w:color="auto" w:fill="4472C4"/>
-            <w:tcMar>
-              <w:top w:w="50" w:type="dxa"/>
-              <w:left w:w="90" w:type="dxa"/>
-              <w:bottom w:w="50" w:type="dxa"/>
-              <w:right w:w="90" w:type="dxa"/>
-            </w:tcMar>
             <w:vAlign w:val="center"/>
           </w:tcPr>
           <w:p>
@@ -22356,12 +20104,6 @@
               <w:right w:val="single" w:sz="6" w:space="0" w:color="1F3864"/>
             </w:tcBorders>
             <w:shd w:val="clear" w:color="auto" w:fill="4472C4"/>
-            <w:tcMar>
-              <w:top w:w="50" w:type="dxa"/>
-              <w:left w:w="90" w:type="dxa"/>
-              <w:bottom w:w="50" w:type="dxa"/>
-              <w:right w:w="90" w:type="dxa"/>
-            </w:tcMar>
             <w:vAlign w:val="center"/>
           </w:tcPr>
           <w:p>
@@ -22428,12 +20170,6 @@
               <w:right w:val="single" w:sz="6" w:space="0" w:color="1F3864"/>
             </w:tcBorders>
             <w:shd w:val="clear" w:color="auto" w:fill="D9E2F3"/>
-            <w:tcMar>
-              <w:top w:w="50" w:type="dxa"/>
-              <w:left w:w="90" w:type="dxa"/>
-              <w:bottom w:w="50" w:type="dxa"/>
-              <w:right w:w="90" w:type="dxa"/>
-            </w:tcMar>
             <w:vAlign w:val="center"/>
           </w:tcPr>
           <w:p>
@@ -22466,12 +20202,6 @@
               <w:right w:val="single" w:sz="6" w:space="0" w:color="1F3864"/>
             </w:tcBorders>
             <w:shd w:val="clear" w:color="auto" w:fill="D9E2F3"/>
-            <w:tcMar>
-              <w:top w:w="50" w:type="dxa"/>
-              <w:left w:w="90" w:type="dxa"/>
-              <w:bottom w:w="50" w:type="dxa"/>
-              <w:right w:w="90" w:type="dxa"/>
-            </w:tcMar>
             <w:vAlign w:val="center"/>
           </w:tcPr>
           <w:p>
@@ -22504,12 +20234,6 @@
               <w:right w:val="single" w:sz="6" w:space="0" w:color="1F3864"/>
             </w:tcBorders>
             <w:shd w:val="clear" w:color="auto" w:fill="D9E2F3"/>
-            <w:tcMar>
-              <w:top w:w="50" w:type="dxa"/>
-              <w:left w:w="90" w:type="dxa"/>
-              <w:bottom w:w="50" w:type="dxa"/>
-              <w:right w:w="90" w:type="dxa"/>
-            </w:tcMar>
             <w:vAlign w:val="center"/>
           </w:tcPr>
           <w:p>
@@ -22542,12 +20266,6 @@
               <w:right w:val="single" w:sz="6" w:space="0" w:color="1F3864"/>
             </w:tcBorders>
             <w:shd w:val="clear" w:color="auto" w:fill="D9E2F3"/>
-            <w:tcMar>
-              <w:top w:w="50" w:type="dxa"/>
-              <w:left w:w="90" w:type="dxa"/>
-              <w:bottom w:w="50" w:type="dxa"/>
-              <w:right w:w="90" w:type="dxa"/>
-            </w:tcMar>
             <w:vAlign w:val="center"/>
           </w:tcPr>
           <w:p>
@@ -22607,12 +20325,6 @@
               <w:right w:val="single" w:sz="6" w:space="0" w:color="1F3864"/>
             </w:tcBorders>
             <w:shd w:val="clear" w:color="auto" w:fill="D9E2F3"/>
-            <w:tcMar>
-              <w:top w:w="50" w:type="dxa"/>
-              <w:left w:w="90" w:type="dxa"/>
-              <w:bottom w:w="50" w:type="dxa"/>
-              <w:right w:w="90" w:type="dxa"/>
-            </w:tcMar>
             <w:vAlign w:val="center"/>
           </w:tcPr>
           <w:p>
@@ -22645,12 +20357,6 @@
               <w:right w:val="single" w:sz="6" w:space="0" w:color="1F3864"/>
             </w:tcBorders>
             <w:shd w:val="clear" w:color="auto" w:fill="D9E2F3"/>
-            <w:tcMar>
-              <w:top w:w="50" w:type="dxa"/>
-              <w:left w:w="90" w:type="dxa"/>
-              <w:bottom w:w="50" w:type="dxa"/>
-              <w:right w:w="90" w:type="dxa"/>
-            </w:tcMar>
             <w:vAlign w:val="center"/>
           </w:tcPr>
           <w:p>
@@ -22683,12 +20389,6 @@
               <w:right w:val="single" w:sz="6" w:space="0" w:color="1F3864"/>
             </w:tcBorders>
             <w:shd w:val="clear" w:color="auto" w:fill="D9E2F3"/>
-            <w:tcMar>
-              <w:top w:w="50" w:type="dxa"/>
-              <w:left w:w="90" w:type="dxa"/>
-              <w:bottom w:w="50" w:type="dxa"/>
-              <w:right w:w="90" w:type="dxa"/>
-            </w:tcMar>
             <w:vAlign w:val="center"/>
           </w:tcPr>
           <w:p>
@@ -22721,12 +20421,6 @@
               <w:right w:val="single" w:sz="6" w:space="0" w:color="1F3864"/>
             </w:tcBorders>
             <w:shd w:val="clear" w:color="auto" w:fill="D9E2F3"/>
-            <w:tcMar>
-              <w:top w:w="50" w:type="dxa"/>
-              <w:left w:w="90" w:type="dxa"/>
-              <w:bottom w:w="50" w:type="dxa"/>
-              <w:right w:w="90" w:type="dxa"/>
-            </w:tcMar>
             <w:vAlign w:val="center"/>
           </w:tcPr>
           <w:p>
@@ -22786,12 +20480,6 @@
               <w:right w:val="single" w:sz="6" w:space="0" w:color="1F3864"/>
             </w:tcBorders>
             <w:shd w:val="clear" w:color="auto" w:fill="D9E2F3"/>
-            <w:tcMar>
-              <w:top w:w="50" w:type="dxa"/>
-              <w:left w:w="90" w:type="dxa"/>
-              <w:bottom w:w="50" w:type="dxa"/>
-              <w:right w:w="90" w:type="dxa"/>
-            </w:tcMar>
             <w:vAlign w:val="center"/>
           </w:tcPr>
           <w:p>
@@ -22824,12 +20512,6 @@
               <w:right w:val="single" w:sz="6" w:space="0" w:color="1F3864"/>
             </w:tcBorders>
             <w:shd w:val="clear" w:color="auto" w:fill="D9E2F3"/>
-            <w:tcMar>
-              <w:top w:w="50" w:type="dxa"/>
-              <w:left w:w="90" w:type="dxa"/>
-              <w:bottom w:w="50" w:type="dxa"/>
-              <w:right w:w="90" w:type="dxa"/>
-            </w:tcMar>
             <w:vAlign w:val="center"/>
           </w:tcPr>
           <w:p>
@@ -22862,12 +20544,6 @@
               <w:right w:val="single" w:sz="6" w:space="0" w:color="1F3864"/>
             </w:tcBorders>
             <w:shd w:val="clear" w:color="auto" w:fill="D9E2F3"/>
-            <w:tcMar>
-              <w:top w:w="50" w:type="dxa"/>
-              <w:left w:w="90" w:type="dxa"/>
-              <w:bottom w:w="50" w:type="dxa"/>
-              <w:right w:w="90" w:type="dxa"/>
-            </w:tcMar>
             <w:vAlign w:val="center"/>
           </w:tcPr>
           <w:p>
@@ -22900,12 +20576,6 @@
               <w:right w:val="single" w:sz="6" w:space="0" w:color="1F3864"/>
             </w:tcBorders>
             <w:shd w:val="clear" w:color="auto" w:fill="D9E2F3"/>
-            <w:tcMar>
-              <w:top w:w="50" w:type="dxa"/>
-              <w:left w:w="90" w:type="dxa"/>
-              <w:bottom w:w="50" w:type="dxa"/>
-              <w:right w:w="90" w:type="dxa"/>
-            </w:tcMar>
             <w:vAlign w:val="center"/>
           </w:tcPr>
           <w:p>
@@ -22965,12 +20635,6 @@
               <w:right w:val="single" w:sz="6" w:space="0" w:color="1F3864"/>
             </w:tcBorders>
             <w:shd w:val="clear" w:color="auto" w:fill="D9E2F3"/>
-            <w:tcMar>
-              <w:top w:w="50" w:type="dxa"/>
-              <w:left w:w="90" w:type="dxa"/>
-              <w:bottom w:w="50" w:type="dxa"/>
-              <w:right w:w="90" w:type="dxa"/>
-            </w:tcMar>
             <w:vAlign w:val="center"/>
           </w:tcPr>
           <w:p>
@@ -23015,12 +20679,6 @@
               <w:right w:val="single" w:sz="6" w:space="0" w:color="1F3864"/>
             </w:tcBorders>
             <w:shd w:val="clear" w:color="auto" w:fill="4472C4"/>
-            <w:tcMar>
-              <w:top w:w="50" w:type="dxa"/>
-              <w:left w:w="90" w:type="dxa"/>
-              <w:bottom w:w="50" w:type="dxa"/>
-              <w:right w:w="90" w:type="dxa"/>
-            </w:tcMar>
             <w:vAlign w:val="center"/>
           </w:tcPr>
           <w:p>
@@ -23087,12 +20745,6 @@
               <w:right w:val="single" w:sz="6" w:space="0" w:color="1F3864"/>
             </w:tcBorders>
             <w:shd w:val="clear" w:color="auto" w:fill="4472C4"/>
-            <w:tcMar>
-              <w:top w:w="50" w:type="dxa"/>
-              <w:left w:w="90" w:type="dxa"/>
-              <w:bottom w:w="50" w:type="dxa"/>
-              <w:right w:w="90" w:type="dxa"/>
-            </w:tcMar>
             <w:vAlign w:val="center"/>
           </w:tcPr>
           <w:p>
@@ -23132,12 +20784,6 @@
               <w:right w:val="single" w:sz="6" w:space="0" w:color="1F3864"/>
             </w:tcBorders>
             <w:shd w:val="clear" w:color="auto" w:fill="4472C4"/>
-            <w:tcMar>
-              <w:top w:w="50" w:type="dxa"/>
-              <w:left w:w="90" w:type="dxa"/>
-              <w:bottom w:w="50" w:type="dxa"/>
-              <w:right w:w="90" w:type="dxa"/>
-            </w:tcMar>
             <w:vAlign w:val="center"/>
           </w:tcPr>
           <w:p>
@@ -23177,12 +20823,6 @@
               <w:right w:val="single" w:sz="6" w:space="0" w:color="1F3864"/>
             </w:tcBorders>
             <w:shd w:val="clear" w:color="auto" w:fill="4472C4"/>
-            <w:tcMar>
-              <w:top w:w="50" w:type="dxa"/>
-              <w:left w:w="90" w:type="dxa"/>
-              <w:bottom w:w="50" w:type="dxa"/>
-              <w:right w:w="90" w:type="dxa"/>
-            </w:tcMar>
             <w:vAlign w:val="center"/>
           </w:tcPr>
           <w:p>
@@ -23222,12 +20862,6 @@
               <w:right w:val="single" w:sz="6" w:space="0" w:color="1F3864"/>
             </w:tcBorders>
             <w:shd w:val="clear" w:color="auto" w:fill="4472C4"/>
-            <w:tcMar>
-              <w:top w:w="50" w:type="dxa"/>
-              <w:left w:w="90" w:type="dxa"/>
-              <w:bottom w:w="50" w:type="dxa"/>
-              <w:right w:w="90" w:type="dxa"/>
-            </w:tcMar>
             <w:vAlign w:val="center"/>
           </w:tcPr>
           <w:p>
@@ -23294,12 +20928,6 @@
               <w:right w:val="single" w:sz="6" w:space="0" w:color="1F3864"/>
             </w:tcBorders>
             <w:shd w:val="clear" w:color="auto" w:fill="D9E2F3"/>
-            <w:tcMar>
-              <w:top w:w="50" w:type="dxa"/>
-              <w:left w:w="90" w:type="dxa"/>
-              <w:bottom w:w="50" w:type="dxa"/>
-              <w:right w:w="90" w:type="dxa"/>
-            </w:tcMar>
             <w:vAlign w:val="center"/>
           </w:tcPr>
           <w:p>
@@ -23332,12 +20960,6 @@
               <w:right w:val="single" w:sz="6" w:space="0" w:color="1F3864"/>
             </w:tcBorders>
             <w:shd w:val="clear" w:color="auto" w:fill="D9E2F3"/>
-            <w:tcMar>
-              <w:top w:w="50" w:type="dxa"/>
-              <w:left w:w="90" w:type="dxa"/>
-              <w:bottom w:w="50" w:type="dxa"/>
-              <w:right w:w="90" w:type="dxa"/>
-            </w:tcMar>
             <w:vAlign w:val="center"/>
           </w:tcPr>
           <w:p>
@@ -23370,12 +20992,6 @@
               <w:right w:val="single" w:sz="6" w:space="0" w:color="1F3864"/>
             </w:tcBorders>
             <w:shd w:val="clear" w:color="auto" w:fill="D9E2F3"/>
-            <w:tcMar>
-              <w:top w:w="50" w:type="dxa"/>
-              <w:left w:w="90" w:type="dxa"/>
-              <w:bottom w:w="50" w:type="dxa"/>
-              <w:right w:w="90" w:type="dxa"/>
-            </w:tcMar>
             <w:vAlign w:val="center"/>
           </w:tcPr>
           <w:p>
@@ -23408,12 +21024,6 @@
               <w:right w:val="single" w:sz="6" w:space="0" w:color="1F3864"/>
             </w:tcBorders>
             <w:shd w:val="clear" w:color="auto" w:fill="D9E2F3"/>
-            <w:tcMar>
-              <w:top w:w="50" w:type="dxa"/>
-              <w:left w:w="90" w:type="dxa"/>
-              <w:bottom w:w="50" w:type="dxa"/>
-              <w:right w:w="90" w:type="dxa"/>
-            </w:tcMar>
             <w:vAlign w:val="center"/>
           </w:tcPr>
           <w:p>
@@ -23473,12 +21083,6 @@
               <w:right w:val="single" w:sz="6" w:space="0" w:color="1F3864"/>
             </w:tcBorders>
             <w:shd w:val="clear" w:color="auto" w:fill="D9E2F3"/>
-            <w:tcMar>
-              <w:top w:w="50" w:type="dxa"/>
-              <w:left w:w="90" w:type="dxa"/>
-              <w:bottom w:w="50" w:type="dxa"/>
-              <w:right w:w="90" w:type="dxa"/>
-            </w:tcMar>
             <w:vAlign w:val="center"/>
           </w:tcPr>
           <w:p>
@@ -23511,12 +21115,6 @@
               <w:right w:val="single" w:sz="6" w:space="0" w:color="1F3864"/>
             </w:tcBorders>
             <w:shd w:val="clear" w:color="auto" w:fill="D9E2F3"/>
-            <w:tcMar>
-              <w:top w:w="50" w:type="dxa"/>
-              <w:left w:w="90" w:type="dxa"/>
-              <w:bottom w:w="50" w:type="dxa"/>
-              <w:right w:w="90" w:type="dxa"/>
-            </w:tcMar>
             <w:vAlign w:val="center"/>
           </w:tcPr>
           <w:p>
@@ -23549,12 +21147,6 @@
               <w:right w:val="single" w:sz="6" w:space="0" w:color="1F3864"/>
             </w:tcBorders>
             <w:shd w:val="clear" w:color="auto" w:fill="D9E2F3"/>
-            <w:tcMar>
-              <w:top w:w="50" w:type="dxa"/>
-              <w:left w:w="90" w:type="dxa"/>
-              <w:bottom w:w="50" w:type="dxa"/>
-              <w:right w:w="90" w:type="dxa"/>
-            </w:tcMar>
             <w:vAlign w:val="center"/>
           </w:tcPr>
           <w:p>
@@ -23587,12 +21179,6 @@
               <w:right w:val="single" w:sz="6" w:space="0" w:color="1F3864"/>
             </w:tcBorders>
             <w:shd w:val="clear" w:color="auto" w:fill="D9E2F3"/>
-            <w:tcMar>
-              <w:top w:w="50" w:type="dxa"/>
-              <w:left w:w="90" w:type="dxa"/>
-              <w:bottom w:w="50" w:type="dxa"/>
-              <w:right w:w="90" w:type="dxa"/>
-            </w:tcMar>
             <w:vAlign w:val="center"/>
           </w:tcPr>
           <w:p>
@@ -23652,12 +21238,6 @@
               <w:right w:val="single" w:sz="6" w:space="0" w:color="1F3864"/>
             </w:tcBorders>
             <w:shd w:val="clear" w:color="auto" w:fill="D9E2F3"/>
-            <w:tcMar>
-              <w:top w:w="50" w:type="dxa"/>
-              <w:left w:w="90" w:type="dxa"/>
-              <w:bottom w:w="50" w:type="dxa"/>
-              <w:right w:w="90" w:type="dxa"/>
-            </w:tcMar>
             <w:vAlign w:val="center"/>
           </w:tcPr>
           <w:p>
@@ -23690,12 +21270,6 @@
               <w:right w:val="single" w:sz="6" w:space="0" w:color="1F3864"/>
             </w:tcBorders>
             <w:shd w:val="clear" w:color="auto" w:fill="D9E2F3"/>
-            <w:tcMar>
-              <w:top w:w="50" w:type="dxa"/>
-              <w:left w:w="90" w:type="dxa"/>
-              <w:bottom w:w="50" w:type="dxa"/>
-              <w:right w:w="90" w:type="dxa"/>
-            </w:tcMar>
             <w:vAlign w:val="center"/>
           </w:tcPr>
           <w:p>
@@ -23728,12 +21302,6 @@
               <w:right w:val="single" w:sz="6" w:space="0" w:color="1F3864"/>
             </w:tcBorders>
             <w:shd w:val="clear" w:color="auto" w:fill="D9E2F3"/>
-            <w:tcMar>
-              <w:top w:w="50" w:type="dxa"/>
-              <w:left w:w="90" w:type="dxa"/>
-              <w:bottom w:w="50" w:type="dxa"/>
-              <w:right w:w="90" w:type="dxa"/>
-            </w:tcMar>
             <w:vAlign w:val="center"/>
           </w:tcPr>
           <w:p>
@@ -23766,12 +21334,6 @@
               <w:right w:val="single" w:sz="6" w:space="0" w:color="1F3864"/>
             </w:tcBorders>
             <w:shd w:val="clear" w:color="auto" w:fill="D9E2F3"/>
-            <w:tcMar>
-              <w:top w:w="50" w:type="dxa"/>
-              <w:left w:w="90" w:type="dxa"/>
-              <w:bottom w:w="50" w:type="dxa"/>
-              <w:right w:w="90" w:type="dxa"/>
-            </w:tcMar>
             <w:vAlign w:val="center"/>
           </w:tcPr>
           <w:p>
@@ -23831,12 +21393,6 @@
               <w:right w:val="single" w:sz="6" w:space="0" w:color="1F3864"/>
             </w:tcBorders>
             <w:shd w:val="clear" w:color="auto" w:fill="D9E2F3"/>
-            <w:tcMar>
-              <w:top w:w="50" w:type="dxa"/>
-              <w:left w:w="90" w:type="dxa"/>
-              <w:bottom w:w="50" w:type="dxa"/>
-              <w:right w:w="90" w:type="dxa"/>
-            </w:tcMar>
             <w:vAlign w:val="center"/>
           </w:tcPr>
           <w:p>
@@ -23891,12 +21447,6 @@
               <w:right w:val="single" w:sz="6" w:space="0" w:color="1F3864"/>
             </w:tcBorders>
             <w:shd w:val="clear" w:color="auto" w:fill="4472C4"/>
-            <w:tcMar>
-              <w:top w:w="50" w:type="dxa"/>
-              <w:left w:w="90" w:type="dxa"/>
-              <w:bottom w:w="50" w:type="dxa"/>
-              <w:right w:w="90" w:type="dxa"/>
-            </w:tcMar>
             <w:vAlign w:val="center"/>
           </w:tcPr>
           <w:p>
@@ -23963,12 +21513,6 @@
               <w:right w:val="single" w:sz="6" w:space="0" w:color="1F3864"/>
             </w:tcBorders>
             <w:shd w:val="clear" w:color="auto" w:fill="4472C4"/>
-            <w:tcMar>
-              <w:top w:w="50" w:type="dxa"/>
-              <w:left w:w="90" w:type="dxa"/>
-              <w:bottom w:w="50" w:type="dxa"/>
-              <w:right w:w="90" w:type="dxa"/>
-            </w:tcMar>
             <w:vAlign w:val="center"/>
           </w:tcPr>
           <w:p>
@@ -24008,12 +21552,6 @@
               <w:right w:val="single" w:sz="6" w:space="0" w:color="1F3864"/>
             </w:tcBorders>
             <w:shd w:val="clear" w:color="auto" w:fill="4472C4"/>
-            <w:tcMar>
-              <w:top w:w="50" w:type="dxa"/>
-              <w:left w:w="90" w:type="dxa"/>
-              <w:bottom w:w="50" w:type="dxa"/>
-              <w:right w:w="90" w:type="dxa"/>
-            </w:tcMar>
             <w:vAlign w:val="center"/>
           </w:tcPr>
           <w:p>
@@ -24053,12 +21591,6 @@
               <w:right w:val="single" w:sz="6" w:space="0" w:color="1F3864"/>
             </w:tcBorders>
             <w:shd w:val="clear" w:color="auto" w:fill="4472C4"/>
-            <w:tcMar>
-              <w:top w:w="50" w:type="dxa"/>
-              <w:left w:w="90" w:type="dxa"/>
-              <w:bottom w:w="50" w:type="dxa"/>
-              <w:right w:w="90" w:type="dxa"/>
-            </w:tcMar>
             <w:vAlign w:val="center"/>
           </w:tcPr>
           <w:p>
@@ -24098,12 +21630,6 @@
               <w:right w:val="single" w:sz="6" w:space="0" w:color="1F3864"/>
             </w:tcBorders>
             <w:shd w:val="clear" w:color="auto" w:fill="4472C4"/>
-            <w:tcMar>
-              <w:top w:w="50" w:type="dxa"/>
-              <w:left w:w="90" w:type="dxa"/>
-              <w:bottom w:w="50" w:type="dxa"/>
-              <w:right w:w="90" w:type="dxa"/>
-            </w:tcMar>
             <w:vAlign w:val="center"/>
           </w:tcPr>
           <w:p>
@@ -24170,12 +21696,6 @@
               <w:right w:val="single" w:sz="6" w:space="0" w:color="1F3864"/>
             </w:tcBorders>
             <w:shd w:val="clear" w:color="auto" w:fill="D9E2F3"/>
-            <w:tcMar>
-              <w:top w:w="50" w:type="dxa"/>
-              <w:left w:w="90" w:type="dxa"/>
-              <w:bottom w:w="50" w:type="dxa"/>
-              <w:right w:w="90" w:type="dxa"/>
-            </w:tcMar>
             <w:vAlign w:val="center"/>
           </w:tcPr>
           <w:p>
@@ -24208,12 +21728,6 @@
               <w:right w:val="single" w:sz="6" w:space="0" w:color="1F3864"/>
             </w:tcBorders>
             <w:shd w:val="clear" w:color="auto" w:fill="D9E2F3"/>
-            <w:tcMar>
-              <w:top w:w="50" w:type="dxa"/>
-              <w:left w:w="90" w:type="dxa"/>
-              <w:bottom w:w="50" w:type="dxa"/>
-              <w:right w:w="90" w:type="dxa"/>
-            </w:tcMar>
             <w:vAlign w:val="center"/>
           </w:tcPr>
           <w:p>
@@ -24246,12 +21760,6 @@
               <w:right w:val="single" w:sz="6" w:space="0" w:color="1F3864"/>
             </w:tcBorders>
             <w:shd w:val="clear" w:color="auto" w:fill="D9E2F3"/>
-            <w:tcMar>
-              <w:top w:w="50" w:type="dxa"/>
-              <w:left w:w="90" w:type="dxa"/>
-              <w:bottom w:w="50" w:type="dxa"/>
-              <w:right w:w="90" w:type="dxa"/>
-            </w:tcMar>
             <w:vAlign w:val="center"/>
           </w:tcPr>
           <w:p>
@@ -24284,12 +21792,6 @@
               <w:right w:val="single" w:sz="6" w:space="0" w:color="1F3864"/>
             </w:tcBorders>
             <w:shd w:val="clear" w:color="auto" w:fill="D9E2F3"/>
-            <w:tcMar>
-              <w:top w:w="50" w:type="dxa"/>
-              <w:left w:w="90" w:type="dxa"/>
-              <w:bottom w:w="50" w:type="dxa"/>
-              <w:right w:w="90" w:type="dxa"/>
-            </w:tcMar>
             <w:vAlign w:val="center"/>
           </w:tcPr>
           <w:p>
@@ -24349,12 +21851,6 @@
               <w:right w:val="single" w:sz="6" w:space="0" w:color="1F3864"/>
             </w:tcBorders>
             <w:shd w:val="clear" w:color="auto" w:fill="D9E2F3"/>
-            <w:tcMar>
-              <w:top w:w="50" w:type="dxa"/>
-              <w:left w:w="90" w:type="dxa"/>
-              <w:bottom w:w="50" w:type="dxa"/>
-              <w:right w:w="90" w:type="dxa"/>
-            </w:tcMar>
             <w:vAlign w:val="center"/>
           </w:tcPr>
           <w:p>
@@ -24387,12 +21883,6 @@
               <w:right w:val="single" w:sz="6" w:space="0" w:color="1F3864"/>
             </w:tcBorders>
             <w:shd w:val="clear" w:color="auto" w:fill="D9E2F3"/>
-            <w:tcMar>
-              <w:top w:w="50" w:type="dxa"/>
-              <w:left w:w="90" w:type="dxa"/>
-              <w:bottom w:w="50" w:type="dxa"/>
-              <w:right w:w="90" w:type="dxa"/>
-            </w:tcMar>
             <w:vAlign w:val="center"/>
           </w:tcPr>
           <w:p>
@@ -24425,12 +21915,6 @@
               <w:right w:val="single" w:sz="6" w:space="0" w:color="1F3864"/>
             </w:tcBorders>
             <w:shd w:val="clear" w:color="auto" w:fill="D9E2F3"/>
-            <w:tcMar>
-              <w:top w:w="50" w:type="dxa"/>
-              <w:left w:w="90" w:type="dxa"/>
-              <w:bottom w:w="50" w:type="dxa"/>
-              <w:right w:w="90" w:type="dxa"/>
-            </w:tcMar>
             <w:vAlign w:val="center"/>
           </w:tcPr>
           <w:p>
@@ -24463,12 +21947,6 @@
               <w:right w:val="single" w:sz="6" w:space="0" w:color="1F3864"/>
             </w:tcBorders>
             <w:shd w:val="clear" w:color="auto" w:fill="D9E2F3"/>
-            <w:tcMar>
-              <w:top w:w="50" w:type="dxa"/>
-              <w:left w:w="90" w:type="dxa"/>
-              <w:bottom w:w="50" w:type="dxa"/>
-              <w:right w:w="90" w:type="dxa"/>
-            </w:tcMar>
             <w:vAlign w:val="center"/>
           </w:tcPr>
           <w:p>
@@ -24528,12 +22006,6 @@
               <w:right w:val="single" w:sz="6" w:space="0" w:color="1F3864"/>
             </w:tcBorders>
             <w:shd w:val="clear" w:color="auto" w:fill="D9E2F3"/>
-            <w:tcMar>
-              <w:top w:w="50" w:type="dxa"/>
-              <w:left w:w="90" w:type="dxa"/>
-              <w:bottom w:w="50" w:type="dxa"/>
-              <w:right w:w="90" w:type="dxa"/>
-            </w:tcMar>
             <w:vAlign w:val="center"/>
           </w:tcPr>
           <w:p>
@@ -24566,12 +22038,6 @@
               <w:right w:val="single" w:sz="6" w:space="0" w:color="1F3864"/>
             </w:tcBorders>
             <w:shd w:val="clear" w:color="auto" w:fill="D9E2F3"/>
-            <w:tcMar>
-              <w:top w:w="50" w:type="dxa"/>
-              <w:left w:w="90" w:type="dxa"/>
-              <w:bottom w:w="50" w:type="dxa"/>
-              <w:right w:w="90" w:type="dxa"/>
-            </w:tcMar>
             <w:vAlign w:val="center"/>
           </w:tcPr>
           <w:p>
@@ -24604,12 +22070,6 @@
               <w:right w:val="single" w:sz="6" w:space="0" w:color="1F3864"/>
             </w:tcBorders>
             <w:shd w:val="clear" w:color="auto" w:fill="D9E2F3"/>
-            <w:tcMar>
-              <w:top w:w="50" w:type="dxa"/>
-              <w:left w:w="90" w:type="dxa"/>
-              <w:bottom w:w="50" w:type="dxa"/>
-              <w:right w:w="90" w:type="dxa"/>
-            </w:tcMar>
             <w:vAlign w:val="center"/>
           </w:tcPr>
           <w:p>
@@ -24642,12 +22102,6 @@
               <w:right w:val="single" w:sz="6" w:space="0" w:color="1F3864"/>
             </w:tcBorders>
             <w:shd w:val="clear" w:color="auto" w:fill="D9E2F3"/>
-            <w:tcMar>
-              <w:top w:w="50" w:type="dxa"/>
-              <w:left w:w="90" w:type="dxa"/>
-              <w:bottom w:w="50" w:type="dxa"/>
-              <w:right w:w="90" w:type="dxa"/>
-            </w:tcMar>
             <w:vAlign w:val="center"/>
           </w:tcPr>
           <w:p>
@@ -24707,12 +22161,6 @@
               <w:right w:val="single" w:sz="6" w:space="0" w:color="1F3864"/>
             </w:tcBorders>
             <w:shd w:val="clear" w:color="auto" w:fill="D9E2F3"/>
-            <w:tcMar>
-              <w:top w:w="50" w:type="dxa"/>
-              <w:left w:w="90" w:type="dxa"/>
-              <w:bottom w:w="50" w:type="dxa"/>
-              <w:right w:w="90" w:type="dxa"/>
-            </w:tcMar>
             <w:vAlign w:val="center"/>
           </w:tcPr>
           <w:p>
@@ -24757,12 +22205,6 @@
               <w:right w:val="single" w:sz="6" w:space="0" w:color="1F3864"/>
             </w:tcBorders>
             <w:shd w:val="clear" w:color="auto" w:fill="4472C4"/>
-            <w:tcMar>
-              <w:top w:w="50" w:type="dxa"/>
-              <w:left w:w="90" w:type="dxa"/>
-              <w:bottom w:w="50" w:type="dxa"/>
-              <w:right w:w="90" w:type="dxa"/>
-            </w:tcMar>
             <w:vAlign w:val="center"/>
           </w:tcPr>
           <w:p>
@@ -24829,12 +22271,6 @@
               <w:right w:val="single" w:sz="6" w:space="0" w:color="1F3864"/>
             </w:tcBorders>
             <w:shd w:val="clear" w:color="auto" w:fill="4472C4"/>
-            <w:tcMar>
-              <w:top w:w="50" w:type="dxa"/>
-              <w:left w:w="90" w:type="dxa"/>
-              <w:bottom w:w="50" w:type="dxa"/>
-              <w:right w:w="90" w:type="dxa"/>
-            </w:tcMar>
             <w:vAlign w:val="center"/>
           </w:tcPr>
           <w:p>
@@ -24874,12 +22310,6 @@
               <w:right w:val="single" w:sz="6" w:space="0" w:color="1F3864"/>
             </w:tcBorders>
             <w:shd w:val="clear" w:color="auto" w:fill="4472C4"/>
-            <w:tcMar>
-              <w:top w:w="50" w:type="dxa"/>
-              <w:left w:w="90" w:type="dxa"/>
-              <w:bottom w:w="50" w:type="dxa"/>
-              <w:right w:w="90" w:type="dxa"/>
-            </w:tcMar>
             <w:vAlign w:val="center"/>
           </w:tcPr>
           <w:p>
@@ -24919,12 +22349,6 @@
               <w:right w:val="single" w:sz="6" w:space="0" w:color="1F3864"/>
             </w:tcBorders>
             <w:shd w:val="clear" w:color="auto" w:fill="4472C4"/>
-            <w:tcMar>
-              <w:top w:w="50" w:type="dxa"/>
-              <w:left w:w="90" w:type="dxa"/>
-              <w:bottom w:w="50" w:type="dxa"/>
-              <w:right w:w="90" w:type="dxa"/>
-            </w:tcMar>
             <w:vAlign w:val="center"/>
           </w:tcPr>
           <w:p>
@@ -24964,12 +22388,6 @@
               <w:right w:val="single" w:sz="6" w:space="0" w:color="1F3864"/>
             </w:tcBorders>
             <w:shd w:val="clear" w:color="auto" w:fill="4472C4"/>
-            <w:tcMar>
-              <w:top w:w="50" w:type="dxa"/>
-              <w:left w:w="90" w:type="dxa"/>
-              <w:bottom w:w="50" w:type="dxa"/>
-              <w:right w:w="90" w:type="dxa"/>
-            </w:tcMar>
             <w:vAlign w:val="center"/>
           </w:tcPr>
           <w:p>
@@ -25036,12 +22454,6 @@
               <w:right w:val="single" w:sz="6" w:space="0" w:color="1F3864"/>
             </w:tcBorders>
             <w:shd w:val="clear" w:color="auto" w:fill="D9E2F3"/>
-            <w:tcMar>
-              <w:top w:w="50" w:type="dxa"/>
-              <w:left w:w="90" w:type="dxa"/>
-              <w:bottom w:w="50" w:type="dxa"/>
-              <w:right w:w="90" w:type="dxa"/>
-            </w:tcMar>
             <w:vAlign w:val="center"/>
           </w:tcPr>
           <w:p>
@@ -25074,12 +22486,6 @@
               <w:right w:val="single" w:sz="6" w:space="0" w:color="1F3864"/>
             </w:tcBorders>
             <w:shd w:val="clear" w:color="auto" w:fill="D9E2F3"/>
-            <w:tcMar>
-              <w:top w:w="50" w:type="dxa"/>
-              <w:left w:w="90" w:type="dxa"/>
-              <w:bottom w:w="50" w:type="dxa"/>
-              <w:right w:w="90" w:type="dxa"/>
-            </w:tcMar>
             <w:vAlign w:val="center"/>
           </w:tcPr>
           <w:p>
@@ -25112,12 +22518,6 @@
               <w:right w:val="single" w:sz="6" w:space="0" w:color="1F3864"/>
             </w:tcBorders>
             <w:shd w:val="clear" w:color="auto" w:fill="D9E2F3"/>
-            <w:tcMar>
-              <w:top w:w="50" w:type="dxa"/>
-              <w:left w:w="90" w:type="dxa"/>
-              <w:bottom w:w="50" w:type="dxa"/>
-              <w:right w:w="90" w:type="dxa"/>
-            </w:tcMar>
             <w:vAlign w:val="center"/>
           </w:tcPr>
           <w:p>
@@ -25150,12 +22550,6 @@
               <w:right w:val="single" w:sz="6" w:space="0" w:color="1F3864"/>
             </w:tcBorders>
             <w:shd w:val="clear" w:color="auto" w:fill="D9E2F3"/>
-            <w:tcMar>
-              <w:top w:w="50" w:type="dxa"/>
-              <w:left w:w="90" w:type="dxa"/>
-              <w:bottom w:w="50" w:type="dxa"/>
-              <w:right w:w="90" w:type="dxa"/>
-            </w:tcMar>
             <w:vAlign w:val="center"/>
           </w:tcPr>
           <w:p>
@@ -25215,12 +22609,6 @@
               <w:right w:val="single" w:sz="6" w:space="0" w:color="1F3864"/>
             </w:tcBorders>
             <w:shd w:val="clear" w:color="auto" w:fill="D9E2F3"/>
-            <w:tcMar>
-              <w:top w:w="50" w:type="dxa"/>
-              <w:left w:w="90" w:type="dxa"/>
-              <w:bottom w:w="50" w:type="dxa"/>
-              <w:right w:w="90" w:type="dxa"/>
-            </w:tcMar>
             <w:vAlign w:val="center"/>
           </w:tcPr>
           <w:p>
@@ -25253,12 +22641,6 @@
               <w:right w:val="single" w:sz="6" w:space="0" w:color="1F3864"/>
             </w:tcBorders>
             <w:shd w:val="clear" w:color="auto" w:fill="D9E2F3"/>
-            <w:tcMar>
-              <w:top w:w="50" w:type="dxa"/>
-              <w:left w:w="90" w:type="dxa"/>
-              <w:bottom w:w="50" w:type="dxa"/>
-              <w:right w:w="90" w:type="dxa"/>
-            </w:tcMar>
             <w:vAlign w:val="center"/>
           </w:tcPr>
           <w:p>
@@ -25291,12 +22673,6 @@
               <w:right w:val="single" w:sz="6" w:space="0" w:color="1F3864"/>
             </w:tcBorders>
             <w:shd w:val="clear" w:color="auto" w:fill="D9E2F3"/>
-            <w:tcMar>
-              <w:top w:w="50" w:type="dxa"/>
-              <w:left w:w="90" w:type="dxa"/>
-              <w:bottom w:w="50" w:type="dxa"/>
-              <w:right w:w="90" w:type="dxa"/>
-            </w:tcMar>
             <w:vAlign w:val="center"/>
           </w:tcPr>
           <w:p>
@@ -25329,12 +22705,6 @@
               <w:right w:val="single" w:sz="6" w:space="0" w:color="1F3864"/>
             </w:tcBorders>
             <w:shd w:val="clear" w:color="auto" w:fill="D9E2F3"/>
-            <w:tcMar>
-              <w:top w:w="50" w:type="dxa"/>
-              <w:left w:w="90" w:type="dxa"/>
-              <w:bottom w:w="50" w:type="dxa"/>
-              <w:right w:w="90" w:type="dxa"/>
-            </w:tcMar>
             <w:vAlign w:val="center"/>
           </w:tcPr>
           <w:p>
@@ -25394,12 +22764,6 @@
               <w:right w:val="single" w:sz="6" w:space="0" w:color="1F3864"/>
             </w:tcBorders>
             <w:shd w:val="clear" w:color="auto" w:fill="D9E2F3"/>
-            <w:tcMar>
-              <w:top w:w="50" w:type="dxa"/>
-              <w:left w:w="90" w:type="dxa"/>
-              <w:bottom w:w="50" w:type="dxa"/>
-              <w:right w:w="90" w:type="dxa"/>
-            </w:tcMar>
             <w:vAlign w:val="center"/>
           </w:tcPr>
           <w:p>
@@ -25432,12 +22796,6 @@
               <w:right w:val="single" w:sz="6" w:space="0" w:color="1F3864"/>
             </w:tcBorders>
             <w:shd w:val="clear" w:color="auto" w:fill="D9E2F3"/>
-            <w:tcMar>
-              <w:top w:w="50" w:type="dxa"/>
-              <w:left w:w="90" w:type="dxa"/>
-              <w:bottom w:w="50" w:type="dxa"/>
-              <w:right w:w="90" w:type="dxa"/>
-            </w:tcMar>
             <w:vAlign w:val="center"/>
           </w:tcPr>
           <w:p>
@@ -25470,12 +22828,6 @@
               <w:right w:val="single" w:sz="6" w:space="0" w:color="1F3864"/>
             </w:tcBorders>
             <w:shd w:val="clear" w:color="auto" w:fill="D9E2F3"/>
-            <w:tcMar>
-              <w:top w:w="50" w:type="dxa"/>
-              <w:left w:w="90" w:type="dxa"/>
-              <w:bottom w:w="50" w:type="dxa"/>
-              <w:right w:w="90" w:type="dxa"/>
-            </w:tcMar>
             <w:vAlign w:val="center"/>
           </w:tcPr>
           <w:p>
@@ -25508,12 +22860,6 @@
               <w:right w:val="single" w:sz="6" w:space="0" w:color="1F3864"/>
             </w:tcBorders>
             <w:shd w:val="clear" w:color="auto" w:fill="D9E2F3"/>
-            <w:tcMar>
-              <w:top w:w="50" w:type="dxa"/>
-              <w:left w:w="90" w:type="dxa"/>
-              <w:bottom w:w="50" w:type="dxa"/>
-              <w:right w:w="90" w:type="dxa"/>
-            </w:tcMar>
             <w:vAlign w:val="center"/>
           </w:tcPr>
           <w:p>
@@ -25573,12 +22919,6 @@
               <w:right w:val="single" w:sz="6" w:space="0" w:color="1F3864"/>
             </w:tcBorders>
             <w:shd w:val="clear" w:color="auto" w:fill="D9E2F3"/>
-            <w:tcMar>
-              <w:top w:w="50" w:type="dxa"/>
-              <w:left w:w="90" w:type="dxa"/>
-              <w:bottom w:w="50" w:type="dxa"/>
-              <w:right w:w="90" w:type="dxa"/>
-            </w:tcMar>
             <w:vAlign w:val="center"/>
           </w:tcPr>
           <w:p>
@@ -25623,12 +22963,6 @@
               <w:right w:val="single" w:sz="6" w:space="0" w:color="1F3864"/>
             </w:tcBorders>
             <w:shd w:val="clear" w:color="auto" w:fill="4472C4"/>
-            <w:tcMar>
-              <w:top w:w="50" w:type="dxa"/>
-              <w:left w:w="90" w:type="dxa"/>
-              <w:bottom w:w="50" w:type="dxa"/>
-              <w:right w:w="90" w:type="dxa"/>
-            </w:tcMar>
             <w:vAlign w:val="center"/>
           </w:tcPr>
           <w:p>
@@ -25695,12 +23029,6 @@
               <w:right w:val="single" w:sz="6" w:space="0" w:color="1F3864"/>
             </w:tcBorders>
             <w:shd w:val="clear" w:color="auto" w:fill="4472C4"/>
-            <w:tcMar>
-              <w:top w:w="50" w:type="dxa"/>
-              <w:left w:w="90" w:type="dxa"/>
-              <w:bottom w:w="50" w:type="dxa"/>
-              <w:right w:w="90" w:type="dxa"/>
-            </w:tcMar>
             <w:vAlign w:val="center"/>
           </w:tcPr>
           <w:p>
@@ -25740,12 +23068,6 @@
               <w:right w:val="single" w:sz="6" w:space="0" w:color="1F3864"/>
             </w:tcBorders>
             <w:shd w:val="clear" w:color="auto" w:fill="4472C4"/>
-            <w:tcMar>
-              <w:top w:w="50" w:type="dxa"/>
-              <w:left w:w="90" w:type="dxa"/>
-              <w:bottom w:w="50" w:type="dxa"/>
-              <w:right w:w="90" w:type="dxa"/>
-            </w:tcMar>
             <w:vAlign w:val="center"/>
           </w:tcPr>
           <w:p>
@@ -25785,12 +23107,6 @@
               <w:right w:val="single" w:sz="6" w:space="0" w:color="1F3864"/>
             </w:tcBorders>
             <w:shd w:val="clear" w:color="auto" w:fill="4472C4"/>
-            <w:tcMar>
-              <w:top w:w="50" w:type="dxa"/>
-              <w:left w:w="90" w:type="dxa"/>
-              <w:bottom w:w="50" w:type="dxa"/>
-              <w:right w:w="90" w:type="dxa"/>
-            </w:tcMar>
             <w:vAlign w:val="center"/>
           </w:tcPr>
           <w:p>
@@ -25830,12 +23146,6 @@
               <w:right w:val="single" w:sz="6" w:space="0" w:color="1F3864"/>
             </w:tcBorders>
             <w:shd w:val="clear" w:color="auto" w:fill="4472C4"/>
-            <w:tcMar>
-              <w:top w:w="50" w:type="dxa"/>
-              <w:left w:w="90" w:type="dxa"/>
-              <w:bottom w:w="50" w:type="dxa"/>
-              <w:right w:w="90" w:type="dxa"/>
-            </w:tcMar>
             <w:vAlign w:val="center"/>
           </w:tcPr>
           <w:p>
@@ -25902,12 +23212,6 @@
               <w:right w:val="single" w:sz="6" w:space="0" w:color="1F3864"/>
             </w:tcBorders>
             <w:shd w:val="clear" w:color="auto" w:fill="D9E2F3"/>
-            <w:tcMar>
-              <w:top w:w="50" w:type="dxa"/>
-              <w:left w:w="90" w:type="dxa"/>
-              <w:bottom w:w="50" w:type="dxa"/>
-              <w:right w:w="90" w:type="dxa"/>
-            </w:tcMar>
             <w:vAlign w:val="center"/>
           </w:tcPr>
           <w:p>
@@ -25940,12 +23244,6 @@
               <w:right w:val="single" w:sz="6" w:space="0" w:color="1F3864"/>
             </w:tcBorders>
             <w:shd w:val="clear" w:color="auto" w:fill="D9E2F3"/>
-            <w:tcMar>
-              <w:top w:w="50" w:type="dxa"/>
-              <w:left w:w="90" w:type="dxa"/>
-              <w:bottom w:w="50" w:type="dxa"/>
-              <w:right w:w="90" w:type="dxa"/>
-            </w:tcMar>
             <w:vAlign w:val="center"/>
           </w:tcPr>
           <w:p>
@@ -25978,12 +23276,6 @@
               <w:right w:val="single" w:sz="6" w:space="0" w:color="1F3864"/>
             </w:tcBorders>
             <w:shd w:val="clear" w:color="auto" w:fill="D9E2F3"/>
-            <w:tcMar>
-              <w:top w:w="50" w:type="dxa"/>
-              <w:left w:w="90" w:type="dxa"/>
-              <w:bottom w:w="50" w:type="dxa"/>
-              <w:right w:w="90" w:type="dxa"/>
-            </w:tcMar>
             <w:vAlign w:val="center"/>
           </w:tcPr>
           <w:p>
@@ -26016,12 +23308,6 @@
               <w:right w:val="single" w:sz="6" w:space="0" w:color="1F3864"/>
             </w:tcBorders>
             <w:shd w:val="clear" w:color="auto" w:fill="D9E2F3"/>
-            <w:tcMar>
-              <w:top w:w="50" w:type="dxa"/>
-              <w:left w:w="90" w:type="dxa"/>
-              <w:bottom w:w="50" w:type="dxa"/>
-              <w:right w:w="90" w:type="dxa"/>
-            </w:tcMar>
             <w:vAlign w:val="center"/>
           </w:tcPr>
           <w:p>
@@ -26081,12 +23367,6 @@
               <w:right w:val="single" w:sz="6" w:space="0" w:color="1F3864"/>
             </w:tcBorders>
             <w:shd w:val="clear" w:color="auto" w:fill="D9E2F3"/>
-            <w:tcMar>
-              <w:top w:w="50" w:type="dxa"/>
-              <w:left w:w="90" w:type="dxa"/>
-              <w:bottom w:w="50" w:type="dxa"/>
-              <w:right w:w="90" w:type="dxa"/>
-            </w:tcMar>
             <w:vAlign w:val="center"/>
           </w:tcPr>
           <w:p>
@@ -26119,12 +23399,6 @@
               <w:right w:val="single" w:sz="6" w:space="0" w:color="1F3864"/>
             </w:tcBorders>
             <w:shd w:val="clear" w:color="auto" w:fill="D9E2F3"/>
-            <w:tcMar>
-              <w:top w:w="50" w:type="dxa"/>
-              <w:left w:w="90" w:type="dxa"/>
-              <w:bottom w:w="50" w:type="dxa"/>
-              <w:right w:w="90" w:type="dxa"/>
-            </w:tcMar>
             <w:vAlign w:val="center"/>
           </w:tcPr>
           <w:p>
@@ -26157,12 +23431,6 @@
               <w:right w:val="single" w:sz="6" w:space="0" w:color="1F3864"/>
             </w:tcBorders>
             <w:shd w:val="clear" w:color="auto" w:fill="D9E2F3"/>
-            <w:tcMar>
-              <w:top w:w="50" w:type="dxa"/>
-              <w:left w:w="90" w:type="dxa"/>
-              <w:bottom w:w="50" w:type="dxa"/>
-              <w:right w:w="90" w:type="dxa"/>
-            </w:tcMar>
             <w:vAlign w:val="center"/>
           </w:tcPr>
           <w:p>
@@ -26195,12 +23463,6 @@
               <w:right w:val="single" w:sz="6" w:space="0" w:color="1F3864"/>
             </w:tcBorders>
             <w:shd w:val="clear" w:color="auto" w:fill="D9E2F3"/>
-            <w:tcMar>
-              <w:top w:w="50" w:type="dxa"/>
-              <w:left w:w="90" w:type="dxa"/>
-              <w:bottom w:w="50" w:type="dxa"/>
-              <w:right w:w="90" w:type="dxa"/>
-            </w:tcMar>
             <w:vAlign w:val="center"/>
           </w:tcPr>
           <w:p>
@@ -26260,12 +23522,6 @@
               <w:right w:val="single" w:sz="6" w:space="0" w:color="1F3864"/>
             </w:tcBorders>
             <w:shd w:val="clear" w:color="auto" w:fill="D9E2F3"/>
-            <w:tcMar>
-              <w:top w:w="50" w:type="dxa"/>
-              <w:left w:w="90" w:type="dxa"/>
-              <w:bottom w:w="50" w:type="dxa"/>
-              <w:right w:w="90" w:type="dxa"/>
-            </w:tcMar>
             <w:vAlign w:val="center"/>
           </w:tcPr>
           <w:p>
@@ -26298,12 +23554,6 @@
               <w:right w:val="single" w:sz="6" w:space="0" w:color="1F3864"/>
             </w:tcBorders>
             <w:shd w:val="clear" w:color="auto" w:fill="D9E2F3"/>
-            <w:tcMar>
-              <w:top w:w="50" w:type="dxa"/>
-              <w:left w:w="90" w:type="dxa"/>
-              <w:bottom w:w="50" w:type="dxa"/>
-              <w:right w:w="90" w:type="dxa"/>
-            </w:tcMar>
             <w:vAlign w:val="center"/>
           </w:tcPr>
           <w:p>
@@ -26336,12 +23586,6 @@
               <w:right w:val="single" w:sz="6" w:space="0" w:color="1F3864"/>
             </w:tcBorders>
             <w:shd w:val="clear" w:color="auto" w:fill="D9E2F3"/>
-            <w:tcMar>
-              <w:top w:w="50" w:type="dxa"/>
-              <w:left w:w="90" w:type="dxa"/>
-              <w:bottom w:w="50" w:type="dxa"/>
-              <w:right w:w="90" w:type="dxa"/>
-            </w:tcMar>
             <w:vAlign w:val="center"/>
           </w:tcPr>
           <w:p>
@@ -26374,12 +23618,6 @@
               <w:right w:val="single" w:sz="6" w:space="0" w:color="1F3864"/>
             </w:tcBorders>
             <w:shd w:val="clear" w:color="auto" w:fill="D9E2F3"/>
-            <w:tcMar>
-              <w:top w:w="50" w:type="dxa"/>
-              <w:left w:w="90" w:type="dxa"/>
-              <w:bottom w:w="50" w:type="dxa"/>
-              <w:right w:w="90" w:type="dxa"/>
-            </w:tcMar>
             <w:vAlign w:val="center"/>
           </w:tcPr>
           <w:p>
@@ -26439,12 +23677,6 @@
               <w:right w:val="single" w:sz="6" w:space="0" w:color="1F3864"/>
             </w:tcBorders>
             <w:shd w:val="clear" w:color="auto" w:fill="D9E2F3"/>
-            <w:tcMar>
-              <w:top w:w="50" w:type="dxa"/>
-              <w:left w:w="90" w:type="dxa"/>
-              <w:bottom w:w="50" w:type="dxa"/>
-              <w:right w:w="90" w:type="dxa"/>
-            </w:tcMar>
             <w:vAlign w:val="center"/>
           </w:tcPr>
           <w:p>
@@ -26489,12 +23721,6 @@
               <w:right w:val="single" w:sz="6" w:space="0" w:color="1F3864"/>
             </w:tcBorders>
             <w:shd w:val="clear" w:color="auto" w:fill="4472C4"/>
-            <w:tcMar>
-              <w:top w:w="50" w:type="dxa"/>
-              <w:left w:w="90" w:type="dxa"/>
-              <w:bottom w:w="50" w:type="dxa"/>
-              <w:right w:w="90" w:type="dxa"/>
-            </w:tcMar>
             <w:vAlign w:val="center"/>
           </w:tcPr>
           <w:p>
@@ -26561,12 +23787,6 @@
               <w:right w:val="single" w:sz="6" w:space="0" w:color="1F3864"/>
             </w:tcBorders>
             <w:shd w:val="clear" w:color="auto" w:fill="4472C4"/>
-            <w:tcMar>
-              <w:top w:w="50" w:type="dxa"/>
-              <w:left w:w="90" w:type="dxa"/>
-              <w:bottom w:w="50" w:type="dxa"/>
-              <w:right w:w="90" w:type="dxa"/>
-            </w:tcMar>
             <w:vAlign w:val="center"/>
           </w:tcPr>
           <w:p>
@@ -26606,12 +23826,6 @@
               <w:right w:val="single" w:sz="6" w:space="0" w:color="1F3864"/>
             </w:tcBorders>
             <w:shd w:val="clear" w:color="auto" w:fill="4472C4"/>
-            <w:tcMar>
-              <w:top w:w="50" w:type="dxa"/>
-              <w:left w:w="90" w:type="dxa"/>
-              <w:bottom w:w="50" w:type="dxa"/>
-              <w:right w:w="90" w:type="dxa"/>
-            </w:tcMar>
             <w:vAlign w:val="center"/>
           </w:tcPr>
           <w:p>
@@ -26651,12 +23865,6 @@
               <w:right w:val="single" w:sz="6" w:space="0" w:color="1F3864"/>
             </w:tcBorders>
             <w:shd w:val="clear" w:color="auto" w:fill="4472C4"/>
-            <w:tcMar>
-              <w:top w:w="50" w:type="dxa"/>
-              <w:left w:w="90" w:type="dxa"/>
-              <w:bottom w:w="50" w:type="dxa"/>
-              <w:right w:w="90" w:type="dxa"/>
-            </w:tcMar>
             <w:vAlign w:val="center"/>
           </w:tcPr>
           <w:p>
@@ -26696,12 +23904,6 @@
               <w:right w:val="single" w:sz="6" w:space="0" w:color="1F3864"/>
             </w:tcBorders>
             <w:shd w:val="clear" w:color="auto" w:fill="4472C4"/>
-            <w:tcMar>
-              <w:top w:w="50" w:type="dxa"/>
-              <w:left w:w="90" w:type="dxa"/>
-              <w:bottom w:w="50" w:type="dxa"/>
-              <w:right w:w="90" w:type="dxa"/>
-            </w:tcMar>
             <w:vAlign w:val="center"/>
           </w:tcPr>
           <w:p>
@@ -26768,12 +23970,6 @@
               <w:right w:val="single" w:sz="6" w:space="0" w:color="1F3864"/>
             </w:tcBorders>
             <w:shd w:val="clear" w:color="auto" w:fill="D9E2F3"/>
-            <w:tcMar>
-              <w:top w:w="50" w:type="dxa"/>
-              <w:left w:w="90" w:type="dxa"/>
-              <w:bottom w:w="50" w:type="dxa"/>
-              <w:right w:w="90" w:type="dxa"/>
-            </w:tcMar>
             <w:vAlign w:val="center"/>
           </w:tcPr>
           <w:p>
@@ -26806,12 +24002,6 @@
               <w:right w:val="single" w:sz="6" w:space="0" w:color="1F3864"/>
             </w:tcBorders>
             <w:shd w:val="clear" w:color="auto" w:fill="D9E2F3"/>
-            <w:tcMar>
-              <w:top w:w="50" w:type="dxa"/>
-              <w:left w:w="90" w:type="dxa"/>
-              <w:bottom w:w="50" w:type="dxa"/>
-              <w:right w:w="90" w:type="dxa"/>
-            </w:tcMar>
             <w:vAlign w:val="center"/>
           </w:tcPr>
           <w:p>
@@ -26844,12 +24034,6 @@
               <w:right w:val="single" w:sz="6" w:space="0" w:color="1F3864"/>
             </w:tcBorders>
             <w:shd w:val="clear" w:color="auto" w:fill="D9E2F3"/>
-            <w:tcMar>
-              <w:top w:w="50" w:type="dxa"/>
-              <w:left w:w="90" w:type="dxa"/>
-              <w:bottom w:w="50" w:type="dxa"/>
-              <w:right w:w="90" w:type="dxa"/>
-            </w:tcMar>
             <w:vAlign w:val="center"/>
           </w:tcPr>
           <w:p>
@@ -26882,12 +24066,6 @@
               <w:right w:val="single" w:sz="6" w:space="0" w:color="1F3864"/>
             </w:tcBorders>
             <w:shd w:val="clear" w:color="auto" w:fill="D9E2F3"/>
-            <w:tcMar>
-              <w:top w:w="50" w:type="dxa"/>
-              <w:left w:w="90" w:type="dxa"/>
-              <w:bottom w:w="50" w:type="dxa"/>
-              <w:right w:w="90" w:type="dxa"/>
-            </w:tcMar>
             <w:vAlign w:val="center"/>
           </w:tcPr>
           <w:p>
@@ -26947,12 +24125,6 @@
               <w:right w:val="single" w:sz="6" w:space="0" w:color="1F3864"/>
             </w:tcBorders>
             <w:shd w:val="clear" w:color="auto" w:fill="D9E2F3"/>
-            <w:tcMar>
-              <w:top w:w="50" w:type="dxa"/>
-              <w:left w:w="90" w:type="dxa"/>
-              <w:bottom w:w="50" w:type="dxa"/>
-              <w:right w:w="90" w:type="dxa"/>
-            </w:tcMar>
             <w:vAlign w:val="center"/>
           </w:tcPr>
           <w:p>
@@ -26985,12 +24157,6 @@
               <w:right w:val="single" w:sz="6" w:space="0" w:color="1F3864"/>
             </w:tcBorders>
             <w:shd w:val="clear" w:color="auto" w:fill="D9E2F3"/>
-            <w:tcMar>
-              <w:top w:w="50" w:type="dxa"/>
-              <w:left w:w="90" w:type="dxa"/>
-              <w:bottom w:w="50" w:type="dxa"/>
-              <w:right w:w="90" w:type="dxa"/>
-            </w:tcMar>
             <w:vAlign w:val="center"/>
           </w:tcPr>
           <w:p>
@@ -27023,12 +24189,6 @@
               <w:right w:val="single" w:sz="6" w:space="0" w:color="1F3864"/>
             </w:tcBorders>
             <w:shd w:val="clear" w:color="auto" w:fill="D9E2F3"/>
-            <w:tcMar>
-              <w:top w:w="50" w:type="dxa"/>
-              <w:left w:w="90" w:type="dxa"/>
-              <w:bottom w:w="50" w:type="dxa"/>
-              <w:right w:w="90" w:type="dxa"/>
-            </w:tcMar>
             <w:vAlign w:val="center"/>
           </w:tcPr>
           <w:p>
@@ -27061,12 +24221,6 @@
               <w:right w:val="single" w:sz="6" w:space="0" w:color="1F3864"/>
             </w:tcBorders>
             <w:shd w:val="clear" w:color="auto" w:fill="D9E2F3"/>
-            <w:tcMar>
-              <w:top w:w="50" w:type="dxa"/>
-              <w:left w:w="90" w:type="dxa"/>
-              <w:bottom w:w="50" w:type="dxa"/>
-              <w:right w:w="90" w:type="dxa"/>
-            </w:tcMar>
             <w:vAlign w:val="center"/>
           </w:tcPr>
           <w:p>
@@ -27126,12 +24280,6 @@
               <w:right w:val="single" w:sz="6" w:space="0" w:color="1F3864"/>
             </w:tcBorders>
             <w:shd w:val="clear" w:color="auto" w:fill="D9E2F3"/>
-            <w:tcMar>
-              <w:top w:w="50" w:type="dxa"/>
-              <w:left w:w="90" w:type="dxa"/>
-              <w:bottom w:w="50" w:type="dxa"/>
-              <w:right w:w="90" w:type="dxa"/>
-            </w:tcMar>
             <w:vAlign w:val="center"/>
           </w:tcPr>
           <w:p>
@@ -27164,12 +24312,6 @@
               <w:right w:val="single" w:sz="6" w:space="0" w:color="1F3864"/>
             </w:tcBorders>
             <w:shd w:val="clear" w:color="auto" w:fill="D9E2F3"/>
-            <w:tcMar>
-              <w:top w:w="50" w:type="dxa"/>
-              <w:left w:w="90" w:type="dxa"/>
-              <w:bottom w:w="50" w:type="dxa"/>
-              <w:right w:w="90" w:type="dxa"/>
-            </w:tcMar>
             <w:vAlign w:val="center"/>
           </w:tcPr>
           <w:p>
@@ -27202,12 +24344,6 @@
               <w:right w:val="single" w:sz="6" w:space="0" w:color="1F3864"/>
             </w:tcBorders>
             <w:shd w:val="clear" w:color="auto" w:fill="D9E2F3"/>
-            <w:tcMar>
-              <w:top w:w="50" w:type="dxa"/>
-              <w:left w:w="90" w:type="dxa"/>
-              <w:bottom w:w="50" w:type="dxa"/>
-              <w:right w:w="90" w:type="dxa"/>
-            </w:tcMar>
             <w:vAlign w:val="center"/>
           </w:tcPr>
           <w:p>
@@ -27240,12 +24376,6 @@
               <w:right w:val="single" w:sz="6" w:space="0" w:color="1F3864"/>
             </w:tcBorders>
             <w:shd w:val="clear" w:color="auto" w:fill="D9E2F3"/>
-            <w:tcMar>
-              <w:top w:w="50" w:type="dxa"/>
-              <w:left w:w="90" w:type="dxa"/>
-              <w:bottom w:w="50" w:type="dxa"/>
-              <w:right w:w="90" w:type="dxa"/>
-            </w:tcMar>
             <w:vAlign w:val="center"/>
           </w:tcPr>
           <w:p>
@@ -27305,12 +24435,6 @@
               <w:right w:val="single" w:sz="6" w:space="0" w:color="1F3864"/>
             </w:tcBorders>
             <w:shd w:val="clear" w:color="auto" w:fill="D9E2F3"/>
-            <w:tcMar>
-              <w:top w:w="50" w:type="dxa"/>
-              <w:left w:w="90" w:type="dxa"/>
-              <w:bottom w:w="50" w:type="dxa"/>
-              <w:right w:w="90" w:type="dxa"/>
-            </w:tcMar>
             <w:vAlign w:val="center"/>
           </w:tcPr>
           <w:p>
@@ -27355,12 +24479,6 @@
               <w:right w:val="single" w:sz="6" w:space="0" w:color="1F3864"/>
             </w:tcBorders>
             <w:shd w:val="clear" w:color="auto" w:fill="4472C4"/>
-            <w:tcMar>
-              <w:top w:w="50" w:type="dxa"/>
-              <w:left w:w="90" w:type="dxa"/>
-              <w:bottom w:w="50" w:type="dxa"/>
-              <w:right w:w="90" w:type="dxa"/>
-            </w:tcMar>
             <w:vAlign w:val="center"/>
           </w:tcPr>
           <w:p>
@@ -27427,12 +24545,6 @@
               <w:right w:val="single" w:sz="6" w:space="0" w:color="1F3864"/>
             </w:tcBorders>
             <w:shd w:val="clear" w:color="auto" w:fill="4472C4"/>
-            <w:tcMar>
-              <w:top w:w="50" w:type="dxa"/>
-              <w:left w:w="90" w:type="dxa"/>
-              <w:bottom w:w="50" w:type="dxa"/>
-              <w:right w:w="90" w:type="dxa"/>
-            </w:tcMar>
             <w:vAlign w:val="center"/>
           </w:tcPr>
           <w:p>
@@ -27472,12 +24584,6 @@
               <w:right w:val="single" w:sz="6" w:space="0" w:color="1F3864"/>
             </w:tcBorders>
             <w:shd w:val="clear" w:color="auto" w:fill="4472C4"/>
-            <w:tcMar>
-              <w:top w:w="50" w:type="dxa"/>
-              <w:left w:w="90" w:type="dxa"/>
-              <w:bottom w:w="50" w:type="dxa"/>
-              <w:right w:w="90" w:type="dxa"/>
-            </w:tcMar>
             <w:vAlign w:val="center"/>
           </w:tcPr>
           <w:p>
@@ -27517,12 +24623,6 @@
               <w:right w:val="single" w:sz="6" w:space="0" w:color="1F3864"/>
             </w:tcBorders>
             <w:shd w:val="clear" w:color="auto" w:fill="4472C4"/>
-            <w:tcMar>
-              <w:top w:w="50" w:type="dxa"/>
-              <w:left w:w="90" w:type="dxa"/>
-              <w:bottom w:w="50" w:type="dxa"/>
-              <w:right w:w="90" w:type="dxa"/>
-            </w:tcMar>
             <w:vAlign w:val="center"/>
           </w:tcPr>
           <w:p>
@@ -27562,12 +24662,6 @@
               <w:right w:val="single" w:sz="6" w:space="0" w:color="1F3864"/>
             </w:tcBorders>
             <w:shd w:val="clear" w:color="auto" w:fill="4472C4"/>
-            <w:tcMar>
-              <w:top w:w="50" w:type="dxa"/>
-              <w:left w:w="90" w:type="dxa"/>
-              <w:bottom w:w="50" w:type="dxa"/>
-              <w:right w:w="90" w:type="dxa"/>
-            </w:tcMar>
             <w:vAlign w:val="center"/>
           </w:tcPr>
           <w:p>
@@ -27634,12 +24728,6 @@
               <w:right w:val="single" w:sz="6" w:space="0" w:color="1F3864"/>
             </w:tcBorders>
             <w:shd w:val="clear" w:color="auto" w:fill="D9E2F3"/>
-            <w:tcMar>
-              <w:top w:w="50" w:type="dxa"/>
-              <w:left w:w="90" w:type="dxa"/>
-              <w:bottom w:w="50" w:type="dxa"/>
-              <w:right w:w="90" w:type="dxa"/>
-            </w:tcMar>
             <w:vAlign w:val="center"/>
           </w:tcPr>
           <w:p>
@@ -27672,12 +24760,6 @@
               <w:right w:val="single" w:sz="6" w:space="0" w:color="1F3864"/>
             </w:tcBorders>
             <w:shd w:val="clear" w:color="auto" w:fill="D9E2F3"/>
-            <w:tcMar>
-              <w:top w:w="50" w:type="dxa"/>
-              <w:left w:w="90" w:type="dxa"/>
-              <w:bottom w:w="50" w:type="dxa"/>
-              <w:right w:w="90" w:type="dxa"/>
-            </w:tcMar>
             <w:vAlign w:val="center"/>
           </w:tcPr>
           <w:p>
@@ -27710,12 +24792,6 @@
               <w:right w:val="single" w:sz="6" w:space="0" w:color="1F3864"/>
             </w:tcBorders>
             <w:shd w:val="clear" w:color="auto" w:fill="D9E2F3"/>
-            <w:tcMar>
-              <w:top w:w="50" w:type="dxa"/>
-              <w:left w:w="90" w:type="dxa"/>
-              <w:bottom w:w="50" w:type="dxa"/>
-              <w:right w:w="90" w:type="dxa"/>
-            </w:tcMar>
             <w:vAlign w:val="center"/>
           </w:tcPr>
           <w:p>
@@ -27748,12 +24824,6 @@
               <w:right w:val="single" w:sz="6" w:space="0" w:color="1F3864"/>
             </w:tcBorders>
             <w:shd w:val="clear" w:color="auto" w:fill="D9E2F3"/>
-            <w:tcMar>
-              <w:top w:w="50" w:type="dxa"/>
-              <w:left w:w="90" w:type="dxa"/>
-              <w:bottom w:w="50" w:type="dxa"/>
-              <w:right w:w="90" w:type="dxa"/>
-            </w:tcMar>
             <w:vAlign w:val="center"/>
           </w:tcPr>
           <w:p>
@@ -27813,12 +24883,6 @@
               <w:right w:val="single" w:sz="6" w:space="0" w:color="1F3864"/>
             </w:tcBorders>
             <w:shd w:val="clear" w:color="auto" w:fill="D9E2F3"/>
-            <w:tcMar>
-              <w:top w:w="50" w:type="dxa"/>
-              <w:left w:w="90" w:type="dxa"/>
-              <w:bottom w:w="50" w:type="dxa"/>
-              <w:right w:w="90" w:type="dxa"/>
-            </w:tcMar>
             <w:vAlign w:val="center"/>
           </w:tcPr>
           <w:p>
@@ -27851,12 +24915,6 @@
               <w:right w:val="single" w:sz="6" w:space="0" w:color="1F3864"/>
             </w:tcBorders>
             <w:shd w:val="clear" w:color="auto" w:fill="D9E2F3"/>
-            <w:tcMar>
-              <w:top w:w="50" w:type="dxa"/>
-              <w:left w:w="90" w:type="dxa"/>
-              <w:bottom w:w="50" w:type="dxa"/>
-              <w:right w:w="90" w:type="dxa"/>
-            </w:tcMar>
             <w:vAlign w:val="center"/>
           </w:tcPr>
           <w:p>
@@ -27889,12 +24947,6 @@
               <w:right w:val="single" w:sz="6" w:space="0" w:color="1F3864"/>
             </w:tcBorders>
             <w:shd w:val="clear" w:color="auto" w:fill="D9E2F3"/>
-            <w:tcMar>
-              <w:top w:w="50" w:type="dxa"/>
-              <w:left w:w="90" w:type="dxa"/>
-              <w:bottom w:w="50" w:type="dxa"/>
-              <w:right w:w="90" w:type="dxa"/>
-            </w:tcMar>
             <w:vAlign w:val="center"/>
           </w:tcPr>
           <w:p>
@@ -27927,12 +24979,6 @@
               <w:right w:val="single" w:sz="6" w:space="0" w:color="1F3864"/>
             </w:tcBorders>
             <w:shd w:val="clear" w:color="auto" w:fill="D9E2F3"/>
-            <w:tcMar>
-              <w:top w:w="50" w:type="dxa"/>
-              <w:left w:w="90" w:type="dxa"/>
-              <w:bottom w:w="50" w:type="dxa"/>
-              <w:right w:w="90" w:type="dxa"/>
-            </w:tcMar>
             <w:vAlign w:val="center"/>
           </w:tcPr>
           <w:p>
@@ -27992,12 +25038,6 @@
               <w:right w:val="single" w:sz="6" w:space="0" w:color="1F3864"/>
             </w:tcBorders>
             <w:shd w:val="clear" w:color="auto" w:fill="D9E2F3"/>
-            <w:tcMar>
-              <w:top w:w="50" w:type="dxa"/>
-              <w:left w:w="90" w:type="dxa"/>
-              <w:bottom w:w="50" w:type="dxa"/>
-              <w:right w:w="90" w:type="dxa"/>
-            </w:tcMar>
             <w:vAlign w:val="center"/>
           </w:tcPr>
           <w:p>
@@ -28030,12 +25070,6 @@
               <w:right w:val="single" w:sz="6" w:space="0" w:color="1F3864"/>
             </w:tcBorders>
             <w:shd w:val="clear" w:color="auto" w:fill="D9E2F3"/>
-            <w:tcMar>
-              <w:top w:w="50" w:type="dxa"/>
-              <w:left w:w="90" w:type="dxa"/>
-              <w:bottom w:w="50" w:type="dxa"/>
-              <w:right w:w="90" w:type="dxa"/>
-            </w:tcMar>
             <w:vAlign w:val="center"/>
           </w:tcPr>
           <w:p>
@@ -28068,12 +25102,6 @@
               <w:right w:val="single" w:sz="6" w:space="0" w:color="1F3864"/>
             </w:tcBorders>
             <w:shd w:val="clear" w:color="auto" w:fill="D9E2F3"/>
-            <w:tcMar>
-              <w:top w:w="50" w:type="dxa"/>
-              <w:left w:w="90" w:type="dxa"/>
-              <w:bottom w:w="50" w:type="dxa"/>
-              <w:right w:w="90" w:type="dxa"/>
-            </w:tcMar>
             <w:vAlign w:val="center"/>
           </w:tcPr>
           <w:p>
@@ -28106,12 +25134,6 @@
               <w:right w:val="single" w:sz="6" w:space="0" w:color="1F3864"/>
             </w:tcBorders>
             <w:shd w:val="clear" w:color="auto" w:fill="D9E2F3"/>
-            <w:tcMar>
-              <w:top w:w="50" w:type="dxa"/>
-              <w:left w:w="90" w:type="dxa"/>
-              <w:bottom w:w="50" w:type="dxa"/>
-              <w:right w:w="90" w:type="dxa"/>
-            </w:tcMar>
             <w:vAlign w:val="center"/>
           </w:tcPr>
           <w:p>
@@ -28171,12 +25193,6 @@
               <w:right w:val="single" w:sz="6" w:space="0" w:color="1F3864"/>
             </w:tcBorders>
             <w:shd w:val="clear" w:color="auto" w:fill="D9E2F3"/>
-            <w:tcMar>
-              <w:top w:w="50" w:type="dxa"/>
-              <w:left w:w="90" w:type="dxa"/>
-              <w:bottom w:w="50" w:type="dxa"/>
-              <w:right w:w="90" w:type="dxa"/>
-            </w:tcMar>
             <w:vAlign w:val="center"/>
           </w:tcPr>
           <w:p>
@@ -28221,12 +25237,6 @@
               <w:right w:val="single" w:sz="6" w:space="0" w:color="1F3864"/>
             </w:tcBorders>
             <w:shd w:val="clear" w:color="auto" w:fill="4472C4"/>
-            <w:tcMar>
-              <w:top w:w="50" w:type="dxa"/>
-              <w:left w:w="90" w:type="dxa"/>
-              <w:bottom w:w="50" w:type="dxa"/>
-              <w:right w:w="90" w:type="dxa"/>
-            </w:tcMar>
             <w:vAlign w:val="center"/>
           </w:tcPr>
           <w:p>
@@ -28293,12 +25303,6 @@
               <w:right w:val="single" w:sz="6" w:space="0" w:color="1F3864"/>
             </w:tcBorders>
             <w:shd w:val="clear" w:color="auto" w:fill="4472C4"/>
-            <w:tcMar>
-              <w:top w:w="50" w:type="dxa"/>
-              <w:left w:w="90" w:type="dxa"/>
-              <w:bottom w:w="50" w:type="dxa"/>
-              <w:right w:w="90" w:type="dxa"/>
-            </w:tcMar>
             <w:vAlign w:val="center"/>
           </w:tcPr>
           <w:p>
@@ -28338,12 +25342,6 @@
               <w:right w:val="single" w:sz="6" w:space="0" w:color="1F3864"/>
             </w:tcBorders>
             <w:shd w:val="clear" w:color="auto" w:fill="4472C4"/>
-            <w:tcMar>
-              <w:top w:w="50" w:type="dxa"/>
-              <w:left w:w="90" w:type="dxa"/>
-              <w:bottom w:w="50" w:type="dxa"/>
-              <w:right w:w="90" w:type="dxa"/>
-            </w:tcMar>
             <w:vAlign w:val="center"/>
           </w:tcPr>
           <w:p>
@@ -28383,12 +25381,6 @@
               <w:right w:val="single" w:sz="6" w:space="0" w:color="1F3864"/>
             </w:tcBorders>
             <w:shd w:val="clear" w:color="auto" w:fill="4472C4"/>
-            <w:tcMar>
-              <w:top w:w="50" w:type="dxa"/>
-              <w:left w:w="90" w:type="dxa"/>
-              <w:bottom w:w="50" w:type="dxa"/>
-              <w:right w:w="90" w:type="dxa"/>
-            </w:tcMar>
             <w:vAlign w:val="center"/>
           </w:tcPr>
           <w:p>
@@ -28428,12 +25420,6 @@
               <w:right w:val="single" w:sz="6" w:space="0" w:color="1F3864"/>
             </w:tcBorders>
             <w:shd w:val="clear" w:color="auto" w:fill="4472C4"/>
-            <w:tcMar>
-              <w:top w:w="50" w:type="dxa"/>
-              <w:left w:w="90" w:type="dxa"/>
-              <w:bottom w:w="50" w:type="dxa"/>
-              <w:right w:w="90" w:type="dxa"/>
-            </w:tcMar>
             <w:vAlign w:val="center"/>
           </w:tcPr>
           <w:p>
@@ -28500,12 +25486,6 @@
               <w:right w:val="single" w:sz="6" w:space="0" w:color="1F3864"/>
             </w:tcBorders>
             <w:shd w:val="clear" w:color="auto" w:fill="D9E2F3"/>
-            <w:tcMar>
-              <w:top w:w="50" w:type="dxa"/>
-              <w:left w:w="90" w:type="dxa"/>
-              <w:bottom w:w="50" w:type="dxa"/>
-              <w:right w:w="90" w:type="dxa"/>
-            </w:tcMar>
             <w:vAlign w:val="center"/>
           </w:tcPr>
           <w:p>
@@ -28538,12 +25518,6 @@
               <w:right w:val="single" w:sz="6" w:space="0" w:color="1F3864"/>
             </w:tcBorders>
             <w:shd w:val="clear" w:color="auto" w:fill="D9E2F3"/>
-            <w:tcMar>
-              <w:top w:w="50" w:type="dxa"/>
-              <w:left w:w="90" w:type="dxa"/>
-              <w:bottom w:w="50" w:type="dxa"/>
-              <w:right w:w="90" w:type="dxa"/>
-            </w:tcMar>
             <w:vAlign w:val="center"/>
           </w:tcPr>
           <w:p>
@@ -28576,12 +25550,6 @@
               <w:right w:val="single" w:sz="6" w:space="0" w:color="1F3864"/>
             </w:tcBorders>
             <w:shd w:val="clear" w:color="auto" w:fill="D9E2F3"/>
-            <w:tcMar>
-              <w:top w:w="50" w:type="dxa"/>
-              <w:left w:w="90" w:type="dxa"/>
-              <w:bottom w:w="50" w:type="dxa"/>
-              <w:right w:w="90" w:type="dxa"/>
-            </w:tcMar>
             <w:vAlign w:val="center"/>
           </w:tcPr>
           <w:p>
@@ -28614,12 +25582,6 @@
               <w:right w:val="single" w:sz="6" w:space="0" w:color="1F3864"/>
             </w:tcBorders>
             <w:shd w:val="clear" w:color="auto" w:fill="D9E2F3"/>
-            <w:tcMar>
-              <w:top w:w="50" w:type="dxa"/>
-              <w:left w:w="90" w:type="dxa"/>
-              <w:bottom w:w="50" w:type="dxa"/>
-              <w:right w:w="90" w:type="dxa"/>
-            </w:tcMar>
             <w:vAlign w:val="center"/>
           </w:tcPr>
           <w:p>
@@ -28679,12 +25641,6 @@
               <w:right w:val="single" w:sz="6" w:space="0" w:color="1F3864"/>
             </w:tcBorders>
             <w:shd w:val="clear" w:color="auto" w:fill="D9E2F3"/>
-            <w:tcMar>
-              <w:top w:w="50" w:type="dxa"/>
-              <w:left w:w="90" w:type="dxa"/>
-              <w:bottom w:w="50" w:type="dxa"/>
-              <w:right w:w="90" w:type="dxa"/>
-            </w:tcMar>
             <w:vAlign w:val="center"/>
           </w:tcPr>
           <w:p>
@@ -28717,12 +25673,6 @@
               <w:right w:val="single" w:sz="6" w:space="0" w:color="1F3864"/>
             </w:tcBorders>
             <w:shd w:val="clear" w:color="auto" w:fill="D9E2F3"/>
-            <w:tcMar>
-              <w:top w:w="50" w:type="dxa"/>
-              <w:left w:w="90" w:type="dxa"/>
-              <w:bottom w:w="50" w:type="dxa"/>
-              <w:right w:w="90" w:type="dxa"/>
-            </w:tcMar>
             <w:vAlign w:val="center"/>
           </w:tcPr>
           <w:p>
@@ -28755,12 +25705,6 @@
               <w:right w:val="single" w:sz="6" w:space="0" w:color="1F3864"/>
             </w:tcBorders>
             <w:shd w:val="clear" w:color="auto" w:fill="D9E2F3"/>
-            <w:tcMar>
-              <w:top w:w="50" w:type="dxa"/>
-              <w:left w:w="90" w:type="dxa"/>
-              <w:bottom w:w="50" w:type="dxa"/>
-              <w:right w:w="90" w:type="dxa"/>
-            </w:tcMar>
             <w:vAlign w:val="center"/>
           </w:tcPr>
           <w:p>
@@ -28793,12 +25737,6 @@
               <w:right w:val="single" w:sz="6" w:space="0" w:color="1F3864"/>
             </w:tcBorders>
             <w:shd w:val="clear" w:color="auto" w:fill="D9E2F3"/>
-            <w:tcMar>
-              <w:top w:w="50" w:type="dxa"/>
-              <w:left w:w="90" w:type="dxa"/>
-              <w:bottom w:w="50" w:type="dxa"/>
-              <w:right w:w="90" w:type="dxa"/>
-            </w:tcMar>
             <w:vAlign w:val="center"/>
           </w:tcPr>
           <w:p>
@@ -28858,12 +25796,6 @@
               <w:right w:val="single" w:sz="6" w:space="0" w:color="1F3864"/>
             </w:tcBorders>
             <w:shd w:val="clear" w:color="auto" w:fill="D9E2F3"/>
-            <w:tcMar>
-              <w:top w:w="50" w:type="dxa"/>
-              <w:left w:w="90" w:type="dxa"/>
-              <w:bottom w:w="50" w:type="dxa"/>
-              <w:right w:w="90" w:type="dxa"/>
-            </w:tcMar>
             <w:vAlign w:val="center"/>
           </w:tcPr>
           <w:p>
@@ -28896,12 +25828,6 @@
               <w:right w:val="single" w:sz="6" w:space="0" w:color="1F3864"/>
             </w:tcBorders>
             <w:shd w:val="clear" w:color="auto" w:fill="D9E2F3"/>
-            <w:tcMar>
-              <w:top w:w="50" w:type="dxa"/>
-              <w:left w:w="90" w:type="dxa"/>
-              <w:bottom w:w="50" w:type="dxa"/>
-              <w:right w:w="90" w:type="dxa"/>
-            </w:tcMar>
             <w:vAlign w:val="center"/>
           </w:tcPr>
           <w:p>
@@ -28934,12 +25860,6 @@
               <w:right w:val="single" w:sz="6" w:space="0" w:color="1F3864"/>
             </w:tcBorders>
             <w:shd w:val="clear" w:color="auto" w:fill="D9E2F3"/>
-            <w:tcMar>
-              <w:top w:w="50" w:type="dxa"/>
-              <w:left w:w="90" w:type="dxa"/>
-              <w:bottom w:w="50" w:type="dxa"/>
-              <w:right w:w="90" w:type="dxa"/>
-            </w:tcMar>
             <w:vAlign w:val="center"/>
           </w:tcPr>
           <w:p>
@@ -28972,12 +25892,6 @@
               <w:right w:val="single" w:sz="6" w:space="0" w:color="1F3864"/>
             </w:tcBorders>
             <w:shd w:val="clear" w:color="auto" w:fill="D9E2F3"/>
-            <w:tcMar>
-              <w:top w:w="50" w:type="dxa"/>
-              <w:left w:w="90" w:type="dxa"/>
-              <w:bottom w:w="50" w:type="dxa"/>
-              <w:right w:w="90" w:type="dxa"/>
-            </w:tcMar>
             <w:vAlign w:val="center"/>
           </w:tcPr>
           <w:p>
@@ -29037,12 +25951,6 @@
               <w:right w:val="single" w:sz="6" w:space="0" w:color="1F3864"/>
             </w:tcBorders>
             <w:shd w:val="clear" w:color="auto" w:fill="D9E2F3"/>
-            <w:tcMar>
-              <w:top w:w="50" w:type="dxa"/>
-              <w:left w:w="90" w:type="dxa"/>
-              <w:bottom w:w="50" w:type="dxa"/>
-              <w:right w:w="90" w:type="dxa"/>
-            </w:tcMar>
             <w:vAlign w:val="center"/>
           </w:tcPr>
           <w:p>
@@ -29087,12 +25995,6 @@
               <w:right w:val="single" w:sz="6" w:space="0" w:color="1F3864"/>
             </w:tcBorders>
             <w:shd w:val="clear" w:color="auto" w:fill="4472C4"/>
-            <w:tcMar>
-              <w:top w:w="50" w:type="dxa"/>
-              <w:left w:w="90" w:type="dxa"/>
-              <w:bottom w:w="50" w:type="dxa"/>
-              <w:right w:w="90" w:type="dxa"/>
-            </w:tcMar>
             <w:vAlign w:val="center"/>
           </w:tcPr>
           <w:p>
@@ -29159,12 +26061,6 @@
               <w:right w:val="single" w:sz="6" w:space="0" w:color="1F3864"/>
             </w:tcBorders>
             <w:shd w:val="clear" w:color="auto" w:fill="4472C4"/>
-            <w:tcMar>
-              <w:top w:w="50" w:type="dxa"/>
-              <w:left w:w="90" w:type="dxa"/>
-              <w:bottom w:w="50" w:type="dxa"/>
-              <w:right w:w="90" w:type="dxa"/>
-            </w:tcMar>
             <w:vAlign w:val="center"/>
           </w:tcPr>
           <w:p>
@@ -29204,12 +26100,6 @@
               <w:right w:val="single" w:sz="6" w:space="0" w:color="1F3864"/>
             </w:tcBorders>
             <w:shd w:val="clear" w:color="auto" w:fill="4472C4"/>
-            <w:tcMar>
-              <w:top w:w="50" w:type="dxa"/>
-              <w:left w:w="90" w:type="dxa"/>
-              <w:bottom w:w="50" w:type="dxa"/>
-              <w:right w:w="90" w:type="dxa"/>
-            </w:tcMar>
             <w:vAlign w:val="center"/>
           </w:tcPr>
           <w:p>
@@ -29249,12 +26139,6 @@
               <w:right w:val="single" w:sz="6" w:space="0" w:color="1F3864"/>
             </w:tcBorders>
             <w:shd w:val="clear" w:color="auto" w:fill="4472C4"/>
-            <w:tcMar>
-              <w:top w:w="50" w:type="dxa"/>
-              <w:left w:w="90" w:type="dxa"/>
-              <w:bottom w:w="50" w:type="dxa"/>
-              <w:right w:w="90" w:type="dxa"/>
-            </w:tcMar>
             <w:vAlign w:val="center"/>
           </w:tcPr>
           <w:p>
@@ -29294,12 +26178,6 @@
               <w:right w:val="single" w:sz="6" w:space="0" w:color="1F3864"/>
             </w:tcBorders>
             <w:shd w:val="clear" w:color="auto" w:fill="4472C4"/>
-            <w:tcMar>
-              <w:top w:w="50" w:type="dxa"/>
-              <w:left w:w="90" w:type="dxa"/>
-              <w:bottom w:w="50" w:type="dxa"/>
-              <w:right w:w="90" w:type="dxa"/>
-            </w:tcMar>
             <w:vAlign w:val="center"/>
           </w:tcPr>
           <w:p>
@@ -29366,12 +26244,6 @@
               <w:right w:val="single" w:sz="6" w:space="0" w:color="1F3864"/>
             </w:tcBorders>
             <w:shd w:val="clear" w:color="auto" w:fill="D9E2F3"/>
-            <w:tcMar>
-              <w:top w:w="50" w:type="dxa"/>
-              <w:left w:w="90" w:type="dxa"/>
-              <w:bottom w:w="50" w:type="dxa"/>
-              <w:right w:w="90" w:type="dxa"/>
-            </w:tcMar>
             <w:vAlign w:val="center"/>
           </w:tcPr>
           <w:p>
@@ -29404,12 +26276,6 @@
               <w:right w:val="single" w:sz="6" w:space="0" w:color="1F3864"/>
             </w:tcBorders>
             <w:shd w:val="clear" w:color="auto" w:fill="D9E2F3"/>
-            <w:tcMar>
-              <w:top w:w="50" w:type="dxa"/>
-              <w:left w:w="90" w:type="dxa"/>
-              <w:bottom w:w="50" w:type="dxa"/>
-              <w:right w:w="90" w:type="dxa"/>
-            </w:tcMar>
             <w:vAlign w:val="center"/>
           </w:tcPr>
           <w:p>
@@ -29442,12 +26308,6 @@
               <w:right w:val="single" w:sz="6" w:space="0" w:color="1F3864"/>
             </w:tcBorders>
             <w:shd w:val="clear" w:color="auto" w:fill="D9E2F3"/>
-            <w:tcMar>
-              <w:top w:w="50" w:type="dxa"/>
-              <w:left w:w="90" w:type="dxa"/>
-              <w:bottom w:w="50" w:type="dxa"/>
-              <w:right w:w="90" w:type="dxa"/>
-            </w:tcMar>
             <w:vAlign w:val="center"/>
           </w:tcPr>
           <w:p>
@@ -29480,12 +26340,6 @@
               <w:right w:val="single" w:sz="6" w:space="0" w:color="1F3864"/>
             </w:tcBorders>
             <w:shd w:val="clear" w:color="auto" w:fill="D9E2F3"/>
-            <w:tcMar>
-              <w:top w:w="50" w:type="dxa"/>
-              <w:left w:w="90" w:type="dxa"/>
-              <w:bottom w:w="50" w:type="dxa"/>
-              <w:right w:w="90" w:type="dxa"/>
-            </w:tcMar>
             <w:vAlign w:val="center"/>
           </w:tcPr>
           <w:p>
@@ -29545,12 +26399,6 @@
               <w:right w:val="single" w:sz="6" w:space="0" w:color="1F3864"/>
             </w:tcBorders>
             <w:shd w:val="clear" w:color="auto" w:fill="D9E2F3"/>
-            <w:tcMar>
-              <w:top w:w="50" w:type="dxa"/>
-              <w:left w:w="90" w:type="dxa"/>
-              <w:bottom w:w="50" w:type="dxa"/>
-              <w:right w:w="90" w:type="dxa"/>
-            </w:tcMar>
             <w:vAlign w:val="center"/>
           </w:tcPr>
           <w:p>
@@ -29583,12 +26431,6 @@
               <w:right w:val="single" w:sz="6" w:space="0" w:color="1F3864"/>
             </w:tcBorders>
             <w:shd w:val="clear" w:color="auto" w:fill="D9E2F3"/>
-            <w:tcMar>
-              <w:top w:w="50" w:type="dxa"/>
-              <w:left w:w="90" w:type="dxa"/>
-              <w:bottom w:w="50" w:type="dxa"/>
-              <w:right w:w="90" w:type="dxa"/>
-            </w:tcMar>
             <w:vAlign w:val="center"/>
           </w:tcPr>
           <w:p>
@@ -29621,12 +26463,6 @@
               <w:right w:val="single" w:sz="6" w:space="0" w:color="1F3864"/>
             </w:tcBorders>
             <w:shd w:val="clear" w:color="auto" w:fill="D9E2F3"/>
-            <w:tcMar>
-              <w:top w:w="50" w:type="dxa"/>
-              <w:left w:w="90" w:type="dxa"/>
-              <w:bottom w:w="50" w:type="dxa"/>
-              <w:right w:w="90" w:type="dxa"/>
-            </w:tcMar>
             <w:vAlign w:val="center"/>
           </w:tcPr>
           <w:p>
@@ -29659,12 +26495,6 @@
               <w:right w:val="single" w:sz="6" w:space="0" w:color="1F3864"/>
             </w:tcBorders>
             <w:shd w:val="clear" w:color="auto" w:fill="D9E2F3"/>
-            <w:tcMar>
-              <w:top w:w="50" w:type="dxa"/>
-              <w:left w:w="90" w:type="dxa"/>
-              <w:bottom w:w="50" w:type="dxa"/>
-              <w:right w:w="90" w:type="dxa"/>
-            </w:tcMar>
             <w:vAlign w:val="center"/>
           </w:tcPr>
           <w:p>
@@ -29724,12 +26554,6 @@
               <w:right w:val="single" w:sz="6" w:space="0" w:color="1F3864"/>
             </w:tcBorders>
             <w:shd w:val="clear" w:color="auto" w:fill="D9E2F3"/>
-            <w:tcMar>
-              <w:top w:w="50" w:type="dxa"/>
-              <w:left w:w="90" w:type="dxa"/>
-              <w:bottom w:w="50" w:type="dxa"/>
-              <w:right w:w="90" w:type="dxa"/>
-            </w:tcMar>
             <w:vAlign w:val="center"/>
           </w:tcPr>
           <w:p>
@@ -29762,12 +26586,6 @@
               <w:right w:val="single" w:sz="6" w:space="0" w:color="1F3864"/>
             </w:tcBorders>
             <w:shd w:val="clear" w:color="auto" w:fill="D9E2F3"/>
-            <w:tcMar>
-              <w:top w:w="50" w:type="dxa"/>
-              <w:left w:w="90" w:type="dxa"/>
-              <w:bottom w:w="50" w:type="dxa"/>
-              <w:right w:w="90" w:type="dxa"/>
-            </w:tcMar>
             <w:vAlign w:val="center"/>
           </w:tcPr>
           <w:p>
@@ -29800,12 +26618,6 @@
               <w:right w:val="single" w:sz="6" w:space="0" w:color="1F3864"/>
             </w:tcBorders>
             <w:shd w:val="clear" w:color="auto" w:fill="D9E2F3"/>
-            <w:tcMar>
-              <w:top w:w="50" w:type="dxa"/>
-              <w:left w:w="90" w:type="dxa"/>
-              <w:bottom w:w="50" w:type="dxa"/>
-              <w:right w:w="90" w:type="dxa"/>
-            </w:tcMar>
             <w:vAlign w:val="center"/>
           </w:tcPr>
           <w:p>
@@ -29838,12 +26650,6 @@
               <w:right w:val="single" w:sz="6" w:space="0" w:color="1F3864"/>
             </w:tcBorders>
             <w:shd w:val="clear" w:color="auto" w:fill="D9E2F3"/>
-            <w:tcMar>
-              <w:top w:w="50" w:type="dxa"/>
-              <w:left w:w="90" w:type="dxa"/>
-              <w:bottom w:w="50" w:type="dxa"/>
-              <w:right w:w="90" w:type="dxa"/>
-            </w:tcMar>
             <w:vAlign w:val="center"/>
           </w:tcPr>
           <w:p>
@@ -29903,12 +26709,6 @@
               <w:right w:val="single" w:sz="6" w:space="0" w:color="1F3864"/>
             </w:tcBorders>
             <w:shd w:val="clear" w:color="auto" w:fill="D9E2F3"/>
-            <w:tcMar>
-              <w:top w:w="50" w:type="dxa"/>
-              <w:left w:w="90" w:type="dxa"/>
-              <w:bottom w:w="50" w:type="dxa"/>
-              <w:right w:w="90" w:type="dxa"/>
-            </w:tcMar>
             <w:vAlign w:val="center"/>
           </w:tcPr>
           <w:p>
@@ -29953,12 +26753,6 @@
               <w:right w:val="single" w:sz="6" w:space="0" w:color="1F3864"/>
             </w:tcBorders>
             <w:shd w:val="clear" w:color="auto" w:fill="4472C4"/>
-            <w:tcMar>
-              <w:top w:w="50" w:type="dxa"/>
-              <w:left w:w="90" w:type="dxa"/>
-              <w:bottom w:w="50" w:type="dxa"/>
-              <w:right w:w="90" w:type="dxa"/>
-            </w:tcMar>
             <w:vAlign w:val="center"/>
           </w:tcPr>
           <w:p>
@@ -30025,12 +26819,6 @@
               <w:right w:val="single" w:sz="6" w:space="0" w:color="1F3864"/>
             </w:tcBorders>
             <w:shd w:val="clear" w:color="auto" w:fill="4472C4"/>
-            <w:tcMar>
-              <w:top w:w="50" w:type="dxa"/>
-              <w:left w:w="90" w:type="dxa"/>
-              <w:bottom w:w="50" w:type="dxa"/>
-              <w:right w:w="90" w:type="dxa"/>
-            </w:tcMar>
             <w:vAlign w:val="center"/>
           </w:tcPr>
           <w:p>
@@ -30070,12 +26858,6 @@
               <w:right w:val="single" w:sz="6" w:space="0" w:color="1F3864"/>
             </w:tcBorders>
             <w:shd w:val="clear" w:color="auto" w:fill="4472C4"/>
-            <w:tcMar>
-              <w:top w:w="50" w:type="dxa"/>
-              <w:left w:w="90" w:type="dxa"/>
-              <w:bottom w:w="50" w:type="dxa"/>
-              <w:right w:w="90" w:type="dxa"/>
-            </w:tcMar>
             <w:vAlign w:val="center"/>
           </w:tcPr>
           <w:p>
@@ -30115,12 +26897,6 @@
               <w:right w:val="single" w:sz="6" w:space="0" w:color="1F3864"/>
             </w:tcBorders>
             <w:shd w:val="clear" w:color="auto" w:fill="4472C4"/>
-            <w:tcMar>
-              <w:top w:w="50" w:type="dxa"/>
-              <w:left w:w="90" w:type="dxa"/>
-              <w:bottom w:w="50" w:type="dxa"/>
-              <w:right w:w="90" w:type="dxa"/>
-            </w:tcMar>
             <w:vAlign w:val="center"/>
           </w:tcPr>
           <w:p>
@@ -30160,12 +26936,6 @@
               <w:right w:val="single" w:sz="6" w:space="0" w:color="1F3864"/>
             </w:tcBorders>
             <w:shd w:val="clear" w:color="auto" w:fill="4472C4"/>
-            <w:tcMar>
-              <w:top w:w="50" w:type="dxa"/>
-              <w:left w:w="90" w:type="dxa"/>
-              <w:bottom w:w="50" w:type="dxa"/>
-              <w:right w:w="90" w:type="dxa"/>
-            </w:tcMar>
             <w:vAlign w:val="center"/>
           </w:tcPr>
           <w:p>
@@ -30232,12 +27002,6 @@
               <w:right w:val="single" w:sz="6" w:space="0" w:color="1F3864"/>
             </w:tcBorders>
             <w:shd w:val="clear" w:color="auto" w:fill="D9E2F3"/>
-            <w:tcMar>
-              <w:top w:w="50" w:type="dxa"/>
-              <w:left w:w="90" w:type="dxa"/>
-              <w:bottom w:w="50" w:type="dxa"/>
-              <w:right w:w="90" w:type="dxa"/>
-            </w:tcMar>
             <w:vAlign w:val="center"/>
           </w:tcPr>
           <w:p>
@@ -30270,12 +27034,6 @@
               <w:right w:val="single" w:sz="6" w:space="0" w:color="1F3864"/>
             </w:tcBorders>
             <w:shd w:val="clear" w:color="auto" w:fill="D9E2F3"/>
-            <w:tcMar>
-              <w:top w:w="50" w:type="dxa"/>
-              <w:left w:w="90" w:type="dxa"/>
-              <w:bottom w:w="50" w:type="dxa"/>
-              <w:right w:w="90" w:type="dxa"/>
-            </w:tcMar>
             <w:vAlign w:val="center"/>
           </w:tcPr>
           <w:p>
@@ -30308,12 +27066,6 @@
               <w:right w:val="single" w:sz="6" w:space="0" w:color="1F3864"/>
             </w:tcBorders>
             <w:shd w:val="clear" w:color="auto" w:fill="D9E2F3"/>
-            <w:tcMar>
-              <w:top w:w="50" w:type="dxa"/>
-              <w:left w:w="90" w:type="dxa"/>
-              <w:bottom w:w="50" w:type="dxa"/>
-              <w:right w:w="90" w:type="dxa"/>
-            </w:tcMar>
             <w:vAlign w:val="center"/>
           </w:tcPr>
           <w:p>
@@ -30346,12 +27098,6 @@
               <w:right w:val="single" w:sz="6" w:space="0" w:color="1F3864"/>
             </w:tcBorders>
             <w:shd w:val="clear" w:color="auto" w:fill="D9E2F3"/>
-            <w:tcMar>
-              <w:top w:w="50" w:type="dxa"/>
-              <w:left w:w="90" w:type="dxa"/>
-              <w:bottom w:w="50" w:type="dxa"/>
-              <w:right w:w="90" w:type="dxa"/>
-            </w:tcMar>
             <w:vAlign w:val="center"/>
           </w:tcPr>
           <w:p>
@@ -30411,12 +27157,6 @@
               <w:right w:val="single" w:sz="6" w:space="0" w:color="1F3864"/>
             </w:tcBorders>
             <w:shd w:val="clear" w:color="auto" w:fill="D9E2F3"/>
-            <w:tcMar>
-              <w:top w:w="50" w:type="dxa"/>
-              <w:left w:w="90" w:type="dxa"/>
-              <w:bottom w:w="50" w:type="dxa"/>
-              <w:right w:w="90" w:type="dxa"/>
-            </w:tcMar>
             <w:vAlign w:val="center"/>
           </w:tcPr>
           <w:p>
@@ -30449,12 +27189,6 @@
               <w:right w:val="single" w:sz="6" w:space="0" w:color="1F3864"/>
             </w:tcBorders>
             <w:shd w:val="clear" w:color="auto" w:fill="D9E2F3"/>
-            <w:tcMar>
-              <w:top w:w="50" w:type="dxa"/>
-              <w:left w:w="90" w:type="dxa"/>
-              <w:bottom w:w="50" w:type="dxa"/>
-              <w:right w:w="90" w:type="dxa"/>
-            </w:tcMar>
             <w:vAlign w:val="center"/>
           </w:tcPr>
           <w:p>
@@ -30487,12 +27221,6 @@
               <w:right w:val="single" w:sz="6" w:space="0" w:color="1F3864"/>
             </w:tcBorders>
             <w:shd w:val="clear" w:color="auto" w:fill="D9E2F3"/>
-            <w:tcMar>
-              <w:top w:w="50" w:type="dxa"/>
-              <w:left w:w="90" w:type="dxa"/>
-              <w:bottom w:w="50" w:type="dxa"/>
-              <w:right w:w="90" w:type="dxa"/>
-            </w:tcMar>
             <w:vAlign w:val="center"/>
           </w:tcPr>
           <w:p>
@@ -30525,12 +27253,6 @@
               <w:right w:val="single" w:sz="6" w:space="0" w:color="1F3864"/>
             </w:tcBorders>
             <w:shd w:val="clear" w:color="auto" w:fill="D9E2F3"/>
-            <w:tcMar>
-              <w:top w:w="50" w:type="dxa"/>
-              <w:left w:w="90" w:type="dxa"/>
-              <w:bottom w:w="50" w:type="dxa"/>
-              <w:right w:w="90" w:type="dxa"/>
-            </w:tcMar>
             <w:vAlign w:val="center"/>
           </w:tcPr>
           <w:p>
@@ -30590,12 +27312,6 @@
               <w:right w:val="single" w:sz="6" w:space="0" w:color="1F3864"/>
             </w:tcBorders>
             <w:shd w:val="clear" w:color="auto" w:fill="D9E2F3"/>
-            <w:tcMar>
-              <w:top w:w="50" w:type="dxa"/>
-              <w:left w:w="90" w:type="dxa"/>
-              <w:bottom w:w="50" w:type="dxa"/>
-              <w:right w:w="90" w:type="dxa"/>
-            </w:tcMar>
             <w:vAlign w:val="center"/>
           </w:tcPr>
           <w:p>
@@ -30628,12 +27344,6 @@
               <w:right w:val="single" w:sz="6" w:space="0" w:color="1F3864"/>
             </w:tcBorders>
             <w:shd w:val="clear" w:color="auto" w:fill="D9E2F3"/>
-            <w:tcMar>
-              <w:top w:w="50" w:type="dxa"/>
-              <w:left w:w="90" w:type="dxa"/>
-              <w:bottom w:w="50" w:type="dxa"/>
-              <w:right w:w="90" w:type="dxa"/>
-            </w:tcMar>
             <w:vAlign w:val="center"/>
           </w:tcPr>
           <w:p>
@@ -30666,12 +27376,6 @@
               <w:right w:val="single" w:sz="6" w:space="0" w:color="1F3864"/>
             </w:tcBorders>
             <w:shd w:val="clear" w:color="auto" w:fill="D9E2F3"/>
-            <w:tcMar>
-              <w:top w:w="50" w:type="dxa"/>
-              <w:left w:w="90" w:type="dxa"/>
-              <w:bottom w:w="50" w:type="dxa"/>
-              <w:right w:w="90" w:type="dxa"/>
-            </w:tcMar>
             <w:vAlign w:val="center"/>
           </w:tcPr>
           <w:p>
@@ -30704,12 +27408,6 @@
               <w:right w:val="single" w:sz="6" w:space="0" w:color="1F3864"/>
             </w:tcBorders>
             <w:shd w:val="clear" w:color="auto" w:fill="D9E2F3"/>
-            <w:tcMar>
-              <w:top w:w="50" w:type="dxa"/>
-              <w:left w:w="90" w:type="dxa"/>
-              <w:bottom w:w="50" w:type="dxa"/>
-              <w:right w:w="90" w:type="dxa"/>
-            </w:tcMar>
             <w:vAlign w:val="center"/>
           </w:tcPr>
           <w:p>
@@ -30769,12 +27467,6 @@
               <w:right w:val="single" w:sz="6" w:space="0" w:color="1F3864"/>
             </w:tcBorders>
             <w:shd w:val="clear" w:color="auto" w:fill="D9E2F3"/>
-            <w:tcMar>
-              <w:top w:w="50" w:type="dxa"/>
-              <w:left w:w="90" w:type="dxa"/>
-              <w:bottom w:w="50" w:type="dxa"/>
-              <w:right w:w="90" w:type="dxa"/>
-            </w:tcMar>
             <w:vAlign w:val="center"/>
           </w:tcPr>
           <w:p>
@@ -30819,12 +27511,6 @@
               <w:right w:val="single" w:sz="6" w:space="0" w:color="1F3864"/>
             </w:tcBorders>
             <w:shd w:val="clear" w:color="auto" w:fill="4472C4"/>
-            <w:tcMar>
-              <w:top w:w="50" w:type="dxa"/>
-              <w:left w:w="90" w:type="dxa"/>
-              <w:bottom w:w="50" w:type="dxa"/>
-              <w:right w:w="90" w:type="dxa"/>
-            </w:tcMar>
             <w:vAlign w:val="center"/>
           </w:tcPr>
           <w:p>
@@ -30891,12 +27577,6 @@
               <w:right w:val="single" w:sz="6" w:space="0" w:color="1F3864"/>
             </w:tcBorders>
             <w:shd w:val="clear" w:color="auto" w:fill="4472C4"/>
-            <w:tcMar>
-              <w:top w:w="50" w:type="dxa"/>
-              <w:left w:w="90" w:type="dxa"/>
-              <w:bottom w:w="50" w:type="dxa"/>
-              <w:right w:w="90" w:type="dxa"/>
-            </w:tcMar>
             <w:vAlign w:val="center"/>
           </w:tcPr>
           <w:p>
@@ -30936,12 +27616,6 @@
               <w:right w:val="single" w:sz="6" w:space="0" w:color="1F3864"/>
             </w:tcBorders>
             <w:shd w:val="clear" w:color="auto" w:fill="4472C4"/>
-            <w:tcMar>
-              <w:top w:w="50" w:type="dxa"/>
-              <w:left w:w="90" w:type="dxa"/>
-              <w:bottom w:w="50" w:type="dxa"/>
-              <w:right w:w="90" w:type="dxa"/>
-            </w:tcMar>
             <w:vAlign w:val="center"/>
           </w:tcPr>
           <w:p>
@@ -30981,12 +27655,6 @@
               <w:right w:val="single" w:sz="6" w:space="0" w:color="1F3864"/>
             </w:tcBorders>
             <w:shd w:val="clear" w:color="auto" w:fill="4472C4"/>
-            <w:tcMar>
-              <w:top w:w="50" w:type="dxa"/>
-              <w:left w:w="90" w:type="dxa"/>
-              <w:bottom w:w="50" w:type="dxa"/>
-              <w:right w:w="90" w:type="dxa"/>
-            </w:tcMar>
             <w:vAlign w:val="center"/>
           </w:tcPr>
           <w:p>
@@ -31026,12 +27694,6 @@
               <w:right w:val="single" w:sz="6" w:space="0" w:color="1F3864"/>
             </w:tcBorders>
             <w:shd w:val="clear" w:color="auto" w:fill="4472C4"/>
-            <w:tcMar>
-              <w:top w:w="50" w:type="dxa"/>
-              <w:left w:w="90" w:type="dxa"/>
-              <w:bottom w:w="50" w:type="dxa"/>
-              <w:right w:w="90" w:type="dxa"/>
-            </w:tcMar>
             <w:vAlign w:val="center"/>
           </w:tcPr>
           <w:p>
@@ -31098,12 +27760,6 @@
               <w:right w:val="single" w:sz="6" w:space="0" w:color="1F3864"/>
             </w:tcBorders>
             <w:shd w:val="clear" w:color="auto" w:fill="D9E2F3"/>
-            <w:tcMar>
-              <w:top w:w="50" w:type="dxa"/>
-              <w:left w:w="90" w:type="dxa"/>
-              <w:bottom w:w="50" w:type="dxa"/>
-              <w:right w:w="90" w:type="dxa"/>
-            </w:tcMar>
             <w:vAlign w:val="center"/>
           </w:tcPr>
           <w:p>
@@ -31136,12 +27792,6 @@
               <w:right w:val="single" w:sz="6" w:space="0" w:color="1F3864"/>
             </w:tcBorders>
             <w:shd w:val="clear" w:color="auto" w:fill="D9E2F3"/>
-            <w:tcMar>
-              <w:top w:w="50" w:type="dxa"/>
-              <w:left w:w="90" w:type="dxa"/>
-              <w:bottom w:w="50" w:type="dxa"/>
-              <w:right w:w="90" w:type="dxa"/>
-            </w:tcMar>
             <w:vAlign w:val="center"/>
           </w:tcPr>
           <w:p>
@@ -31174,12 +27824,6 @@
               <w:right w:val="single" w:sz="6" w:space="0" w:color="1F3864"/>
             </w:tcBorders>
             <w:shd w:val="clear" w:color="auto" w:fill="D9E2F3"/>
-            <w:tcMar>
-              <w:top w:w="50" w:type="dxa"/>
-              <w:left w:w="90" w:type="dxa"/>
-              <w:bottom w:w="50" w:type="dxa"/>
-              <w:right w:w="90" w:type="dxa"/>
-            </w:tcMar>
             <w:vAlign w:val="center"/>
           </w:tcPr>
           <w:p>
@@ -31212,12 +27856,6 @@
               <w:right w:val="single" w:sz="6" w:space="0" w:color="1F3864"/>
             </w:tcBorders>
             <w:shd w:val="clear" w:color="auto" w:fill="D9E2F3"/>
-            <w:tcMar>
-              <w:top w:w="50" w:type="dxa"/>
-              <w:left w:w="90" w:type="dxa"/>
-              <w:bottom w:w="50" w:type="dxa"/>
-              <w:right w:w="90" w:type="dxa"/>
-            </w:tcMar>
             <w:vAlign w:val="center"/>
           </w:tcPr>
           <w:p>
@@ -31277,12 +27915,6 @@
               <w:right w:val="single" w:sz="6" w:space="0" w:color="1F3864"/>
             </w:tcBorders>
             <w:shd w:val="clear" w:color="auto" w:fill="D9E2F3"/>
-            <w:tcMar>
-              <w:top w:w="50" w:type="dxa"/>
-              <w:left w:w="90" w:type="dxa"/>
-              <w:bottom w:w="50" w:type="dxa"/>
-              <w:right w:w="90" w:type="dxa"/>
-            </w:tcMar>
             <w:vAlign w:val="center"/>
           </w:tcPr>
           <w:p>
@@ -31315,12 +27947,6 @@
               <w:right w:val="single" w:sz="6" w:space="0" w:color="1F3864"/>
             </w:tcBorders>
             <w:shd w:val="clear" w:color="auto" w:fill="D9E2F3"/>
-            <w:tcMar>
-              <w:top w:w="50" w:type="dxa"/>
-              <w:left w:w="90" w:type="dxa"/>
-              <w:bottom w:w="50" w:type="dxa"/>
-              <w:right w:w="90" w:type="dxa"/>
-            </w:tcMar>
             <w:vAlign w:val="center"/>
           </w:tcPr>
           <w:p>
@@ -31353,12 +27979,6 @@
               <w:right w:val="single" w:sz="6" w:space="0" w:color="1F3864"/>
             </w:tcBorders>
             <w:shd w:val="clear" w:color="auto" w:fill="D9E2F3"/>
-            <w:tcMar>
-              <w:top w:w="50" w:type="dxa"/>
-              <w:left w:w="90" w:type="dxa"/>
-              <w:bottom w:w="50" w:type="dxa"/>
-              <w:right w:w="90" w:type="dxa"/>
-            </w:tcMar>
             <w:vAlign w:val="center"/>
           </w:tcPr>
           <w:p>
@@ -31391,12 +28011,6 @@
               <w:right w:val="single" w:sz="6" w:space="0" w:color="1F3864"/>
             </w:tcBorders>
             <w:shd w:val="clear" w:color="auto" w:fill="D9E2F3"/>
-            <w:tcMar>
-              <w:top w:w="50" w:type="dxa"/>
-              <w:left w:w="90" w:type="dxa"/>
-              <w:bottom w:w="50" w:type="dxa"/>
-              <w:right w:w="90" w:type="dxa"/>
-            </w:tcMar>
             <w:vAlign w:val="center"/>
           </w:tcPr>
           <w:p>
@@ -31456,12 +28070,6 @@
               <w:right w:val="single" w:sz="6" w:space="0" w:color="1F3864"/>
             </w:tcBorders>
             <w:shd w:val="clear" w:color="auto" w:fill="D9E2F3"/>
-            <w:tcMar>
-              <w:top w:w="50" w:type="dxa"/>
-              <w:left w:w="90" w:type="dxa"/>
-              <w:bottom w:w="50" w:type="dxa"/>
-              <w:right w:w="90" w:type="dxa"/>
-            </w:tcMar>
             <w:vAlign w:val="center"/>
           </w:tcPr>
           <w:p>
@@ -31494,12 +28102,6 @@
               <w:right w:val="single" w:sz="6" w:space="0" w:color="1F3864"/>
             </w:tcBorders>
             <w:shd w:val="clear" w:color="auto" w:fill="D9E2F3"/>
-            <w:tcMar>
-              <w:top w:w="50" w:type="dxa"/>
-              <w:left w:w="90" w:type="dxa"/>
-              <w:bottom w:w="50" w:type="dxa"/>
-              <w:right w:w="90" w:type="dxa"/>
-            </w:tcMar>
             <w:vAlign w:val="center"/>
           </w:tcPr>
           <w:p>
@@ -31532,12 +28134,6 @@
               <w:right w:val="single" w:sz="6" w:space="0" w:color="1F3864"/>
             </w:tcBorders>
             <w:shd w:val="clear" w:color="auto" w:fill="D9E2F3"/>
-            <w:tcMar>
-              <w:top w:w="50" w:type="dxa"/>
-              <w:left w:w="90" w:type="dxa"/>
-              <w:bottom w:w="50" w:type="dxa"/>
-              <w:right w:w="90" w:type="dxa"/>
-            </w:tcMar>
             <w:vAlign w:val="center"/>
           </w:tcPr>
           <w:p>
@@ -31570,12 +28166,6 @@
               <w:right w:val="single" w:sz="6" w:space="0" w:color="1F3864"/>
             </w:tcBorders>
             <w:shd w:val="clear" w:color="auto" w:fill="D9E2F3"/>
-            <w:tcMar>
-              <w:top w:w="50" w:type="dxa"/>
-              <w:left w:w="90" w:type="dxa"/>
-              <w:bottom w:w="50" w:type="dxa"/>
-              <w:right w:w="90" w:type="dxa"/>
-            </w:tcMar>
             <w:vAlign w:val="center"/>
           </w:tcPr>
           <w:p>
@@ -31635,12 +28225,6 @@
               <w:right w:val="single" w:sz="6" w:space="0" w:color="1F3864"/>
             </w:tcBorders>
             <w:shd w:val="clear" w:color="auto" w:fill="D9E2F3"/>
-            <w:tcMar>
-              <w:top w:w="50" w:type="dxa"/>
-              <w:left w:w="90" w:type="dxa"/>
-              <w:bottom w:w="50" w:type="dxa"/>
-              <w:right w:w="90" w:type="dxa"/>
-            </w:tcMar>
             <w:vAlign w:val="center"/>
           </w:tcPr>
           <w:p>
@@ -31685,12 +28269,6 @@
               <w:right w:val="single" w:sz="6" w:space="0" w:color="1F3864"/>
             </w:tcBorders>
             <w:shd w:val="clear" w:color="auto" w:fill="4472C4"/>
-            <w:tcMar>
-              <w:top w:w="50" w:type="dxa"/>
-              <w:left w:w="90" w:type="dxa"/>
-              <w:bottom w:w="50" w:type="dxa"/>
-              <w:right w:w="90" w:type="dxa"/>
-            </w:tcMar>
             <w:vAlign w:val="center"/>
           </w:tcPr>
           <w:p>
@@ -31757,12 +28335,6 @@
               <w:right w:val="single" w:sz="6" w:space="0" w:color="1F3864"/>
             </w:tcBorders>
             <w:shd w:val="clear" w:color="auto" w:fill="4472C4"/>
-            <w:tcMar>
-              <w:top w:w="50" w:type="dxa"/>
-              <w:left w:w="90" w:type="dxa"/>
-              <w:bottom w:w="50" w:type="dxa"/>
-              <w:right w:w="90" w:type="dxa"/>
-            </w:tcMar>
             <w:vAlign w:val="center"/>
           </w:tcPr>
           <w:p>
@@ -31802,12 +28374,6 @@
               <w:right w:val="single" w:sz="6" w:space="0" w:color="1F3864"/>
             </w:tcBorders>
             <w:shd w:val="clear" w:color="auto" w:fill="4472C4"/>
-            <w:tcMar>
-              <w:top w:w="50" w:type="dxa"/>
-              <w:left w:w="90" w:type="dxa"/>
-              <w:bottom w:w="50" w:type="dxa"/>
-              <w:right w:w="90" w:type="dxa"/>
-            </w:tcMar>
             <w:vAlign w:val="center"/>
           </w:tcPr>
           <w:p>
@@ -31847,12 +28413,6 @@
               <w:right w:val="single" w:sz="6" w:space="0" w:color="1F3864"/>
             </w:tcBorders>
             <w:shd w:val="clear" w:color="auto" w:fill="4472C4"/>
-            <w:tcMar>
-              <w:top w:w="50" w:type="dxa"/>
-              <w:left w:w="90" w:type="dxa"/>
-              <w:bottom w:w="50" w:type="dxa"/>
-              <w:right w:w="90" w:type="dxa"/>
-            </w:tcMar>
             <w:vAlign w:val="center"/>
           </w:tcPr>
           <w:p>
@@ -31892,12 +28452,6 @@
               <w:right w:val="single" w:sz="6" w:space="0" w:color="1F3864"/>
             </w:tcBorders>
             <w:shd w:val="clear" w:color="auto" w:fill="4472C4"/>
-            <w:tcMar>
-              <w:top w:w="50" w:type="dxa"/>
-              <w:left w:w="90" w:type="dxa"/>
-              <w:bottom w:w="50" w:type="dxa"/>
-              <w:right w:w="90" w:type="dxa"/>
-            </w:tcMar>
             <w:vAlign w:val="center"/>
           </w:tcPr>
           <w:p>
@@ -31964,12 +28518,6 @@
               <w:right w:val="single" w:sz="6" w:space="0" w:color="1F3864"/>
             </w:tcBorders>
             <w:shd w:val="clear" w:color="auto" w:fill="D9E2F3"/>
-            <w:tcMar>
-              <w:top w:w="50" w:type="dxa"/>
-              <w:left w:w="90" w:type="dxa"/>
-              <w:bottom w:w="50" w:type="dxa"/>
-              <w:right w:w="90" w:type="dxa"/>
-            </w:tcMar>
             <w:vAlign w:val="center"/>
           </w:tcPr>
           <w:p>
@@ -32002,12 +28550,6 @@
               <w:right w:val="single" w:sz="6" w:space="0" w:color="1F3864"/>
             </w:tcBorders>
             <w:shd w:val="clear" w:color="auto" w:fill="D9E2F3"/>
-            <w:tcMar>
-              <w:top w:w="50" w:type="dxa"/>
-              <w:left w:w="90" w:type="dxa"/>
-              <w:bottom w:w="50" w:type="dxa"/>
-              <w:right w:w="90" w:type="dxa"/>
-            </w:tcMar>
             <w:vAlign w:val="center"/>
           </w:tcPr>
           <w:p>
@@ -32040,12 +28582,6 @@
               <w:right w:val="single" w:sz="6" w:space="0" w:color="1F3864"/>
             </w:tcBorders>
             <w:shd w:val="clear" w:color="auto" w:fill="D9E2F3"/>
-            <w:tcMar>
-              <w:top w:w="50" w:type="dxa"/>
-              <w:left w:w="90" w:type="dxa"/>
-              <w:bottom w:w="50" w:type="dxa"/>
-              <w:right w:w="90" w:type="dxa"/>
-            </w:tcMar>
             <w:vAlign w:val="center"/>
           </w:tcPr>
           <w:p>
@@ -32078,12 +28614,6 @@
               <w:right w:val="single" w:sz="6" w:space="0" w:color="1F3864"/>
             </w:tcBorders>
             <w:shd w:val="clear" w:color="auto" w:fill="D9E2F3"/>
-            <w:tcMar>
-              <w:top w:w="50" w:type="dxa"/>
-              <w:left w:w="90" w:type="dxa"/>
-              <w:bottom w:w="50" w:type="dxa"/>
-              <w:right w:w="90" w:type="dxa"/>
-            </w:tcMar>
             <w:vAlign w:val="center"/>
           </w:tcPr>
           <w:p>
@@ -32143,12 +28673,6 @@
               <w:right w:val="single" w:sz="6" w:space="0" w:color="1F3864"/>
             </w:tcBorders>
             <w:shd w:val="clear" w:color="auto" w:fill="D9E2F3"/>
-            <w:tcMar>
-              <w:top w:w="50" w:type="dxa"/>
-              <w:left w:w="90" w:type="dxa"/>
-              <w:bottom w:w="50" w:type="dxa"/>
-              <w:right w:w="90" w:type="dxa"/>
-            </w:tcMar>
             <w:vAlign w:val="center"/>
           </w:tcPr>
           <w:p>
@@ -32181,12 +28705,6 @@
               <w:right w:val="single" w:sz="6" w:space="0" w:color="1F3864"/>
             </w:tcBorders>
             <w:shd w:val="clear" w:color="auto" w:fill="D9E2F3"/>
-            <w:tcMar>
-              <w:top w:w="50" w:type="dxa"/>
-              <w:left w:w="90" w:type="dxa"/>
-              <w:bottom w:w="50" w:type="dxa"/>
-              <w:right w:w="90" w:type="dxa"/>
-            </w:tcMar>
             <w:vAlign w:val="center"/>
           </w:tcPr>
           <w:p>
@@ -32219,12 +28737,6 @@
               <w:right w:val="single" w:sz="6" w:space="0" w:color="1F3864"/>
             </w:tcBorders>
             <w:shd w:val="clear" w:color="auto" w:fill="D9E2F3"/>
-            <w:tcMar>
-              <w:top w:w="50" w:type="dxa"/>
-              <w:left w:w="90" w:type="dxa"/>
-              <w:bottom w:w="50" w:type="dxa"/>
-              <w:right w:w="90" w:type="dxa"/>
-            </w:tcMar>
             <w:vAlign w:val="center"/>
           </w:tcPr>
           <w:p>
@@ -32257,12 +28769,6 @@
               <w:right w:val="single" w:sz="6" w:space="0" w:color="1F3864"/>
             </w:tcBorders>
             <w:shd w:val="clear" w:color="auto" w:fill="D9E2F3"/>
-            <w:tcMar>
-              <w:top w:w="50" w:type="dxa"/>
-              <w:left w:w="90" w:type="dxa"/>
-              <w:bottom w:w="50" w:type="dxa"/>
-              <w:right w:w="90" w:type="dxa"/>
-            </w:tcMar>
             <w:vAlign w:val="center"/>
           </w:tcPr>
           <w:p>
@@ -32322,12 +28828,6 @@
               <w:right w:val="single" w:sz="6" w:space="0" w:color="1F3864"/>
             </w:tcBorders>
             <w:shd w:val="clear" w:color="auto" w:fill="D9E2F3"/>
-            <w:tcMar>
-              <w:top w:w="50" w:type="dxa"/>
-              <w:left w:w="90" w:type="dxa"/>
-              <w:bottom w:w="50" w:type="dxa"/>
-              <w:right w:w="90" w:type="dxa"/>
-            </w:tcMar>
             <w:vAlign w:val="center"/>
           </w:tcPr>
           <w:p>
@@ -32360,12 +28860,6 @@
               <w:right w:val="single" w:sz="6" w:space="0" w:color="1F3864"/>
             </w:tcBorders>
             <w:shd w:val="clear" w:color="auto" w:fill="D9E2F3"/>
-            <w:tcMar>
-              <w:top w:w="50" w:type="dxa"/>
-              <w:left w:w="90" w:type="dxa"/>
-              <w:bottom w:w="50" w:type="dxa"/>
-              <w:right w:w="90" w:type="dxa"/>
-            </w:tcMar>
             <w:vAlign w:val="center"/>
           </w:tcPr>
           <w:p>
@@ -32398,12 +28892,6 @@
               <w:right w:val="single" w:sz="6" w:space="0" w:color="1F3864"/>
             </w:tcBorders>
             <w:shd w:val="clear" w:color="auto" w:fill="D9E2F3"/>
-            <w:tcMar>
-              <w:top w:w="50" w:type="dxa"/>
-              <w:left w:w="90" w:type="dxa"/>
-              <w:bottom w:w="50" w:type="dxa"/>
-              <w:right w:w="90" w:type="dxa"/>
-            </w:tcMar>
             <w:vAlign w:val="center"/>
           </w:tcPr>
           <w:p>
@@ -32436,12 +28924,6 @@
               <w:right w:val="single" w:sz="6" w:space="0" w:color="1F3864"/>
             </w:tcBorders>
             <w:shd w:val="clear" w:color="auto" w:fill="D9E2F3"/>
-            <w:tcMar>
-              <w:top w:w="50" w:type="dxa"/>
-              <w:left w:w="90" w:type="dxa"/>
-              <w:bottom w:w="50" w:type="dxa"/>
-              <w:right w:w="90" w:type="dxa"/>
-            </w:tcMar>
             <w:vAlign w:val="center"/>
           </w:tcPr>
           <w:p>
@@ -32500,12 +28982,6 @@
               <w:right w:val="single" w:sz="6" w:space="0" w:color="1F3864"/>
             </w:tcBorders>
             <w:shd w:val="clear" w:color="auto" w:fill="4472C4"/>
-            <w:tcMar>
-              <w:top w:w="50" w:type="dxa"/>
-              <w:left w:w="90" w:type="dxa"/>
-              <w:bottom w:w="50" w:type="dxa"/>
-              <w:right w:w="90" w:type="dxa"/>
-            </w:tcMar>
             <w:vAlign w:val="center"/>
           </w:tcPr>
           <w:p>
@@ -32544,12 +29020,6 @@
               <w:right w:val="single" w:sz="6" w:space="0" w:color="1F3864"/>
             </w:tcBorders>
             <w:shd w:val="clear" w:color="auto" w:fill="4472C4"/>
-            <w:tcMar>
-              <w:top w:w="50" w:type="dxa"/>
-              <w:left w:w="90" w:type="dxa"/>
-              <w:bottom w:w="50" w:type="dxa"/>
-              <w:right w:w="90" w:type="dxa"/>
-            </w:tcMar>
             <w:vAlign w:val="center"/>
           </w:tcPr>
           <w:p>
@@ -32579,6 +29049,55 @@
           </w:p>
         </w:tc>
       </w:tr>
+    </w:tbl>
+    <w:p>
+      <w:pPr>
+        <w:spacing w:before="0" w:after="0" w:line="240" w:lineRule="auto"/>
+        <w:rPr>
+          <w:sz w:val="18"/>
+          <w:szCs w:val="18"/>
+        </w:rPr>
+      </w:pPr>
+    </w:p>
+    <w:tbl>
+      <w:tblPr>
+        <w:tblW w:w="9405" w:type="dxa"/>
+        <w:jc w:val="center"/>
+        <w:tblBorders>
+          <w:top w:val="single" w:sz="6" w:space="0" w:color="1F3864"/>
+          <w:left w:val="single" w:sz="6" w:space="0" w:color="1F3864"/>
+          <w:bottom w:val="single" w:sz="6" w:space="0" w:color="1F3864"/>
+          <w:right w:val="single" w:sz="6" w:space="0" w:color="1F3864"/>
+          <w:insideH w:val="single" w:sz="6" w:space="0" w:color="1F3864"/>
+          <w:insideV w:val="single" w:sz="6" w:space="0" w:color="1F3864"/>
+        </w:tblBorders>
+        <w:tblLayout w:type="fixed"/>
+        <w:tblCellMar>
+          <w:top w:w="40" w:type="dxa"/>
+          <w:left w:w="90" w:type="dxa"/>
+          <w:bottom w:w="40" w:type="dxa"/>
+          <w:right w:w="90" w:type="dxa"/>
+        </w:tblCellMar>
+        <w:tblLook w:val="04A0" w:firstRow="1" w:lastRow="0" w:firstColumn="1" w:lastColumn="0" w:noHBand="0" w:noVBand="1"/>
+      </w:tblPr>
+      <w:tblGrid>
+        <w:gridCol w:w="1175"/>
+        <w:gridCol w:w="391"/>
+        <w:gridCol w:w="391"/>
+        <w:gridCol w:w="391"/>
+        <w:gridCol w:w="783"/>
+        <w:gridCol w:w="391"/>
+        <w:gridCol w:w="391"/>
+        <w:gridCol w:w="783"/>
+        <w:gridCol w:w="783"/>
+        <w:gridCol w:w="391"/>
+        <w:gridCol w:w="391"/>
+        <w:gridCol w:w="391"/>
+        <w:gridCol w:w="391"/>
+        <w:gridCol w:w="391"/>
+        <w:gridCol w:w="391"/>
+        <w:gridCol w:w="1567"/>
+      </w:tblGrid>
       <w:tr>
         <w:tc>
           <w:tcPr>
@@ -32591,12 +29110,6 @@
               <w:right w:val="single" w:sz="6" w:space="0" w:color="1F3864"/>
             </w:tcBorders>
             <w:shd w:val="clear" w:color="auto" w:fill="D9E2F3"/>
-            <w:tcMar>
-              <w:top w:w="50" w:type="dxa"/>
-              <w:left w:w="90" w:type="dxa"/>
-              <w:bottom w:w="50" w:type="dxa"/>
-              <w:right w:w="90" w:type="dxa"/>
-            </w:tcMar>
           </w:tcPr>
           <w:p>
             <w:pPr>
@@ -32919,12 +29432,6 @@
               <w:right w:val="single" w:sz="6" w:space="0" w:color="1F3864"/>
             </w:tcBorders>
             <w:shd w:val="clear" w:color="auto" w:fill="D9E2F3"/>
-            <w:tcMar>
-              <w:top w:w="50" w:type="dxa"/>
-              <w:left w:w="90" w:type="dxa"/>
-              <w:bottom w:w="50" w:type="dxa"/>
-              <w:right w:w="90" w:type="dxa"/>
-            </w:tcMar>
           </w:tcPr>
           <w:p>
             <w:pPr>
